--- a/docs/documentatie.docx
+++ b/docs/documentatie.docx
@@ -624,21 +624,7 @@
             <w:rStyle w:val="Hyperlink"/>
             <w:noProof/>
           </w:rPr>
-          <w:t>Sc</w:t>
-        </w:r>
-        <w:r>
-          <w:rPr>
-            <w:rStyle w:val="Hyperlink"/>
-            <w:noProof/>
-          </w:rPr>
-          <w:t>o</w:t>
-        </w:r>
-        <w:r>
-          <w:rPr>
-            <w:rStyle w:val="Hyperlink"/>
-            <w:noProof/>
-          </w:rPr>
-          <w:t>p</w:t>
+          <w:t>Scop</w:t>
         </w:r>
         <w:r>
           <w:rPr>
@@ -1219,6 +1205,14 @@
       </w:r>
       <w:proofErr w:type="spellEnd"/>
       <w:r>
+        <w:t xml:space="preserve">, </w:t>
+      </w:r>
+      <w:proofErr w:type="spellStart"/>
+      <w:r>
+        <w:t>programări</w:t>
+      </w:r>
+      <w:proofErr w:type="spellEnd"/>
+      <w:r>
         <w:t xml:space="preserve"> </w:t>
       </w:r>
       <w:proofErr w:type="spellStart"/>
@@ -1306,6 +1300,300 @@
       <w:pPr>
         <w:spacing w:after="160" w:line="278" w:lineRule="auto"/>
       </w:pPr>
+      <w:proofErr w:type="spellStart"/>
+      <w:r>
+        <w:t>În</w:t>
+      </w:r>
+      <w:proofErr w:type="spellEnd"/>
+      <w:r>
+        <w:t xml:space="preserve"> mod </w:t>
+      </w:r>
+      <w:proofErr w:type="spellStart"/>
+      <w:r>
+        <w:t>obișnuit</w:t>
+      </w:r>
+      <w:proofErr w:type="spellEnd"/>
+      <w:r>
+        <w:t xml:space="preserve">, </w:t>
+      </w:r>
+      <w:proofErr w:type="spellStart"/>
+      <w:r>
+        <w:t>procesele</w:t>
+      </w:r>
+      <w:proofErr w:type="spellEnd"/>
+      <w:r>
+        <w:t xml:space="preserve"> din service-</w:t>
+      </w:r>
+      <w:proofErr w:type="spellStart"/>
+      <w:r>
+        <w:t>uri</w:t>
+      </w:r>
+      <w:proofErr w:type="spellEnd"/>
+      <w:r>
+        <w:t xml:space="preserve"> sunt fragmentate, </w:t>
+      </w:r>
+      <w:proofErr w:type="spellStart"/>
+      <w:r>
+        <w:t>iar</w:t>
+      </w:r>
+      <w:proofErr w:type="spellEnd"/>
+      <w:r>
+        <w:t xml:space="preserve"> </w:t>
+      </w:r>
+      <w:proofErr w:type="spellStart"/>
+      <w:r>
+        <w:t>evidențele</w:t>
+      </w:r>
+      <w:proofErr w:type="spellEnd"/>
+      <w:r>
+        <w:t xml:space="preserve"> sunt </w:t>
+      </w:r>
+      <w:proofErr w:type="spellStart"/>
+      <w:r>
+        <w:t>ținute</w:t>
+      </w:r>
+      <w:proofErr w:type="spellEnd"/>
+      <w:r>
+        <w:t xml:space="preserve"> pe </w:t>
+      </w:r>
+      <w:proofErr w:type="spellStart"/>
+      <w:r>
+        <w:t>hârtie</w:t>
+      </w:r>
+      <w:proofErr w:type="spellEnd"/>
+      <w:r>
+        <w:t xml:space="preserve"> </w:t>
+      </w:r>
+      <w:proofErr w:type="spellStart"/>
+      <w:r>
+        <w:t>sau</w:t>
+      </w:r>
+      <w:proofErr w:type="spellEnd"/>
+      <w:r>
+        <w:t xml:space="preserve"> </w:t>
+      </w:r>
+      <w:proofErr w:type="spellStart"/>
+      <w:r>
+        <w:t>în</w:t>
+      </w:r>
+      <w:proofErr w:type="spellEnd"/>
+      <w:r>
+        <w:t xml:space="preserve"> </w:t>
+      </w:r>
+      <w:proofErr w:type="spellStart"/>
+      <w:r>
+        <w:t>aplicații</w:t>
+      </w:r>
+      <w:proofErr w:type="spellEnd"/>
+      <w:r>
+        <w:t xml:space="preserve"> separate. Din </w:t>
+      </w:r>
+      <w:proofErr w:type="spellStart"/>
+      <w:r>
+        <w:t>această</w:t>
+      </w:r>
+      <w:proofErr w:type="spellEnd"/>
+      <w:r>
+        <w:t xml:space="preserve"> </w:t>
+      </w:r>
+      <w:proofErr w:type="spellStart"/>
+      <w:r>
+        <w:t>cauză</w:t>
+      </w:r>
+      <w:proofErr w:type="spellEnd"/>
+      <w:r>
+        <w:t xml:space="preserve"> apar </w:t>
+      </w:r>
+      <w:proofErr w:type="spellStart"/>
+      <w:r>
+        <w:t>frecvent</w:t>
+      </w:r>
+      <w:proofErr w:type="spellEnd"/>
+      <w:r>
+        <w:t xml:space="preserve"> </w:t>
+      </w:r>
+      <w:proofErr w:type="spellStart"/>
+      <w:r>
+        <w:t>neconcordanțe</w:t>
+      </w:r>
+      <w:proofErr w:type="spellEnd"/>
+      <w:r>
+        <w:t xml:space="preserve"> </w:t>
+      </w:r>
+      <w:proofErr w:type="spellStart"/>
+      <w:r>
+        <w:t>în</w:t>
+      </w:r>
+      <w:proofErr w:type="spellEnd"/>
+      <w:r>
+        <w:t xml:space="preserve"> </w:t>
+      </w:r>
+      <w:proofErr w:type="spellStart"/>
+      <w:r>
+        <w:t>stocurile</w:t>
+      </w:r>
+      <w:proofErr w:type="spellEnd"/>
+      <w:r>
+        <w:t xml:space="preserve"> de </w:t>
+      </w:r>
+      <w:proofErr w:type="spellStart"/>
+      <w:r>
+        <w:t>piese</w:t>
+      </w:r>
+      <w:proofErr w:type="spellEnd"/>
+      <w:r>
+        <w:t>,</w:t>
+      </w:r>
+      <w:r>
+        <w:t xml:space="preserve"> </w:t>
+      </w:r>
+      <w:proofErr w:type="spellStart"/>
+      <w:r>
+        <w:t>suprapuneri</w:t>
+      </w:r>
+      <w:proofErr w:type="spellEnd"/>
+      <w:r>
+        <w:t xml:space="preserve"> </w:t>
+      </w:r>
+      <w:proofErr w:type="spellStart"/>
+      <w:r>
+        <w:t>în</w:t>
+      </w:r>
+      <w:proofErr w:type="spellEnd"/>
+      <w:r>
+        <w:t xml:space="preserve"> </w:t>
+      </w:r>
+      <w:proofErr w:type="spellStart"/>
+      <w:r>
+        <w:t>calendarul</w:t>
+      </w:r>
+      <w:proofErr w:type="spellEnd"/>
+      <w:r>
+        <w:t xml:space="preserve"> de </w:t>
+      </w:r>
+      <w:proofErr w:type="spellStart"/>
+      <w:r>
+        <w:t>programări</w:t>
+      </w:r>
+      <w:proofErr w:type="spellEnd"/>
+      <w:r>
+        <w:t>,</w:t>
+      </w:r>
+      <w:r>
+        <w:t xml:space="preserve"> se </w:t>
+      </w:r>
+      <w:proofErr w:type="spellStart"/>
+      <w:r>
+        <w:t>întârzie</w:t>
+      </w:r>
+      <w:proofErr w:type="spellEnd"/>
+      <w:r>
+        <w:t xml:space="preserve"> </w:t>
+      </w:r>
+      <w:proofErr w:type="spellStart"/>
+      <w:r>
+        <w:t>predarea</w:t>
+      </w:r>
+      <w:proofErr w:type="spellEnd"/>
+      <w:r>
+        <w:t xml:space="preserve"> </w:t>
+      </w:r>
+      <w:proofErr w:type="spellStart"/>
+      <w:r>
+        <w:t>mașinilor</w:t>
+      </w:r>
+      <w:proofErr w:type="spellEnd"/>
+      <w:r>
+        <w:t xml:space="preserve"> </w:t>
+      </w:r>
+      <w:proofErr w:type="spellStart"/>
+      <w:r>
+        <w:t>către</w:t>
+      </w:r>
+      <w:proofErr w:type="spellEnd"/>
+      <w:r>
+        <w:t xml:space="preserve"> </w:t>
+      </w:r>
+      <w:proofErr w:type="spellStart"/>
+      <w:r>
+        <w:t>clienți</w:t>
+      </w:r>
+      <w:proofErr w:type="spellEnd"/>
+      <w:r>
+        <w:t xml:space="preserve">, </w:t>
+      </w:r>
+      <w:proofErr w:type="spellStart"/>
+      <w:r>
+        <w:t>iar</w:t>
+      </w:r>
+      <w:proofErr w:type="spellEnd"/>
+      <w:r>
+        <w:t xml:space="preserve"> </w:t>
+      </w:r>
+      <w:proofErr w:type="spellStart"/>
+      <w:r>
+        <w:t>mecanicii</w:t>
+      </w:r>
+      <w:proofErr w:type="spellEnd"/>
+      <w:r>
+        <w:t xml:space="preserve"> </w:t>
+      </w:r>
+      <w:proofErr w:type="spellStart"/>
+      <w:r>
+        <w:t>pierd</w:t>
+      </w:r>
+      <w:proofErr w:type="spellEnd"/>
+      <w:r>
+        <w:t xml:space="preserve"> </w:t>
+      </w:r>
+      <w:proofErr w:type="spellStart"/>
+      <w:r>
+        <w:t>timp</w:t>
+      </w:r>
+      <w:proofErr w:type="spellEnd"/>
+      <w:r>
+        <w:t xml:space="preserve"> la </w:t>
+      </w:r>
+      <w:proofErr w:type="spellStart"/>
+      <w:r>
+        <w:t>diagnoză</w:t>
+      </w:r>
+      <w:proofErr w:type="spellEnd"/>
+      <w:r>
+        <w:t xml:space="preserve"> </w:t>
+      </w:r>
+      <w:proofErr w:type="spellStart"/>
+      <w:r>
+        <w:t>fără</w:t>
+      </w:r>
+      <w:proofErr w:type="spellEnd"/>
+      <w:r>
+        <w:t xml:space="preserve"> un </w:t>
+      </w:r>
+      <w:proofErr w:type="spellStart"/>
+      <w:r>
+        <w:t>acces</w:t>
+      </w:r>
+      <w:proofErr w:type="spellEnd"/>
+      <w:r>
+        <w:t xml:space="preserve"> rapid la </w:t>
+      </w:r>
+      <w:proofErr w:type="spellStart"/>
+      <w:r>
+        <w:t>istoricul</w:t>
+      </w:r>
+      <w:proofErr w:type="spellEnd"/>
+      <w:r>
+        <w:t xml:space="preserve"> </w:t>
+      </w:r>
+      <w:proofErr w:type="spellStart"/>
+      <w:r>
+        <w:t>defecțiunilor</w:t>
+      </w:r>
+      <w:proofErr w:type="spellEnd"/>
+      <w:r>
+        <w:t>.</w:t>
+      </w:r>
     </w:p>
     <w:p>
       <w:pPr>
@@ -1313,445 +1601,171 @@
       </w:pPr>
       <w:proofErr w:type="spellStart"/>
       <w:r>
+        <w:t>Sistemul</w:t>
+      </w:r>
+      <w:proofErr w:type="spellEnd"/>
+      <w:r>
+        <w:t xml:space="preserve"> </w:t>
+      </w:r>
+      <w:proofErr w:type="spellStart"/>
+      <w:r>
+        <w:t>unifică</w:t>
+      </w:r>
+      <w:proofErr w:type="spellEnd"/>
+      <w:r>
+        <w:t xml:space="preserve"> </w:t>
+      </w:r>
+      <w:proofErr w:type="spellStart"/>
+      <w:r>
+        <w:t>toate</w:t>
+      </w:r>
+      <w:proofErr w:type="spellEnd"/>
+      <w:r>
+        <w:t xml:space="preserve"> </w:t>
+      </w:r>
+      <w:proofErr w:type="spellStart"/>
+      <w:r>
+        <w:t>aceste</w:t>
+      </w:r>
+      <w:proofErr w:type="spellEnd"/>
+      <w:r>
+        <w:t xml:space="preserve"> date </w:t>
+      </w:r>
+      <w:proofErr w:type="spellStart"/>
+      <w:r>
+        <w:t>într</w:t>
+      </w:r>
+      <w:proofErr w:type="spellEnd"/>
+      <w:r>
+        <w:t xml:space="preserve">-o </w:t>
+      </w:r>
+      <w:proofErr w:type="spellStart"/>
+      <w:r>
+        <w:t>bază</w:t>
+      </w:r>
+      <w:proofErr w:type="spellEnd"/>
+      <w:r>
+        <w:t xml:space="preserve"> de date </w:t>
+      </w:r>
+      <w:proofErr w:type="spellStart"/>
+      <w:r>
+        <w:t>relațională</w:t>
+      </w:r>
+      <w:proofErr w:type="spellEnd"/>
+      <w:r>
+        <w:t xml:space="preserve"> </w:t>
+      </w:r>
+      <w:proofErr w:type="spellStart"/>
+      <w:r>
+        <w:t>normalizată</w:t>
+      </w:r>
+      <w:proofErr w:type="spellEnd"/>
+      <w:r>
+        <w:t xml:space="preserve">, </w:t>
+      </w:r>
+      <w:proofErr w:type="spellStart"/>
+      <w:r>
+        <w:t>calculând</w:t>
+      </w:r>
+      <w:proofErr w:type="spellEnd"/>
+      <w:r>
+        <w:t xml:space="preserve"> automat </w:t>
+      </w:r>
+      <w:proofErr w:type="spellStart"/>
+      <w:r>
+        <w:t>devizele</w:t>
+      </w:r>
+      <w:proofErr w:type="spellEnd"/>
+      <w:r>
+        <w:t xml:space="preserve"> de </w:t>
+      </w:r>
+      <w:proofErr w:type="spellStart"/>
+      <w:r>
+        <w:t>manoperă</w:t>
+      </w:r>
+      <w:proofErr w:type="spellEnd"/>
+      <w:r>
+        <w:t xml:space="preserve"> </w:t>
+      </w:r>
+      <w:proofErr w:type="spellStart"/>
+      <w:r>
+        <w:t>și</w:t>
+      </w:r>
+      <w:proofErr w:type="spellEnd"/>
+      <w:r>
+        <w:t xml:space="preserve"> </w:t>
+      </w:r>
+      <w:proofErr w:type="spellStart"/>
+      <w:r>
+        <w:t>piese</w:t>
+      </w:r>
+      <w:proofErr w:type="spellEnd"/>
+      <w:r>
+        <w:t xml:space="preserve">, </w:t>
+      </w:r>
+      <w:proofErr w:type="spellStart"/>
+      <w:r>
+        <w:t>scăzând</w:t>
+      </w:r>
+      <w:proofErr w:type="spellEnd"/>
+      <w:r>
+        <w:t xml:space="preserve"> </w:t>
+      </w:r>
+      <w:proofErr w:type="spellStart"/>
+      <w:r>
+        <w:t>produsele</w:t>
+      </w:r>
+      <w:proofErr w:type="spellEnd"/>
+      <w:r>
+        <w:t xml:space="preserve"> din </w:t>
+      </w:r>
+      <w:proofErr w:type="spellStart"/>
+      <w:r>
+        <w:t>magazie</w:t>
+      </w:r>
+      <w:proofErr w:type="spellEnd"/>
+      <w:r>
+        <w:t xml:space="preserve"> </w:t>
+      </w:r>
+      <w:proofErr w:type="spellStart"/>
+      <w:r>
+        <w:t>și</w:t>
+      </w:r>
+      <w:proofErr w:type="spellEnd"/>
+      <w:r>
+        <w:t xml:space="preserve"> </w:t>
+      </w:r>
+      <w:proofErr w:type="spellStart"/>
+      <w:r>
+        <w:t>urmărind</w:t>
+      </w:r>
+      <w:proofErr w:type="spellEnd"/>
+      <w:r>
+        <w:t xml:space="preserve"> </w:t>
+      </w:r>
+      <w:proofErr w:type="spellStart"/>
+      <w:r>
+        <w:t>expirarea</w:t>
+      </w:r>
+      <w:proofErr w:type="spellEnd"/>
+      <w:r>
+        <w:t xml:space="preserve"> </w:t>
+      </w:r>
+      <w:proofErr w:type="spellStart"/>
+      <w:r>
+        <w:t>inspecțiilor</w:t>
+      </w:r>
+      <w:proofErr w:type="spellEnd"/>
+      <w:r>
+        <w:t xml:space="preserve"> ITP. </w:t>
+      </w:r>
+      <w:proofErr w:type="spellStart"/>
+      <w:r>
         <w:t>În</w:t>
       </w:r>
       <w:proofErr w:type="spellEnd"/>
       <w:r>
-        <w:t xml:space="preserve"> mod </w:t>
-      </w:r>
-      <w:proofErr w:type="spellStart"/>
-      <w:r>
-        <w:t>obișnuit</w:t>
-      </w:r>
-      <w:proofErr w:type="spellEnd"/>
-      <w:r>
-        <w:t xml:space="preserve">, </w:t>
-      </w:r>
-      <w:proofErr w:type="spellStart"/>
-      <w:r>
-        <w:t>procesele</w:t>
-      </w:r>
-      <w:proofErr w:type="spellEnd"/>
-      <w:r>
-        <w:t xml:space="preserve"> din service-</w:t>
-      </w:r>
-      <w:proofErr w:type="spellStart"/>
-      <w:r>
-        <w:t>uri</w:t>
-      </w:r>
-      <w:proofErr w:type="spellEnd"/>
-      <w:r>
-        <w:t xml:space="preserve"> sunt fragmentate, </w:t>
-      </w:r>
-      <w:proofErr w:type="spellStart"/>
-      <w:r>
-        <w:t>iar</w:t>
-      </w:r>
-      <w:proofErr w:type="spellEnd"/>
-      <w:r>
-        <w:t xml:space="preserve"> </w:t>
-      </w:r>
-      <w:proofErr w:type="spellStart"/>
-      <w:r>
-        <w:t>evidențele</w:t>
-      </w:r>
-      <w:proofErr w:type="spellEnd"/>
-      <w:r>
-        <w:t xml:space="preserve"> sunt </w:t>
-      </w:r>
-      <w:proofErr w:type="spellStart"/>
-      <w:r>
-        <w:t>ținute</w:t>
-      </w:r>
-      <w:proofErr w:type="spellEnd"/>
-      <w:r>
-        <w:t xml:space="preserve"> pe </w:t>
-      </w:r>
-      <w:proofErr w:type="spellStart"/>
-      <w:r>
-        <w:t>hârtie</w:t>
-      </w:r>
-      <w:proofErr w:type="spellEnd"/>
-      <w:r>
-        <w:t xml:space="preserve"> </w:t>
-      </w:r>
-      <w:proofErr w:type="spellStart"/>
-      <w:r>
-        <w:t>sau</w:t>
-      </w:r>
-      <w:proofErr w:type="spellEnd"/>
-      <w:r>
-        <w:t xml:space="preserve"> </w:t>
-      </w:r>
-      <w:proofErr w:type="spellStart"/>
-      <w:r>
-        <w:t>în</w:t>
-      </w:r>
-      <w:proofErr w:type="spellEnd"/>
-      <w:r>
-        <w:t xml:space="preserve"> </w:t>
-      </w:r>
-      <w:proofErr w:type="spellStart"/>
-      <w:r>
-        <w:t>aplicații</w:t>
-      </w:r>
-      <w:proofErr w:type="spellEnd"/>
-      <w:r>
-        <w:t xml:space="preserve"> separate. Din </w:t>
-      </w:r>
-      <w:proofErr w:type="spellStart"/>
-      <w:r>
-        <w:t>această</w:t>
-      </w:r>
-      <w:proofErr w:type="spellEnd"/>
-      <w:r>
-        <w:t xml:space="preserve"> </w:t>
-      </w:r>
-      <w:proofErr w:type="spellStart"/>
-      <w:r>
-        <w:t>cauză</w:t>
-      </w:r>
-      <w:proofErr w:type="spellEnd"/>
-      <w:r>
-        <w:t xml:space="preserve"> apar </w:t>
-      </w:r>
-      <w:proofErr w:type="spellStart"/>
-      <w:r>
-        <w:t>frecvent</w:t>
-      </w:r>
-      <w:proofErr w:type="spellEnd"/>
-      <w:r>
-        <w:t xml:space="preserve"> </w:t>
-      </w:r>
-      <w:proofErr w:type="spellStart"/>
-      <w:r>
-        <w:t>neconcordanțe</w:t>
-      </w:r>
-      <w:proofErr w:type="spellEnd"/>
-      <w:r>
-        <w:t xml:space="preserve"> </w:t>
-      </w:r>
-      <w:proofErr w:type="spellStart"/>
-      <w:r>
-        <w:t>în</w:t>
-      </w:r>
-      <w:proofErr w:type="spellEnd"/>
-      <w:r>
-        <w:t xml:space="preserve"> </w:t>
-      </w:r>
-      <w:proofErr w:type="spellStart"/>
-      <w:r>
-        <w:t>stocurile</w:t>
-      </w:r>
-      <w:proofErr w:type="spellEnd"/>
-      <w:r>
-        <w:t xml:space="preserve"> de </w:t>
-      </w:r>
-      <w:proofErr w:type="spellStart"/>
-      <w:r>
-        <w:t>piese</w:t>
-      </w:r>
-      <w:proofErr w:type="spellEnd"/>
-      <w:r>
-        <w:t xml:space="preserve">, se </w:t>
-      </w:r>
-      <w:proofErr w:type="spellStart"/>
-      <w:r>
-        <w:t>întârzie</w:t>
-      </w:r>
-      <w:proofErr w:type="spellEnd"/>
-      <w:r>
-        <w:t xml:space="preserve"> </w:t>
-      </w:r>
-      <w:proofErr w:type="spellStart"/>
-      <w:r>
-        <w:t>predarea</w:t>
-      </w:r>
-      <w:proofErr w:type="spellEnd"/>
-      <w:r>
-        <w:t xml:space="preserve"> </w:t>
-      </w:r>
-      <w:proofErr w:type="spellStart"/>
-      <w:r>
-        <w:t>mașinilor</w:t>
-      </w:r>
-      <w:proofErr w:type="spellEnd"/>
-      <w:r>
-        <w:t xml:space="preserve"> </w:t>
-      </w:r>
-      <w:proofErr w:type="spellStart"/>
-      <w:r>
-        <w:t>către</w:t>
-      </w:r>
-      <w:proofErr w:type="spellEnd"/>
-      <w:r>
-        <w:t xml:space="preserve"> </w:t>
-      </w:r>
-      <w:proofErr w:type="spellStart"/>
-      <w:r>
-        <w:t>clienți</w:t>
-      </w:r>
-      <w:proofErr w:type="spellEnd"/>
-      <w:r>
-        <w:t xml:space="preserve">, </w:t>
-      </w:r>
-      <w:proofErr w:type="spellStart"/>
-      <w:r>
-        <w:t>iar</w:t>
-      </w:r>
-      <w:proofErr w:type="spellEnd"/>
-      <w:r>
-        <w:t xml:space="preserve"> </w:t>
-      </w:r>
-      <w:proofErr w:type="spellStart"/>
-      <w:r>
-        <w:t>mecanicii</w:t>
-      </w:r>
-      <w:proofErr w:type="spellEnd"/>
-      <w:r>
-        <w:t xml:space="preserve"> </w:t>
-      </w:r>
-      <w:proofErr w:type="spellStart"/>
-      <w:r>
-        <w:t>pierd</w:t>
-      </w:r>
-      <w:proofErr w:type="spellEnd"/>
-      <w:r>
-        <w:t xml:space="preserve"> </w:t>
-      </w:r>
-      <w:proofErr w:type="spellStart"/>
-      <w:r>
-        <w:t>timp</w:t>
-      </w:r>
-      <w:proofErr w:type="spellEnd"/>
-      <w:r>
-        <w:t xml:space="preserve"> la </w:t>
-      </w:r>
-      <w:proofErr w:type="spellStart"/>
-      <w:r>
-        <w:t>diagnoză</w:t>
-      </w:r>
-      <w:proofErr w:type="spellEnd"/>
-      <w:r>
-        <w:t xml:space="preserve"> </w:t>
-      </w:r>
-      <w:proofErr w:type="spellStart"/>
-      <w:r>
-        <w:t>fără</w:t>
-      </w:r>
-      <w:proofErr w:type="spellEnd"/>
-      <w:r>
-        <w:t xml:space="preserve"> un </w:t>
-      </w:r>
-      <w:proofErr w:type="spellStart"/>
-      <w:r>
-        <w:t>acces</w:t>
-      </w:r>
-      <w:proofErr w:type="spellEnd"/>
-      <w:r>
-        <w:t xml:space="preserve"> rapid la </w:t>
-      </w:r>
-      <w:proofErr w:type="spellStart"/>
-      <w:r>
-        <w:t>istoricul</w:t>
-      </w:r>
-      <w:proofErr w:type="spellEnd"/>
-      <w:r>
-        <w:t xml:space="preserve"> </w:t>
-      </w:r>
-      <w:proofErr w:type="spellStart"/>
-      <w:r>
-        <w:t>defecțiunilor</w:t>
-      </w:r>
-      <w:proofErr w:type="spellEnd"/>
-      <w:r>
-        <w:t>.</w:t>
-      </w:r>
-    </w:p>
-    <w:p>
-      <w:pPr>
-        <w:spacing w:after="160" w:line="278" w:lineRule="auto"/>
-      </w:pPr>
-    </w:p>
-    <w:p>
-      <w:pPr>
-        <w:spacing w:after="160" w:line="278" w:lineRule="auto"/>
-      </w:pPr>
-      <w:proofErr w:type="spellStart"/>
-      <w:r>
-        <w:t>Sistemul</w:t>
-      </w:r>
-      <w:proofErr w:type="spellEnd"/>
-      <w:r>
-        <w:t xml:space="preserve"> </w:t>
-      </w:r>
-      <w:proofErr w:type="spellStart"/>
-      <w:r>
-        <w:t>unifică</w:t>
-      </w:r>
-      <w:proofErr w:type="spellEnd"/>
-      <w:r>
-        <w:t xml:space="preserve"> </w:t>
-      </w:r>
-      <w:proofErr w:type="spellStart"/>
-      <w:r>
-        <w:t>toate</w:t>
-      </w:r>
-      <w:proofErr w:type="spellEnd"/>
-      <w:r>
-        <w:t xml:space="preserve"> </w:t>
-      </w:r>
-      <w:proofErr w:type="spellStart"/>
-      <w:r>
-        <w:t>aceste</w:t>
-      </w:r>
-      <w:proofErr w:type="spellEnd"/>
-      <w:r>
-        <w:t xml:space="preserve"> date </w:t>
-      </w:r>
-      <w:proofErr w:type="spellStart"/>
-      <w:r>
-        <w:t>într</w:t>
-      </w:r>
-      <w:proofErr w:type="spellEnd"/>
-      <w:r>
-        <w:t xml:space="preserve">-o </w:t>
-      </w:r>
-      <w:proofErr w:type="spellStart"/>
-      <w:r>
-        <w:t>bază</w:t>
-      </w:r>
-      <w:proofErr w:type="spellEnd"/>
-      <w:r>
-        <w:t xml:space="preserve"> de date </w:t>
-      </w:r>
-      <w:proofErr w:type="spellStart"/>
-      <w:r>
-        <w:t>relațională</w:t>
-      </w:r>
-      <w:proofErr w:type="spellEnd"/>
-      <w:r>
-        <w:t xml:space="preserve"> </w:t>
-      </w:r>
-      <w:proofErr w:type="spellStart"/>
-      <w:r>
-        <w:t>normalizată</w:t>
-      </w:r>
-      <w:proofErr w:type="spellEnd"/>
-      <w:r>
-        <w:t xml:space="preserve">, </w:t>
-      </w:r>
-      <w:proofErr w:type="spellStart"/>
-      <w:r>
-        <w:t>calculând</w:t>
-      </w:r>
-      <w:proofErr w:type="spellEnd"/>
-      <w:r>
-        <w:t xml:space="preserve"> automat </w:t>
-      </w:r>
-      <w:proofErr w:type="spellStart"/>
-      <w:r>
-        <w:t>devizele</w:t>
-      </w:r>
-      <w:proofErr w:type="spellEnd"/>
-      <w:r>
-        <w:t xml:space="preserve"> de </w:t>
-      </w:r>
-      <w:proofErr w:type="spellStart"/>
-      <w:r>
-        <w:t>manoperă</w:t>
-      </w:r>
-      <w:proofErr w:type="spellEnd"/>
-      <w:r>
-        <w:t xml:space="preserve"> </w:t>
-      </w:r>
-      <w:proofErr w:type="spellStart"/>
-      <w:r>
-        <w:t>și</w:t>
-      </w:r>
-      <w:proofErr w:type="spellEnd"/>
-      <w:r>
-        <w:t xml:space="preserve"> </w:t>
-      </w:r>
-      <w:proofErr w:type="spellStart"/>
-      <w:r>
-        <w:t>piese</w:t>
-      </w:r>
-      <w:proofErr w:type="spellEnd"/>
-      <w:r>
-        <w:t xml:space="preserve">, </w:t>
-      </w:r>
-      <w:proofErr w:type="spellStart"/>
-      <w:r>
-        <w:t>scăzând</w:t>
-      </w:r>
-      <w:proofErr w:type="spellEnd"/>
-      <w:r>
-        <w:t xml:space="preserve"> </w:t>
-      </w:r>
-      <w:proofErr w:type="spellStart"/>
-      <w:r>
-        <w:t>produsele</w:t>
-      </w:r>
-      <w:proofErr w:type="spellEnd"/>
-      <w:r>
-        <w:t xml:space="preserve"> din </w:t>
-      </w:r>
-      <w:proofErr w:type="spellStart"/>
-      <w:r>
-        <w:t>magazie</w:t>
-      </w:r>
-      <w:proofErr w:type="spellEnd"/>
-      <w:r>
-        <w:t xml:space="preserve"> </w:t>
-      </w:r>
-      <w:proofErr w:type="spellStart"/>
-      <w:r>
-        <w:t>și</w:t>
-      </w:r>
-      <w:proofErr w:type="spellEnd"/>
-      <w:r>
-        <w:t xml:space="preserve"> </w:t>
-      </w:r>
-      <w:proofErr w:type="spellStart"/>
-      <w:r>
-        <w:t>urmărind</w:t>
-      </w:r>
-      <w:proofErr w:type="spellEnd"/>
-      <w:r>
-        <w:t xml:space="preserve"> </w:t>
-      </w:r>
-      <w:proofErr w:type="spellStart"/>
-      <w:r>
-        <w:t>expirarea</w:t>
-      </w:r>
-      <w:proofErr w:type="spellEnd"/>
-      <w:r>
-        <w:t xml:space="preserve"> </w:t>
-      </w:r>
-      <w:proofErr w:type="spellStart"/>
-      <w:r>
-        <w:t>inspecțiilor</w:t>
-      </w:r>
-      <w:proofErr w:type="spellEnd"/>
-      <w:r>
-        <w:t xml:space="preserve"> ITP. </w:t>
-      </w:r>
-      <w:proofErr w:type="spellStart"/>
-      <w:r>
-        <w:t>În</w:t>
-      </w:r>
-      <w:proofErr w:type="spellEnd"/>
-      <w:r>
         <w:t xml:space="preserve"> plus, un script </w:t>
-      </w:r>
-      <w:proofErr w:type="spellStart"/>
-      <w:r>
-        <w:t>în</w:t>
-      </w:r>
-      <w:proofErr w:type="spellEnd"/>
-      <w:r>
-        <w:t xml:space="preserve"> Python </w:t>
       </w:r>
       <w:proofErr w:type="spellStart"/>
       <w:r>
@@ -2172,15 +2186,63 @@
       </w:r>
       <w:proofErr w:type="spellStart"/>
       <w:r>
-        <w:t>urmărirea</w:t>
-      </w:r>
-      <w:proofErr w:type="spellEnd"/>
-      <w:r>
-        <w:t xml:space="preserve"> </w:t>
-      </w:r>
-      <w:proofErr w:type="spellStart"/>
-      <w:r>
-        <w:t>comenzilor</w:t>
+        <w:t>planificarea</w:t>
+      </w:r>
+      <w:proofErr w:type="spellEnd"/>
+      <w:r>
+        <w:t xml:space="preserve"> </w:t>
+      </w:r>
+      <w:proofErr w:type="spellStart"/>
+      <w:r>
+        <w:t>intervențiilor</w:t>
+      </w:r>
+      <w:proofErr w:type="spellEnd"/>
+      <w:r>
+        <w:t xml:space="preserve"> </w:t>
+      </w:r>
+      <w:proofErr w:type="spellStart"/>
+      <w:r>
+        <w:t>unde</w:t>
+      </w:r>
+      <w:proofErr w:type="spellEnd"/>
+      <w:r>
+        <w:t xml:space="preserve"> se </w:t>
+      </w:r>
+      <w:proofErr w:type="spellStart"/>
+      <w:r>
+        <w:t>înregistrează</w:t>
+      </w:r>
+      <w:proofErr w:type="spellEnd"/>
+      <w:r>
+        <w:t xml:space="preserve"> data, </w:t>
+      </w:r>
+      <w:proofErr w:type="spellStart"/>
+      <w:r>
+        <w:t>durata</w:t>
+      </w:r>
+      <w:proofErr w:type="spellEnd"/>
+      <w:r>
+        <w:t xml:space="preserve"> </w:t>
+      </w:r>
+      <w:proofErr w:type="spellStart"/>
+      <w:r>
+        <w:t>estimată</w:t>
+      </w:r>
+      <w:proofErr w:type="spellEnd"/>
+      <w:r>
+        <w:t xml:space="preserve"> </w:t>
+      </w:r>
+      <w:proofErr w:type="spellStart"/>
+      <w:r>
+        <w:t>și</w:t>
+      </w:r>
+      <w:proofErr w:type="spellEnd"/>
+      <w:r>
+        <w:t xml:space="preserve"> </w:t>
+      </w:r>
+      <w:proofErr w:type="spellStart"/>
+      <w:r>
+        <w:t>tipul</w:t>
       </w:r>
       <w:proofErr w:type="spellEnd"/>
       <w:r>
@@ -2188,11 +2250,856 @@
       </w:r>
       <w:proofErr w:type="spellStart"/>
       <w:r>
+        <w:t>lucrare</w:t>
+      </w:r>
+      <w:proofErr w:type="spellEnd"/>
+      <w:r>
+        <w:t xml:space="preserve"> </w:t>
+      </w:r>
+      <w:proofErr w:type="spellStart"/>
+      <w:r>
+        <w:t>solicitat</w:t>
+      </w:r>
+      <w:proofErr w:type="spellEnd"/>
+      <w:r>
+        <w:t xml:space="preserve">. Ulterior, </w:t>
+      </w:r>
+      <w:proofErr w:type="spellStart"/>
+      <w:r>
+        <w:t>programările</w:t>
+      </w:r>
+      <w:proofErr w:type="spellEnd"/>
+      <w:r>
+        <w:t xml:space="preserve"> se </w:t>
+      </w:r>
+      <w:proofErr w:type="spellStart"/>
+      <w:r>
+        <w:t>transformă</w:t>
+      </w:r>
+      <w:proofErr w:type="spellEnd"/>
+      <w:r>
+        <w:t xml:space="preserve"> </w:t>
+      </w:r>
+      <w:proofErr w:type="spellStart"/>
+      <w:r>
+        <w:t>în</w:t>
+      </w:r>
+      <w:proofErr w:type="spellEnd"/>
+      <w:r>
+        <w:t xml:space="preserve"> </w:t>
+      </w:r>
+      <w:proofErr w:type="spellStart"/>
+      <w:r>
+        <w:t>comenzi</w:t>
+      </w:r>
+      <w:proofErr w:type="spellEnd"/>
+      <w:r>
+        <w:t xml:space="preserve"> de </w:t>
+      </w:r>
+      <w:proofErr w:type="spellStart"/>
+      <w:r>
         <w:t>reparație</w:t>
       </w:r>
       <w:proofErr w:type="spellEnd"/>
       <w:r>
-        <w:t xml:space="preserve"> </w:t>
+        <w:t xml:space="preserve"> la </w:t>
+      </w:r>
+      <w:proofErr w:type="spellStart"/>
+      <w:r>
+        <w:t>sosirea</w:t>
+      </w:r>
+      <w:proofErr w:type="spellEnd"/>
+      <w:r>
+        <w:t xml:space="preserve"> </w:t>
+      </w:r>
+      <w:proofErr w:type="spellStart"/>
+      <w:r>
+        <w:t>mașinii</w:t>
+      </w:r>
+      <w:proofErr w:type="spellEnd"/>
+      <w:r>
+        <w:t xml:space="preserve"> </w:t>
+      </w:r>
+      <w:proofErr w:type="spellStart"/>
+      <w:r>
+        <w:t>în</w:t>
+      </w:r>
+      <w:proofErr w:type="spellEnd"/>
+      <w:r>
+        <w:t xml:space="preserve"> atelier, </w:t>
+      </w:r>
+      <w:proofErr w:type="spellStart"/>
+      <w:r>
+        <w:t>unde</w:t>
+      </w:r>
+      <w:proofErr w:type="spellEnd"/>
+      <w:r>
+        <w:t xml:space="preserve"> se face </w:t>
+      </w:r>
+      <w:proofErr w:type="spellStart"/>
+      <w:r>
+        <w:t>aloca</w:t>
+      </w:r>
+      <w:r>
+        <w:t>rea</w:t>
+      </w:r>
+      <w:proofErr w:type="spellEnd"/>
+      <w:r>
+        <w:t xml:space="preserve"> </w:t>
+      </w:r>
+      <w:proofErr w:type="spellStart"/>
+      <w:r>
+        <w:t>mecanici</w:t>
+      </w:r>
+      <w:r>
+        <w:t>lor</w:t>
+      </w:r>
+      <w:proofErr w:type="spellEnd"/>
+      <w:r>
+        <w:t xml:space="preserve"> </w:t>
+      </w:r>
+      <w:proofErr w:type="spellStart"/>
+      <w:r>
+        <w:t>și</w:t>
+      </w:r>
+      <w:proofErr w:type="spellEnd"/>
+      <w:r>
+        <w:t xml:space="preserve"> </w:t>
+      </w:r>
+      <w:proofErr w:type="spellStart"/>
+      <w:r>
+        <w:t>repartizarea</w:t>
+      </w:r>
+      <w:proofErr w:type="spellEnd"/>
+      <w:r>
+        <w:t xml:space="preserve"> </w:t>
+      </w:r>
+      <w:proofErr w:type="spellStart"/>
+      <w:r>
+        <w:t>lucrărilor</w:t>
+      </w:r>
+      <w:proofErr w:type="spellEnd"/>
+      <w:r>
+        <w:t xml:space="preserve"> pe </w:t>
+      </w:r>
+      <w:proofErr w:type="spellStart"/>
+      <w:r>
+        <w:t>elevatoare</w:t>
+      </w:r>
+      <w:proofErr w:type="spellEnd"/>
+      <w:r>
+        <w:t xml:space="preserve"> </w:t>
+      </w:r>
+      <w:proofErr w:type="spellStart"/>
+      <w:r>
+        <w:t>sau</w:t>
+      </w:r>
+      <w:proofErr w:type="spellEnd"/>
+      <w:r>
+        <w:t xml:space="preserve"> </w:t>
+      </w:r>
+      <w:proofErr w:type="spellStart"/>
+      <w:r>
+        <w:t>posturi</w:t>
+      </w:r>
+      <w:proofErr w:type="spellEnd"/>
+      <w:r>
+        <w:t xml:space="preserve"> de </w:t>
+      </w:r>
+      <w:proofErr w:type="spellStart"/>
+      <w:r>
+        <w:t>lucru</w:t>
+      </w:r>
+      <w:proofErr w:type="spellEnd"/>
+      <w:r>
+        <w:t>.</w:t>
+      </w:r>
+      <w:r>
+        <w:t xml:space="preserve"> </w:t>
+      </w:r>
+      <w:r>
+        <w:t xml:space="preserve">De </w:t>
+      </w:r>
+      <w:proofErr w:type="spellStart"/>
+      <w:r>
+        <w:t>asemenea</w:t>
+      </w:r>
+      <w:proofErr w:type="spellEnd"/>
+      <w:r>
+        <w:t xml:space="preserve">, </w:t>
+      </w:r>
+      <w:proofErr w:type="spellStart"/>
+      <w:r>
+        <w:t>modulul</w:t>
+      </w:r>
+      <w:proofErr w:type="spellEnd"/>
+      <w:r>
+        <w:t xml:space="preserve"> de </w:t>
+      </w:r>
+      <w:proofErr w:type="spellStart"/>
+      <w:r>
+        <w:t>gestiune</w:t>
+      </w:r>
+      <w:proofErr w:type="spellEnd"/>
+      <w:r>
+        <w:t xml:space="preserve"> a </w:t>
+      </w:r>
+      <w:proofErr w:type="spellStart"/>
+      <w:r>
+        <w:t>stocurilor</w:t>
+      </w:r>
+      <w:proofErr w:type="spellEnd"/>
+      <w:r>
+        <w:t xml:space="preserve"> </w:t>
+      </w:r>
+      <w:proofErr w:type="spellStart"/>
+      <w:r>
+        <w:t>și</w:t>
+      </w:r>
+      <w:proofErr w:type="spellEnd"/>
+      <w:r>
+        <w:t xml:space="preserve"> </w:t>
+      </w:r>
+      <w:proofErr w:type="spellStart"/>
+      <w:r>
+        <w:t>furnizorilor</w:t>
+      </w:r>
+      <w:proofErr w:type="spellEnd"/>
+      <w:r>
+        <w:t xml:space="preserve"> </w:t>
+      </w:r>
+      <w:proofErr w:type="spellStart"/>
+      <w:r>
+        <w:t>menține</w:t>
+      </w:r>
+      <w:proofErr w:type="spellEnd"/>
+      <w:r>
+        <w:t xml:space="preserve"> </w:t>
+      </w:r>
+      <w:proofErr w:type="spellStart"/>
+      <w:r>
+        <w:t>evidența</w:t>
+      </w:r>
+      <w:proofErr w:type="spellEnd"/>
+      <w:r>
+        <w:t xml:space="preserve"> </w:t>
+      </w:r>
+      <w:proofErr w:type="spellStart"/>
+      <w:r>
+        <w:t>catalogului</w:t>
+      </w:r>
+      <w:proofErr w:type="spellEnd"/>
+      <w:r>
+        <w:t xml:space="preserve"> de </w:t>
+      </w:r>
+      <w:proofErr w:type="spellStart"/>
+      <w:r>
+        <w:t>piese</w:t>
+      </w:r>
+      <w:proofErr w:type="spellEnd"/>
+      <w:r>
+        <w:t xml:space="preserve"> de </w:t>
+      </w:r>
+      <w:proofErr w:type="spellStart"/>
+      <w:r>
+        <w:t>schimb</w:t>
+      </w:r>
+      <w:proofErr w:type="spellEnd"/>
+      <w:r>
+        <w:t xml:space="preserve">, </w:t>
+      </w:r>
+      <w:proofErr w:type="spellStart"/>
+      <w:r>
+        <w:t>scăzând</w:t>
+      </w:r>
+      <w:proofErr w:type="spellEnd"/>
+      <w:r>
+        <w:t xml:space="preserve"> automat </w:t>
+      </w:r>
+      <w:proofErr w:type="spellStart"/>
+      <w:r>
+        <w:t>produsele</w:t>
+      </w:r>
+      <w:proofErr w:type="spellEnd"/>
+      <w:r>
+        <w:t xml:space="preserve"> din </w:t>
+      </w:r>
+      <w:proofErr w:type="spellStart"/>
+      <w:r>
+        <w:t>magazie</w:t>
+      </w:r>
+      <w:proofErr w:type="spellEnd"/>
+      <w:r>
+        <w:t xml:space="preserve"> </w:t>
+      </w:r>
+      <w:proofErr w:type="spellStart"/>
+      <w:r>
+        <w:t>în</w:t>
+      </w:r>
+      <w:proofErr w:type="spellEnd"/>
+      <w:r>
+        <w:t xml:space="preserve"> </w:t>
+      </w:r>
+      <w:proofErr w:type="spellStart"/>
+      <w:r>
+        <w:t>momentul</w:t>
+      </w:r>
+      <w:proofErr w:type="spellEnd"/>
+      <w:r>
+        <w:t xml:space="preserve"> </w:t>
+      </w:r>
+      <w:proofErr w:type="spellStart"/>
+      <w:r>
+        <w:t>adăugării</w:t>
+      </w:r>
+      <w:proofErr w:type="spellEnd"/>
+      <w:r>
+        <w:t xml:space="preserve"> pe o </w:t>
+      </w:r>
+      <w:proofErr w:type="spellStart"/>
+      <w:r>
+        <w:t>comandă</w:t>
+      </w:r>
+      <w:proofErr w:type="spellEnd"/>
+      <w:r>
+        <w:t xml:space="preserve"> </w:t>
+      </w:r>
+      <w:proofErr w:type="spellStart"/>
+      <w:r>
+        <w:t>și</w:t>
+      </w:r>
+      <w:proofErr w:type="spellEnd"/>
+      <w:r>
+        <w:t xml:space="preserve"> </w:t>
+      </w:r>
+      <w:proofErr w:type="spellStart"/>
+      <w:r>
+        <w:t>generând</w:t>
+      </w:r>
+      <w:proofErr w:type="spellEnd"/>
+      <w:r>
+        <w:t xml:space="preserve"> </w:t>
+      </w:r>
+      <w:proofErr w:type="spellStart"/>
+      <w:r>
+        <w:t>alerte</w:t>
+      </w:r>
+      <w:proofErr w:type="spellEnd"/>
+      <w:r>
+        <w:t xml:space="preserve"> </w:t>
+      </w:r>
+      <w:proofErr w:type="spellStart"/>
+      <w:r>
+        <w:t>pentru</w:t>
+      </w:r>
+      <w:proofErr w:type="spellEnd"/>
+      <w:r>
+        <w:t xml:space="preserve"> </w:t>
+      </w:r>
+      <w:proofErr w:type="spellStart"/>
+      <w:r>
+        <w:t>reperele</w:t>
+      </w:r>
+      <w:proofErr w:type="spellEnd"/>
+      <w:r>
+        <w:t xml:space="preserve"> care scad sub </w:t>
+      </w:r>
+      <w:proofErr w:type="spellStart"/>
+      <w:r>
+        <w:t>pragul</w:t>
+      </w:r>
+      <w:proofErr w:type="spellEnd"/>
+      <w:r>
+        <w:t xml:space="preserve"> minim. </w:t>
+      </w:r>
+      <w:proofErr w:type="spellStart"/>
+      <w:r>
+        <w:t>Pentru</w:t>
+      </w:r>
+      <w:proofErr w:type="spellEnd"/>
+      <w:r>
+        <w:t xml:space="preserve"> </w:t>
+      </w:r>
+      <w:proofErr w:type="spellStart"/>
+      <w:r>
+        <w:t>stația</w:t>
+      </w:r>
+      <w:proofErr w:type="spellEnd"/>
+      <w:r>
+        <w:t xml:space="preserve"> ITP, </w:t>
+      </w:r>
+      <w:proofErr w:type="spellStart"/>
+      <w:r>
+        <w:t>sistemul</w:t>
+      </w:r>
+      <w:proofErr w:type="spellEnd"/>
+      <w:r>
+        <w:t xml:space="preserve"> </w:t>
+      </w:r>
+      <w:proofErr w:type="spellStart"/>
+      <w:r>
+        <w:t>permite</w:t>
+      </w:r>
+      <w:proofErr w:type="spellEnd"/>
+      <w:r>
+        <w:t xml:space="preserve"> </w:t>
+      </w:r>
+      <w:proofErr w:type="spellStart"/>
+      <w:r>
+        <w:t>înregistrarea</w:t>
+      </w:r>
+      <w:proofErr w:type="spellEnd"/>
+      <w:r>
+        <w:t xml:space="preserve"> </w:t>
+      </w:r>
+      <w:proofErr w:type="spellStart"/>
+      <w:r>
+        <w:t>valorilor</w:t>
+      </w:r>
+      <w:proofErr w:type="spellEnd"/>
+      <w:r>
+        <w:t xml:space="preserve"> </w:t>
+      </w:r>
+      <w:proofErr w:type="spellStart"/>
+      <w:r>
+        <w:t>tehnice</w:t>
+      </w:r>
+      <w:proofErr w:type="spellEnd"/>
+      <w:r>
+        <w:t xml:space="preserve"> </w:t>
+      </w:r>
+      <w:proofErr w:type="spellStart"/>
+      <w:r>
+        <w:t>măsurate</w:t>
+      </w:r>
+      <w:proofErr w:type="spellEnd"/>
+      <w:r>
+        <w:t xml:space="preserve"> pe stand, </w:t>
+      </w:r>
+      <w:proofErr w:type="spellStart"/>
+      <w:r>
+        <w:t>emiterea</w:t>
+      </w:r>
+      <w:proofErr w:type="spellEnd"/>
+      <w:r>
+        <w:t xml:space="preserve"> </w:t>
+      </w:r>
+      <w:proofErr w:type="spellStart"/>
+      <w:r>
+        <w:t>deciziei</w:t>
+      </w:r>
+      <w:proofErr w:type="spellEnd"/>
+      <w:r>
+        <w:t xml:space="preserve"> de </w:t>
+      </w:r>
+      <w:proofErr w:type="spellStart"/>
+      <w:r>
+        <w:t>admitere</w:t>
+      </w:r>
+      <w:proofErr w:type="spellEnd"/>
+      <w:r>
+        <w:t xml:space="preserve"> </w:t>
+      </w:r>
+      <w:proofErr w:type="spellStart"/>
+      <w:r>
+        <w:t>sau</w:t>
+      </w:r>
+      <w:proofErr w:type="spellEnd"/>
+      <w:r>
+        <w:t xml:space="preserve"> </w:t>
+      </w:r>
+      <w:proofErr w:type="spellStart"/>
+      <w:r>
+        <w:t>respingere</w:t>
+      </w:r>
+      <w:proofErr w:type="spellEnd"/>
+      <w:r>
+        <w:t xml:space="preserve"> </w:t>
+      </w:r>
+      <w:proofErr w:type="spellStart"/>
+      <w:r>
+        <w:t>și</w:t>
+      </w:r>
+      <w:proofErr w:type="spellEnd"/>
+      <w:r>
+        <w:t xml:space="preserve"> </w:t>
+      </w:r>
+      <w:proofErr w:type="spellStart"/>
+      <w:r>
+        <w:t>monitorizarea</w:t>
+      </w:r>
+      <w:proofErr w:type="spellEnd"/>
+      <w:r>
+        <w:t xml:space="preserve"> </w:t>
+      </w:r>
+      <w:proofErr w:type="spellStart"/>
+      <w:r>
+        <w:t>datelor</w:t>
+      </w:r>
+      <w:proofErr w:type="spellEnd"/>
+      <w:r>
+        <w:t xml:space="preserve"> de </w:t>
+      </w:r>
+      <w:proofErr w:type="spellStart"/>
+      <w:r>
+        <w:t>expirare</w:t>
+      </w:r>
+      <w:proofErr w:type="spellEnd"/>
+      <w:r>
+        <w:t xml:space="preserve"> </w:t>
+      </w:r>
+      <w:proofErr w:type="gramStart"/>
+      <w:r>
+        <w:t>a</w:t>
+      </w:r>
+      <w:proofErr w:type="gramEnd"/>
+      <w:r>
+        <w:t xml:space="preserve"> </w:t>
+      </w:r>
+      <w:proofErr w:type="spellStart"/>
+      <w:r>
+        <w:t>inspecțiilor</w:t>
+      </w:r>
+      <w:proofErr w:type="spellEnd"/>
+      <w:r>
+        <w:t xml:space="preserve">. </w:t>
+      </w:r>
+      <w:proofErr w:type="spellStart"/>
+      <w:r>
+        <w:t>Aplica</w:t>
+      </w:r>
+      <w:proofErr w:type="spellEnd"/>
+      <w:r>
+        <w:rPr>
+          <w:lang w:val="ro-RO"/>
+        </w:rPr>
+        <w:t>ția</w:t>
+      </w:r>
+      <w:r>
+        <w:t xml:space="preserve"> include un </w:t>
+      </w:r>
+      <w:proofErr w:type="spellStart"/>
+      <w:r>
+        <w:t>modul</w:t>
+      </w:r>
+      <w:proofErr w:type="spellEnd"/>
+      <w:r>
+        <w:t xml:space="preserve"> de </w:t>
+      </w:r>
+      <w:proofErr w:type="spellStart"/>
+      <w:r>
+        <w:t>asistență</w:t>
+      </w:r>
+      <w:proofErr w:type="spellEnd"/>
+      <w:r>
+        <w:t xml:space="preserve"> la </w:t>
+      </w:r>
+      <w:proofErr w:type="spellStart"/>
+      <w:r>
+        <w:t>diagnoză</w:t>
+      </w:r>
+      <w:proofErr w:type="spellEnd"/>
+      <w:r>
+        <w:t xml:space="preserve"> </w:t>
+      </w:r>
+      <w:r>
+        <w:t xml:space="preserve">care </w:t>
+      </w:r>
+      <w:proofErr w:type="spellStart"/>
+      <w:r>
+        <w:t>analizează</w:t>
+      </w:r>
+      <w:proofErr w:type="spellEnd"/>
+      <w:r>
+        <w:t xml:space="preserve"> </w:t>
+      </w:r>
+      <w:proofErr w:type="spellStart"/>
+      <w:r>
+        <w:t>istoricul</w:t>
+      </w:r>
+      <w:proofErr w:type="spellEnd"/>
+      <w:r>
+        <w:t xml:space="preserve"> </w:t>
+      </w:r>
+      <w:proofErr w:type="spellStart"/>
+      <w:r>
+        <w:t>defecțiunilor</w:t>
+      </w:r>
+      <w:proofErr w:type="spellEnd"/>
+      <w:r>
+        <w:t xml:space="preserve"> </w:t>
+      </w:r>
+      <w:proofErr w:type="spellStart"/>
+      <w:r>
+        <w:t>și</w:t>
+      </w:r>
+      <w:proofErr w:type="spellEnd"/>
+      <w:r>
+        <w:t xml:space="preserve"> </w:t>
+      </w:r>
+      <w:proofErr w:type="spellStart"/>
+      <w:r>
+        <w:t>afișează</w:t>
+      </w:r>
+      <w:proofErr w:type="spellEnd"/>
+      <w:r>
+        <w:t xml:space="preserve"> la </w:t>
+      </w:r>
+      <w:proofErr w:type="spellStart"/>
+      <w:r>
+        <w:t>recepție</w:t>
+      </w:r>
+      <w:proofErr w:type="spellEnd"/>
+      <w:r>
+        <w:t xml:space="preserve"> o </w:t>
+      </w:r>
+      <w:proofErr w:type="spellStart"/>
+      <w:r>
+        <w:t>listă</w:t>
+      </w:r>
+      <w:proofErr w:type="spellEnd"/>
+      <w:r>
+        <w:t xml:space="preserve"> de </w:t>
+      </w:r>
+      <w:proofErr w:type="spellStart"/>
+      <w:r>
+        <w:t>verificări</w:t>
+      </w:r>
+      <w:proofErr w:type="spellEnd"/>
+      <w:r>
+        <w:t xml:space="preserve"> </w:t>
+      </w:r>
+      <w:proofErr w:type="spellStart"/>
+      <w:r>
+        <w:t>recomandate</w:t>
+      </w:r>
+      <w:proofErr w:type="spellEnd"/>
+      <w:r>
+        <w:t xml:space="preserve"> </w:t>
+      </w:r>
+      <w:proofErr w:type="spellStart"/>
+      <w:r>
+        <w:t>pentru</w:t>
+      </w:r>
+      <w:proofErr w:type="spellEnd"/>
+      <w:r>
+        <w:t xml:space="preserve"> </w:t>
+      </w:r>
+      <w:proofErr w:type="spellStart"/>
+      <w:r>
+        <w:t>componentele</w:t>
+      </w:r>
+      <w:proofErr w:type="spellEnd"/>
+      <w:r>
+        <w:t xml:space="preserve"> </w:t>
+      </w:r>
+      <w:proofErr w:type="spellStart"/>
+      <w:r>
+        <w:t>cele</w:t>
+      </w:r>
+      <w:proofErr w:type="spellEnd"/>
+      <w:r>
+        <w:t xml:space="preserve"> </w:t>
+      </w:r>
+      <w:proofErr w:type="spellStart"/>
+      <w:r>
+        <w:t>mai</w:t>
+      </w:r>
+      <w:proofErr w:type="spellEnd"/>
+      <w:r>
+        <w:t xml:space="preserve"> </w:t>
+      </w:r>
+      <w:proofErr w:type="spellStart"/>
+      <w:r>
+        <w:t>predispuse</w:t>
+      </w:r>
+      <w:proofErr w:type="spellEnd"/>
+      <w:r>
+        <w:t xml:space="preserve"> la </w:t>
+      </w:r>
+      <w:proofErr w:type="spellStart"/>
+      <w:r>
+        <w:t>uzură</w:t>
+      </w:r>
+      <w:proofErr w:type="spellEnd"/>
+      <w:r>
+        <w:t>.</w:t>
+      </w:r>
+    </w:p>
+    <w:p>
+      <w:pPr>
+        <w:spacing w:after="160" w:line="278" w:lineRule="auto"/>
+      </w:pPr>
+      <w:r>
+        <w:t xml:space="preserve">Din </w:t>
+      </w:r>
+      <w:proofErr w:type="spellStart"/>
+      <w:r>
+        <w:t>punct</w:t>
+      </w:r>
+      <w:proofErr w:type="spellEnd"/>
+      <w:r>
+        <w:t xml:space="preserve"> de </w:t>
+      </w:r>
+      <w:proofErr w:type="spellStart"/>
+      <w:r>
+        <w:t>vedere</w:t>
+      </w:r>
+      <w:proofErr w:type="spellEnd"/>
+      <w:r>
+        <w:t xml:space="preserve"> al </w:t>
+      </w:r>
+      <w:proofErr w:type="spellStart"/>
+      <w:r>
+        <w:t>operațiilor</w:t>
+      </w:r>
+      <w:proofErr w:type="spellEnd"/>
+      <w:r>
+        <w:t xml:space="preserve"> </w:t>
+      </w:r>
+      <w:proofErr w:type="spellStart"/>
+      <w:r>
+        <w:t>realizate</w:t>
+      </w:r>
+      <w:proofErr w:type="spellEnd"/>
+      <w:r>
+        <w:t xml:space="preserve">, </w:t>
+      </w:r>
+      <w:proofErr w:type="spellStart"/>
+      <w:r>
+        <w:t>aplicația</w:t>
+      </w:r>
+      <w:proofErr w:type="spellEnd"/>
+      <w:r>
+        <w:t xml:space="preserve"> </w:t>
+      </w:r>
+      <w:proofErr w:type="spellStart"/>
+      <w:r>
+        <w:t>asigură</w:t>
+      </w:r>
+      <w:proofErr w:type="spellEnd"/>
+      <w:r>
+        <w:t xml:space="preserve"> </w:t>
+      </w:r>
+      <w:proofErr w:type="spellStart"/>
+      <w:r>
+        <w:t>operații</w:t>
+      </w:r>
+      <w:proofErr w:type="spellEnd"/>
+      <w:r>
+        <w:t xml:space="preserve"> de </w:t>
+      </w:r>
+      <w:proofErr w:type="spellStart"/>
+      <w:r>
+        <w:t>creare</w:t>
+      </w:r>
+      <w:proofErr w:type="spellEnd"/>
+      <w:r>
+        <w:t xml:space="preserve">, </w:t>
+      </w:r>
+      <w:proofErr w:type="spellStart"/>
+      <w:r>
+        <w:t>vizualizare</w:t>
+      </w:r>
+      <w:proofErr w:type="spellEnd"/>
+      <w:r>
+        <w:t xml:space="preserve">, </w:t>
+      </w:r>
+      <w:proofErr w:type="spellStart"/>
+      <w:r>
+        <w:t>modificare</w:t>
+      </w:r>
+      <w:proofErr w:type="spellEnd"/>
+      <w:r>
+        <w:t xml:space="preserve"> </w:t>
+      </w:r>
+      <w:proofErr w:type="spellStart"/>
+      <w:r>
+        <w:t>și</w:t>
+      </w:r>
+      <w:proofErr w:type="spellEnd"/>
+      <w:r>
+        <w:t xml:space="preserve"> </w:t>
+      </w:r>
+      <w:proofErr w:type="spellStart"/>
+      <w:r>
+        <w:t>ștergere</w:t>
+      </w:r>
+      <w:proofErr w:type="spellEnd"/>
+      <w:r>
+        <w:t xml:space="preserve"> </w:t>
+      </w:r>
+      <w:proofErr w:type="spellStart"/>
+      <w:r>
+        <w:t>pentru</w:t>
+      </w:r>
+      <w:proofErr w:type="spellEnd"/>
+      <w:r>
+        <w:t xml:space="preserve"> </w:t>
+      </w:r>
+      <w:proofErr w:type="spellStart"/>
+      <w:r>
+        <w:t>clienți</w:t>
+      </w:r>
+      <w:proofErr w:type="spellEnd"/>
+      <w:r>
+        <w:t xml:space="preserve">, </w:t>
+      </w:r>
+      <w:proofErr w:type="spellStart"/>
+      <w:r>
+        <w:t>vehicule</w:t>
+      </w:r>
+      <w:proofErr w:type="spellEnd"/>
+      <w:r>
+        <w:t xml:space="preserve">, </w:t>
+      </w:r>
+      <w:proofErr w:type="spellStart"/>
+      <w:r>
+        <w:t>comenzi</w:t>
+      </w:r>
+      <w:proofErr w:type="spellEnd"/>
+      <w:r>
+        <w:t xml:space="preserve">, </w:t>
+      </w:r>
+      <w:proofErr w:type="spellStart"/>
+      <w:r>
+        <w:t>piese</w:t>
+      </w:r>
+      <w:proofErr w:type="spellEnd"/>
+      <w:r>
+        <w:t xml:space="preserve"> </w:t>
+      </w:r>
+      <w:proofErr w:type="spellStart"/>
+      <w:r>
+        <w:t>și</w:t>
+      </w:r>
+      <w:proofErr w:type="spellEnd"/>
+      <w:r>
+        <w:t xml:space="preserve"> </w:t>
+      </w:r>
+      <w:proofErr w:type="spellStart"/>
+      <w:r>
+        <w:t>fișe</w:t>
+      </w:r>
+      <w:proofErr w:type="spellEnd"/>
+      <w:r>
+        <w:t xml:space="preserve"> ITP. </w:t>
+      </w:r>
+      <w:proofErr w:type="spellStart"/>
+      <w:r>
+        <w:t>Devizele</w:t>
+      </w:r>
+      <w:proofErr w:type="spellEnd"/>
+      <w:r>
+        <w:t xml:space="preserve"> </w:t>
+      </w:r>
+      <w:proofErr w:type="spellStart"/>
+      <w:r>
+        <w:t>financiare</w:t>
+      </w:r>
+      <w:proofErr w:type="spellEnd"/>
+      <w:r>
+        <w:t xml:space="preserve"> sunt generate automat </w:t>
       </w:r>
       <w:proofErr w:type="spellStart"/>
       <w:r>
@@ -2204,35 +3111,219 @@
       </w:r>
       <w:proofErr w:type="spellStart"/>
       <w:r>
-        <w:t>deschiderea</w:t>
-      </w:r>
-      <w:proofErr w:type="spellEnd"/>
-      <w:r>
-        <w:t xml:space="preserve"> </w:t>
-      </w:r>
-      <w:proofErr w:type="spellStart"/>
-      <w:r>
-        <w:t>fișelor</w:t>
-      </w:r>
-      <w:proofErr w:type="spellEnd"/>
-      <w:r>
-        <w:t xml:space="preserve"> de service la </w:t>
-      </w:r>
-      <w:proofErr w:type="spellStart"/>
-      <w:r>
-        <w:t>intrarea</w:t>
-      </w:r>
-      <w:proofErr w:type="spellEnd"/>
-      <w:r>
-        <w:t xml:space="preserve"> </w:t>
-      </w:r>
-      <w:proofErr w:type="spellStart"/>
-      <w:r>
-        <w:t>mașinii</w:t>
-      </w:r>
-      <w:proofErr w:type="spellEnd"/>
-      <w:r>
-        <w:t xml:space="preserve"> </w:t>
+        <w:t>însumarea</w:t>
+      </w:r>
+      <w:proofErr w:type="spellEnd"/>
+      <w:r>
+        <w:t xml:space="preserve"> </w:t>
+      </w:r>
+      <w:proofErr w:type="spellStart"/>
+      <w:r>
+        <w:t>orelor</w:t>
+      </w:r>
+      <w:proofErr w:type="spellEnd"/>
+      <w:r>
+        <w:t xml:space="preserve"> de </w:t>
+      </w:r>
+      <w:proofErr w:type="spellStart"/>
+      <w:r>
+        <w:t>manoperă</w:t>
+      </w:r>
+      <w:proofErr w:type="spellEnd"/>
+      <w:r>
+        <w:t xml:space="preserve"> cu </w:t>
+      </w:r>
+      <w:proofErr w:type="spellStart"/>
+      <w:r>
+        <w:t>valoarea</w:t>
+      </w:r>
+      <w:proofErr w:type="spellEnd"/>
+      <w:r>
+        <w:t xml:space="preserve"> </w:t>
+      </w:r>
+      <w:proofErr w:type="spellStart"/>
+      <w:r>
+        <w:t>pieselor</w:t>
+      </w:r>
+      <w:proofErr w:type="spellEnd"/>
+      <w:r>
+        <w:t xml:space="preserve"> </w:t>
+      </w:r>
+      <w:proofErr w:type="spellStart"/>
+      <w:r>
+        <w:t>montate</w:t>
+      </w:r>
+      <w:proofErr w:type="spellEnd"/>
+      <w:r>
+        <w:t xml:space="preserve">. </w:t>
+      </w:r>
+      <w:proofErr w:type="spellStart"/>
+      <w:r>
+        <w:t>Sistemul</w:t>
+      </w:r>
+      <w:proofErr w:type="spellEnd"/>
+      <w:r>
+        <w:t xml:space="preserve"> </w:t>
+      </w:r>
+      <w:proofErr w:type="spellStart"/>
+      <w:r>
+        <w:t>permite</w:t>
+      </w:r>
+      <w:proofErr w:type="spellEnd"/>
+      <w:r>
+        <w:t xml:space="preserve"> </w:t>
+      </w:r>
+      <w:proofErr w:type="spellStart"/>
+      <w:r>
+        <w:t>generarea</w:t>
+      </w:r>
+      <w:proofErr w:type="spellEnd"/>
+      <w:r>
+        <w:t xml:space="preserve"> </w:t>
+      </w:r>
+      <w:proofErr w:type="spellStart"/>
+      <w:r>
+        <w:t>rapoartelor</w:t>
+      </w:r>
+      <w:proofErr w:type="spellEnd"/>
+      <w:r>
+        <w:t xml:space="preserve"> de </w:t>
+      </w:r>
+      <w:proofErr w:type="spellStart"/>
+      <w:r>
+        <w:t>profitabilitate</w:t>
+      </w:r>
+      <w:proofErr w:type="spellEnd"/>
+      <w:r>
+        <w:t xml:space="preserve">, </w:t>
+      </w:r>
+      <w:proofErr w:type="spellStart"/>
+      <w:r>
+        <w:t>evaluarea</w:t>
+      </w:r>
+      <w:proofErr w:type="spellEnd"/>
+      <w:r>
+        <w:t xml:space="preserve"> </w:t>
+      </w:r>
+      <w:proofErr w:type="spellStart"/>
+      <w:r>
+        <w:t>productivității</w:t>
+      </w:r>
+      <w:proofErr w:type="spellEnd"/>
+      <w:r>
+        <w:t xml:space="preserve"> </w:t>
+      </w:r>
+      <w:proofErr w:type="spellStart"/>
+      <w:r>
+        <w:t>mecanicilor</w:t>
+      </w:r>
+      <w:proofErr w:type="spellEnd"/>
+      <w:r>
+        <w:t xml:space="preserve">, </w:t>
+      </w:r>
+      <w:proofErr w:type="spellStart"/>
+      <w:r>
+        <w:t>identificarea</w:t>
+      </w:r>
+      <w:proofErr w:type="spellEnd"/>
+      <w:r>
+        <w:t xml:space="preserve"> </w:t>
+      </w:r>
+      <w:proofErr w:type="spellStart"/>
+      <w:r>
+        <w:t>pieselor</w:t>
+      </w:r>
+      <w:proofErr w:type="spellEnd"/>
+      <w:r>
+        <w:t xml:space="preserve"> </w:t>
+      </w:r>
+      <w:proofErr w:type="spellStart"/>
+      <w:r>
+        <w:t>fără</w:t>
+      </w:r>
+      <w:proofErr w:type="spellEnd"/>
+      <w:r>
+        <w:t xml:space="preserve"> </w:t>
+      </w:r>
+      <w:proofErr w:type="spellStart"/>
+      <w:r>
+        <w:t>rulaj</w:t>
+      </w:r>
+      <w:proofErr w:type="spellEnd"/>
+      <w:r>
+        <w:t xml:space="preserve"> </w:t>
+      </w:r>
+      <w:proofErr w:type="spellStart"/>
+      <w:r>
+        <w:t>și</w:t>
+      </w:r>
+      <w:proofErr w:type="spellEnd"/>
+      <w:r>
+        <w:t xml:space="preserve"> </w:t>
+      </w:r>
+      <w:proofErr w:type="spellStart"/>
+      <w:r>
+        <w:t>analiza</w:t>
+      </w:r>
+      <w:proofErr w:type="spellEnd"/>
+      <w:r>
+        <w:t xml:space="preserve"> </w:t>
+      </w:r>
+      <w:proofErr w:type="spellStart"/>
+      <w:r>
+        <w:t>inspecțiilor</w:t>
+      </w:r>
+      <w:proofErr w:type="spellEnd"/>
+      <w:r>
+        <w:t xml:space="preserve"> ITP. </w:t>
+      </w:r>
+      <w:proofErr w:type="spellStart"/>
+      <w:r>
+        <w:t>În</w:t>
+      </w:r>
+      <w:proofErr w:type="spellEnd"/>
+      <w:r>
+        <w:t xml:space="preserve"> fundal, se </w:t>
+      </w:r>
+      <w:proofErr w:type="spellStart"/>
+      <w:r>
+        <w:t>realizează</w:t>
+      </w:r>
+      <w:proofErr w:type="spellEnd"/>
+      <w:r>
+        <w:t xml:space="preserve"> un flux </w:t>
+      </w:r>
+      <w:proofErr w:type="spellStart"/>
+      <w:r>
+        <w:t>continuu</w:t>
+      </w:r>
+      <w:proofErr w:type="spellEnd"/>
+      <w:r>
+        <w:t xml:space="preserve"> de </w:t>
+      </w:r>
+      <w:proofErr w:type="spellStart"/>
+      <w:r>
+        <w:t>preluare</w:t>
+      </w:r>
+      <w:proofErr w:type="spellEnd"/>
+      <w:r>
+        <w:t xml:space="preserve"> a </w:t>
+      </w:r>
+      <w:proofErr w:type="spellStart"/>
+      <w:r>
+        <w:t>datelor</w:t>
+      </w:r>
+      <w:proofErr w:type="spellEnd"/>
+      <w:r>
+        <w:t xml:space="preserve"> din </w:t>
+      </w:r>
+      <w:proofErr w:type="spellStart"/>
+      <w:r>
+        <w:t>baza</w:t>
+      </w:r>
+      <w:proofErr w:type="spellEnd"/>
+      <w:r>
+        <w:t xml:space="preserve"> de date </w:t>
       </w:r>
       <w:proofErr w:type="spellStart"/>
       <w:r>
@@ -2240,19 +3331,35 @@
       </w:r>
       <w:proofErr w:type="spellEnd"/>
       <w:r>
-        <w:t xml:space="preserve"> atelier, </w:t>
-      </w:r>
-      <w:proofErr w:type="spellStart"/>
-      <w:r>
-        <w:t>alocarea</w:t>
-      </w:r>
-      <w:proofErr w:type="spellEnd"/>
-      <w:r>
-        <w:t xml:space="preserve"> </w:t>
-      </w:r>
-      <w:proofErr w:type="spellStart"/>
-      <w:r>
-        <w:t>mecanicilor</w:t>
+        <w:t xml:space="preserve"> Python, </w:t>
+      </w:r>
+      <w:proofErr w:type="spellStart"/>
+      <w:r>
+        <w:t>antrenarea</w:t>
+      </w:r>
+      <w:proofErr w:type="spellEnd"/>
+      <w:r>
+        <w:t xml:space="preserve"> </w:t>
+      </w:r>
+      <w:proofErr w:type="spellStart"/>
+      <w:r>
+        <w:t>modelului</w:t>
+      </w:r>
+      <w:proofErr w:type="spellEnd"/>
+      <w:r>
+        <w:t xml:space="preserve"> de </w:t>
+      </w:r>
+      <w:proofErr w:type="spellStart"/>
+      <w:r>
+        <w:t>învățare</w:t>
+      </w:r>
+      <w:proofErr w:type="spellEnd"/>
+      <w:r>
+        <w:t xml:space="preserve"> </w:t>
+      </w:r>
+      <w:proofErr w:type="spellStart"/>
+      <w:r>
+        <w:t>automată</w:t>
       </w:r>
       <w:proofErr w:type="spellEnd"/>
       <w:r>
@@ -2268,15 +3375,245 @@
       </w:r>
       <w:proofErr w:type="spellStart"/>
       <w:r>
-        <w:t>repartizarea</w:t>
-      </w:r>
-      <w:proofErr w:type="spellEnd"/>
-      <w:r>
-        <w:t xml:space="preserve"> </w:t>
-      </w:r>
-      <w:proofErr w:type="spellStart"/>
-      <w:r>
-        <w:t>lucrărilor</w:t>
+        <w:t>salvarea</w:t>
+      </w:r>
+      <w:proofErr w:type="spellEnd"/>
+      <w:r>
+        <w:t xml:space="preserve"> </w:t>
+      </w:r>
+      <w:proofErr w:type="spellStart"/>
+      <w:r>
+        <w:t>predicțiilor</w:t>
+      </w:r>
+      <w:proofErr w:type="spellEnd"/>
+      <w:r>
+        <w:t xml:space="preserve"> </w:t>
+      </w:r>
+      <w:proofErr w:type="spellStart"/>
+      <w:r>
+        <w:t>rezultate</w:t>
+      </w:r>
+      <w:proofErr w:type="spellEnd"/>
+      <w:r>
+        <w:t>.</w:t>
+      </w:r>
+    </w:p>
+    <w:p>
+      <w:proofErr w:type="spellStart"/>
+      <w:r>
+        <w:t>Aplicația</w:t>
+      </w:r>
+      <w:proofErr w:type="spellEnd"/>
+      <w:r>
+        <w:t xml:space="preserve"> </w:t>
+      </w:r>
+      <w:proofErr w:type="spellStart"/>
+      <w:r>
+        <w:t>este</w:t>
+      </w:r>
+      <w:proofErr w:type="spellEnd"/>
+      <w:r>
+        <w:t xml:space="preserve"> </w:t>
+      </w:r>
+      <w:proofErr w:type="spellStart"/>
+      <w:r>
+        <w:t>structurată</w:t>
+      </w:r>
+      <w:proofErr w:type="spellEnd"/>
+      <w:r>
+        <w:t xml:space="preserve"> </w:t>
+      </w:r>
+      <w:proofErr w:type="spellStart"/>
+      <w:r>
+        <w:t>pentru</w:t>
+      </w:r>
+      <w:proofErr w:type="spellEnd"/>
+      <w:r>
+        <w:t xml:space="preserve"> a </w:t>
+      </w:r>
+      <w:proofErr w:type="spellStart"/>
+      <w:r>
+        <w:t>deservi</w:t>
+      </w:r>
+      <w:proofErr w:type="spellEnd"/>
+      <w:r>
+        <w:t xml:space="preserve"> </w:t>
+      </w:r>
+      <w:proofErr w:type="spellStart"/>
+      <w:r>
+        <w:t>două</w:t>
+      </w:r>
+      <w:proofErr w:type="spellEnd"/>
+      <w:r>
+        <w:t xml:space="preserve"> </w:t>
+      </w:r>
+      <w:proofErr w:type="spellStart"/>
+      <w:r>
+        <w:t>categorii</w:t>
+      </w:r>
+      <w:proofErr w:type="spellEnd"/>
+      <w:r>
+        <w:t xml:space="preserve"> </w:t>
+      </w:r>
+      <w:proofErr w:type="spellStart"/>
+      <w:r>
+        <w:t>principale</w:t>
+      </w:r>
+      <w:proofErr w:type="spellEnd"/>
+      <w:r>
+        <w:t xml:space="preserve"> de </w:t>
+      </w:r>
+      <w:proofErr w:type="spellStart"/>
+      <w:r>
+        <w:t>utilizatori</w:t>
+      </w:r>
+      <w:proofErr w:type="spellEnd"/>
+      <w:r>
+        <w:t xml:space="preserve">. </w:t>
+      </w:r>
+      <w:proofErr w:type="spellStart"/>
+      <w:r>
+        <w:t>Operatorul</w:t>
+      </w:r>
+      <w:proofErr w:type="spellEnd"/>
+      <w:r>
+        <w:t xml:space="preserve"> de service </w:t>
+      </w:r>
+      <w:proofErr w:type="spellStart"/>
+      <w:r>
+        <w:t>administrează</w:t>
+      </w:r>
+      <w:proofErr w:type="spellEnd"/>
+      <w:r>
+        <w:t xml:space="preserve"> </w:t>
+      </w:r>
+      <w:proofErr w:type="spellStart"/>
+      <w:r>
+        <w:t>întregul</w:t>
+      </w:r>
+      <w:proofErr w:type="spellEnd"/>
+      <w:r>
+        <w:t xml:space="preserve"> flux </w:t>
+      </w:r>
+      <w:proofErr w:type="spellStart"/>
+      <w:r>
+        <w:t>operațional</w:t>
+      </w:r>
+      <w:proofErr w:type="spellEnd"/>
+      <w:r>
+        <w:t xml:space="preserve">: </w:t>
+      </w:r>
+      <w:proofErr w:type="spellStart"/>
+      <w:r>
+        <w:t>înregistrează</w:t>
+      </w:r>
+      <w:proofErr w:type="spellEnd"/>
+      <w:r>
+        <w:t xml:space="preserve"> </w:t>
+      </w:r>
+      <w:proofErr w:type="spellStart"/>
+      <w:r>
+        <w:t>clienții</w:t>
+      </w:r>
+      <w:proofErr w:type="spellEnd"/>
+      <w:r>
+        <w:t xml:space="preserve"> </w:t>
+      </w:r>
+      <w:proofErr w:type="spellStart"/>
+      <w:r>
+        <w:t>și</w:t>
+      </w:r>
+      <w:proofErr w:type="spellEnd"/>
+      <w:r>
+        <w:t xml:space="preserve"> </w:t>
+      </w:r>
+      <w:proofErr w:type="spellStart"/>
+      <w:r>
+        <w:t>vehiculele</w:t>
+      </w:r>
+      <w:proofErr w:type="spellEnd"/>
+      <w:r>
+        <w:t>,</w:t>
+      </w:r>
+      <w:r>
+        <w:t xml:space="preserve"> </w:t>
+      </w:r>
+      <w:proofErr w:type="spellStart"/>
+      <w:r>
+        <w:t>gestioneaza</w:t>
+      </w:r>
+      <w:proofErr w:type="spellEnd"/>
+      <w:r>
+        <w:t xml:space="preserve"> </w:t>
+      </w:r>
+      <w:proofErr w:type="spellStart"/>
+      <w:r>
+        <w:t>calendarul</w:t>
+      </w:r>
+      <w:proofErr w:type="spellEnd"/>
+      <w:r>
+        <w:t xml:space="preserve"> de program</w:t>
+      </w:r>
+      <w:r>
+        <w:rPr>
+          <w:lang w:val="ro-RO"/>
+        </w:rPr>
+        <w:t>ări,</w:t>
+      </w:r>
+      <w:r>
+        <w:t xml:space="preserve"> </w:t>
+      </w:r>
+      <w:proofErr w:type="spellStart"/>
+      <w:r>
+        <w:t>deschide</w:t>
+      </w:r>
+      <w:proofErr w:type="spellEnd"/>
+      <w:r>
+        <w:t xml:space="preserve"> </w:t>
+      </w:r>
+      <w:proofErr w:type="spellStart"/>
+      <w:r>
+        <w:t>comenzile</w:t>
+      </w:r>
+      <w:proofErr w:type="spellEnd"/>
+      <w:r>
+        <w:t xml:space="preserve"> de </w:t>
+      </w:r>
+      <w:proofErr w:type="spellStart"/>
+      <w:r>
+        <w:t>reparație</w:t>
+      </w:r>
+      <w:proofErr w:type="spellEnd"/>
+      <w:r>
+        <w:t xml:space="preserve">, </w:t>
+      </w:r>
+      <w:proofErr w:type="spellStart"/>
+      <w:r>
+        <w:t>alocă</w:t>
+      </w:r>
+      <w:proofErr w:type="spellEnd"/>
+      <w:r>
+        <w:t xml:space="preserve"> </w:t>
+      </w:r>
+      <w:proofErr w:type="spellStart"/>
+      <w:r>
+        <w:t>mecanicii</w:t>
+      </w:r>
+      <w:proofErr w:type="spellEnd"/>
+      <w:r>
+        <w:t xml:space="preserve"> </w:t>
+      </w:r>
+      <w:proofErr w:type="spellStart"/>
+      <w:r>
+        <w:t>și</w:t>
+      </w:r>
+      <w:proofErr w:type="spellEnd"/>
+      <w:r>
+        <w:t xml:space="preserve"> </w:t>
+      </w:r>
+      <w:proofErr w:type="spellStart"/>
+      <w:r>
+        <w:t>piesele</w:t>
       </w:r>
       <w:proofErr w:type="spellEnd"/>
       <w:r>
@@ -2284,7 +3621,71 @@
       </w:r>
       <w:proofErr w:type="spellStart"/>
       <w:r>
-        <w:t>elevatoare</w:t>
+        <w:t>fișă</w:t>
+      </w:r>
+      <w:proofErr w:type="spellEnd"/>
+      <w:r>
+        <w:t xml:space="preserve">, </w:t>
+      </w:r>
+      <w:proofErr w:type="spellStart"/>
+      <w:r>
+        <w:t>consultă</w:t>
+      </w:r>
+      <w:proofErr w:type="spellEnd"/>
+      <w:r>
+        <w:t xml:space="preserve"> </w:t>
+      </w:r>
+      <w:proofErr w:type="spellStart"/>
+      <w:r>
+        <w:t>recomandările</w:t>
+      </w:r>
+      <w:proofErr w:type="spellEnd"/>
+      <w:r>
+        <w:t xml:space="preserve"> </w:t>
+      </w:r>
+      <w:proofErr w:type="spellStart"/>
+      <w:r>
+        <w:t>oferite</w:t>
+      </w:r>
+      <w:proofErr w:type="spellEnd"/>
+      <w:r>
+        <w:t xml:space="preserve"> de </w:t>
+      </w:r>
+      <w:proofErr w:type="spellStart"/>
+      <w:r>
+        <w:t>modulul</w:t>
+      </w:r>
+      <w:proofErr w:type="spellEnd"/>
+      <w:r>
+        <w:t xml:space="preserve"> AI </w:t>
+      </w:r>
+      <w:proofErr w:type="spellStart"/>
+      <w:r>
+        <w:t>și</w:t>
+      </w:r>
+      <w:proofErr w:type="spellEnd"/>
+      <w:r>
+        <w:t xml:space="preserve"> </w:t>
+      </w:r>
+      <w:proofErr w:type="spellStart"/>
+      <w:r>
+        <w:t>urmărește</w:t>
+      </w:r>
+      <w:proofErr w:type="spellEnd"/>
+      <w:r>
+        <w:t xml:space="preserve"> </w:t>
+      </w:r>
+      <w:proofErr w:type="spellStart"/>
+      <w:r>
+        <w:t>rapoartele</w:t>
+      </w:r>
+      <w:proofErr w:type="spellEnd"/>
+      <w:r>
+        <w:t xml:space="preserve"> </w:t>
+      </w:r>
+      <w:proofErr w:type="spellStart"/>
+      <w:r>
+        <w:t>financiare</w:t>
       </w:r>
       <w:proofErr w:type="spellEnd"/>
       <w:r>
@@ -2296,27 +3697,59 @@
       </w:r>
       <w:proofErr w:type="spellEnd"/>
       <w:r>
-        <w:t xml:space="preserve"> </w:t>
-      </w:r>
-      <w:proofErr w:type="spellStart"/>
-      <w:r>
-        <w:t>posturi</w:t>
-      </w:r>
-      <w:proofErr w:type="spellEnd"/>
-      <w:r>
         <w:t xml:space="preserve"> de </w:t>
       </w:r>
       <w:proofErr w:type="spellStart"/>
       <w:r>
-        <w:t>lucru</w:t>
-      </w:r>
-      <w:proofErr w:type="spellEnd"/>
-      <w:r>
-        <w:t xml:space="preserve">. De </w:t>
-      </w:r>
-      <w:proofErr w:type="spellStart"/>
-      <w:r>
-        <w:t>asemenea</w:t>
+        <w:t>stoc</w:t>
+      </w:r>
+      <w:proofErr w:type="spellEnd"/>
+      <w:r>
+        <w:t xml:space="preserve">. </w:t>
+      </w:r>
+      <w:proofErr w:type="spellStart"/>
+      <w:r>
+        <w:t>Inspectorul</w:t>
+      </w:r>
+      <w:proofErr w:type="spellEnd"/>
+      <w:r>
+        <w:t xml:space="preserve"> ITP se </w:t>
+      </w:r>
+      <w:proofErr w:type="spellStart"/>
+      <w:r>
+        <w:t>ocupă</w:t>
+      </w:r>
+      <w:proofErr w:type="spellEnd"/>
+      <w:r>
+        <w:t xml:space="preserve"> </w:t>
+      </w:r>
+      <w:proofErr w:type="spellStart"/>
+      <w:r>
+        <w:t>exclusiv</w:t>
+      </w:r>
+      <w:proofErr w:type="spellEnd"/>
+      <w:r>
+        <w:t xml:space="preserve"> de </w:t>
+      </w:r>
+      <w:proofErr w:type="spellStart"/>
+      <w:r>
+        <w:t>linia</w:t>
+      </w:r>
+      <w:proofErr w:type="spellEnd"/>
+      <w:r>
+        <w:t xml:space="preserve"> de </w:t>
+      </w:r>
+      <w:proofErr w:type="spellStart"/>
+      <w:r>
+        <w:t>verificare</w:t>
+      </w:r>
+      <w:proofErr w:type="spellEnd"/>
+      <w:r>
+        <w:t xml:space="preserve"> </w:t>
+      </w:r>
+      <w:proofErr w:type="spellStart"/>
+      <w:r>
+        <w:t>tehnică</w:t>
       </w:r>
       <w:proofErr w:type="spellEnd"/>
       <w:r>
@@ -2324,7 +3757,15 @@
       </w:r>
       <w:proofErr w:type="spellStart"/>
       <w:r>
-        <w:t>modulul</w:t>
+        <w:t>având</w:t>
+      </w:r>
+      <w:proofErr w:type="spellEnd"/>
+      <w:r>
+        <w:t xml:space="preserve"> </w:t>
+      </w:r>
+      <w:proofErr w:type="spellStart"/>
+      <w:r>
+        <w:t>rolul</w:t>
       </w:r>
       <w:proofErr w:type="spellEnd"/>
       <w:r>
@@ -2332,19 +3773,27 @@
       </w:r>
       <w:proofErr w:type="spellStart"/>
       <w:r>
-        <w:t>gestiune</w:t>
-      </w:r>
-      <w:proofErr w:type="spellEnd"/>
-      <w:r>
-        <w:t xml:space="preserve"> a </w:t>
-      </w:r>
-      <w:proofErr w:type="spellStart"/>
-      <w:r>
-        <w:t>stocurilor</w:t>
-      </w:r>
-      <w:proofErr w:type="spellEnd"/>
-      <w:r>
-        <w:t xml:space="preserve"> </w:t>
+        <w:t>a</w:t>
+      </w:r>
+      <w:proofErr w:type="spellEnd"/>
+      <w:r>
+        <w:t xml:space="preserve"> introduce </w:t>
+      </w:r>
+      <w:proofErr w:type="spellStart"/>
+      <w:r>
+        <w:t>valorile</w:t>
+      </w:r>
+      <w:proofErr w:type="spellEnd"/>
+      <w:r>
+        <w:t xml:space="preserve"> </w:t>
+      </w:r>
+      <w:proofErr w:type="spellStart"/>
+      <w:r>
+        <w:t>măsurate</w:t>
+      </w:r>
+      <w:proofErr w:type="spellEnd"/>
+      <w:r>
+        <w:t xml:space="preserve"> pe stand </w:t>
       </w:r>
       <w:proofErr w:type="spellStart"/>
       <w:r>
@@ -2352,35 +3801,27 @@
       </w:r>
       <w:proofErr w:type="spellEnd"/>
       <w:r>
-        <w:t xml:space="preserve"> </w:t>
-      </w:r>
-      <w:proofErr w:type="spellStart"/>
-      <w:r>
-        <w:t>furnizorilor</w:t>
-      </w:r>
-      <w:proofErr w:type="spellEnd"/>
-      <w:r>
-        <w:t xml:space="preserve"> </w:t>
-      </w:r>
-      <w:proofErr w:type="spellStart"/>
-      <w:r>
-        <w:t>menține</w:t>
-      </w:r>
-      <w:proofErr w:type="spellEnd"/>
-      <w:r>
-        <w:t xml:space="preserve"> </w:t>
-      </w:r>
-      <w:proofErr w:type="spellStart"/>
-      <w:r>
-        <w:t>evidența</w:t>
-      </w:r>
-      <w:proofErr w:type="spellEnd"/>
-      <w:r>
-        <w:t xml:space="preserve"> </w:t>
-      </w:r>
-      <w:proofErr w:type="spellStart"/>
-      <w:r>
-        <w:t>catalogului</w:t>
+        <w:t xml:space="preserve"> de a </w:t>
+      </w:r>
+      <w:proofErr w:type="spellStart"/>
+      <w:r>
+        <w:t>înregistra</w:t>
+      </w:r>
+      <w:proofErr w:type="spellEnd"/>
+      <w:r>
+        <w:t xml:space="preserve"> </w:t>
+      </w:r>
+      <w:proofErr w:type="spellStart"/>
+      <w:r>
+        <w:t>decizia</w:t>
+      </w:r>
+      <w:proofErr w:type="spellEnd"/>
+      <w:r>
+        <w:t xml:space="preserve"> </w:t>
+      </w:r>
+      <w:proofErr w:type="spellStart"/>
+      <w:r>
+        <w:t>finală</w:t>
       </w:r>
       <w:proofErr w:type="spellEnd"/>
       <w:r>
@@ -2388,206 +3829,6 @@
       </w:r>
       <w:proofErr w:type="spellStart"/>
       <w:r>
-        <w:t>piese</w:t>
-      </w:r>
-      <w:proofErr w:type="spellEnd"/>
-      <w:r>
-        <w:t xml:space="preserve"> de </w:t>
-      </w:r>
-      <w:proofErr w:type="spellStart"/>
-      <w:r>
-        <w:t>schimb</w:t>
-      </w:r>
-      <w:proofErr w:type="spellEnd"/>
-      <w:r>
-        <w:t xml:space="preserve">, </w:t>
-      </w:r>
-      <w:proofErr w:type="spellStart"/>
-      <w:r>
-        <w:t>scăzând</w:t>
-      </w:r>
-      <w:proofErr w:type="spellEnd"/>
-      <w:r>
-        <w:t xml:space="preserve"> automat </w:t>
-      </w:r>
-      <w:proofErr w:type="spellStart"/>
-      <w:r>
-        <w:t>produsele</w:t>
-      </w:r>
-      <w:proofErr w:type="spellEnd"/>
-      <w:r>
-        <w:t xml:space="preserve"> din </w:t>
-      </w:r>
-      <w:proofErr w:type="spellStart"/>
-      <w:r>
-        <w:t>magazie</w:t>
-      </w:r>
-      <w:proofErr w:type="spellEnd"/>
-      <w:r>
-        <w:t xml:space="preserve"> </w:t>
-      </w:r>
-      <w:proofErr w:type="spellStart"/>
-      <w:r>
-        <w:t>în</w:t>
-      </w:r>
-      <w:proofErr w:type="spellEnd"/>
-      <w:r>
-        <w:t xml:space="preserve"> </w:t>
-      </w:r>
-      <w:proofErr w:type="spellStart"/>
-      <w:r>
-        <w:t>momentul</w:t>
-      </w:r>
-      <w:proofErr w:type="spellEnd"/>
-      <w:r>
-        <w:t xml:space="preserve"> </w:t>
-      </w:r>
-      <w:proofErr w:type="spellStart"/>
-      <w:r>
-        <w:t>adăugării</w:t>
-      </w:r>
-      <w:proofErr w:type="spellEnd"/>
-      <w:r>
-        <w:t xml:space="preserve"> pe o </w:t>
-      </w:r>
-      <w:proofErr w:type="spellStart"/>
-      <w:r>
-        <w:t>comandă</w:t>
-      </w:r>
-      <w:proofErr w:type="spellEnd"/>
-      <w:r>
-        <w:t xml:space="preserve"> </w:t>
-      </w:r>
-      <w:proofErr w:type="spellStart"/>
-      <w:r>
-        <w:t>și</w:t>
-      </w:r>
-      <w:proofErr w:type="spellEnd"/>
-      <w:r>
-        <w:t xml:space="preserve"> </w:t>
-      </w:r>
-      <w:proofErr w:type="spellStart"/>
-      <w:r>
-        <w:t>generând</w:t>
-      </w:r>
-      <w:proofErr w:type="spellEnd"/>
-      <w:r>
-        <w:t xml:space="preserve"> </w:t>
-      </w:r>
-      <w:proofErr w:type="spellStart"/>
-      <w:r>
-        <w:t>alerte</w:t>
-      </w:r>
-      <w:proofErr w:type="spellEnd"/>
-      <w:r>
-        <w:t xml:space="preserve"> </w:t>
-      </w:r>
-      <w:proofErr w:type="spellStart"/>
-      <w:r>
-        <w:t>pentru</w:t>
-      </w:r>
-      <w:proofErr w:type="spellEnd"/>
-      <w:r>
-        <w:t xml:space="preserve"> </w:t>
-      </w:r>
-      <w:proofErr w:type="spellStart"/>
-      <w:r>
-        <w:t>reperele</w:t>
-      </w:r>
-      <w:proofErr w:type="spellEnd"/>
-      <w:r>
-        <w:t xml:space="preserve"> care scad sub </w:t>
-      </w:r>
-      <w:proofErr w:type="spellStart"/>
-      <w:r>
-        <w:t>pragul</w:t>
-      </w:r>
-      <w:proofErr w:type="spellEnd"/>
-      <w:r>
-        <w:t xml:space="preserve"> minim. </w:t>
-      </w:r>
-      <w:proofErr w:type="spellStart"/>
-      <w:r>
-        <w:t>Pentru</w:t>
-      </w:r>
-      <w:proofErr w:type="spellEnd"/>
-      <w:r>
-        <w:t xml:space="preserve"> </w:t>
-      </w:r>
-      <w:proofErr w:type="spellStart"/>
-      <w:r>
-        <w:t>stația</w:t>
-      </w:r>
-      <w:proofErr w:type="spellEnd"/>
-      <w:r>
-        <w:t xml:space="preserve"> ITP, </w:t>
-      </w:r>
-      <w:proofErr w:type="spellStart"/>
-      <w:r>
-        <w:t>sistemul</w:t>
-      </w:r>
-      <w:proofErr w:type="spellEnd"/>
-      <w:r>
-        <w:t xml:space="preserve"> </w:t>
-      </w:r>
-      <w:proofErr w:type="spellStart"/>
-      <w:r>
-        <w:t>permite</w:t>
-      </w:r>
-      <w:proofErr w:type="spellEnd"/>
-      <w:r>
-        <w:t xml:space="preserve"> </w:t>
-      </w:r>
-      <w:proofErr w:type="spellStart"/>
-      <w:r>
-        <w:t>înregistrarea</w:t>
-      </w:r>
-      <w:proofErr w:type="spellEnd"/>
-      <w:r>
-        <w:t xml:space="preserve"> </w:t>
-      </w:r>
-      <w:proofErr w:type="spellStart"/>
-      <w:r>
-        <w:t>valorilor</w:t>
-      </w:r>
-      <w:proofErr w:type="spellEnd"/>
-      <w:r>
-        <w:t xml:space="preserve"> </w:t>
-      </w:r>
-      <w:proofErr w:type="spellStart"/>
-      <w:r>
-        <w:t>tehnice</w:t>
-      </w:r>
-      <w:proofErr w:type="spellEnd"/>
-      <w:r>
-        <w:t xml:space="preserve"> </w:t>
-      </w:r>
-      <w:proofErr w:type="spellStart"/>
-      <w:r>
-        <w:t>măsurate</w:t>
-      </w:r>
-      <w:proofErr w:type="spellEnd"/>
-      <w:r>
-        <w:t xml:space="preserve"> pe stand, </w:t>
-      </w:r>
-      <w:proofErr w:type="spellStart"/>
-      <w:r>
-        <w:t>emiterea</w:t>
-      </w:r>
-      <w:proofErr w:type="spellEnd"/>
-      <w:r>
-        <w:t xml:space="preserve"> </w:t>
-      </w:r>
-      <w:proofErr w:type="spellStart"/>
-      <w:r>
-        <w:t>deciziei</w:t>
-      </w:r>
-      <w:proofErr w:type="spellEnd"/>
-      <w:r>
-        <w:t xml:space="preserve"> de </w:t>
-      </w:r>
-      <w:proofErr w:type="spellStart"/>
-      <w:r>
         <w:t>admitere</w:t>
       </w:r>
       <w:proofErr w:type="spellEnd"/>
@@ -2608,1159 +3849,534 @@
       </w:r>
       <w:proofErr w:type="spellEnd"/>
       <w:r>
-        <w:t xml:space="preserve"> </w:t>
-      </w:r>
-      <w:proofErr w:type="spellStart"/>
-      <w:r>
-        <w:t>și</w:t>
-      </w:r>
-      <w:proofErr w:type="spellEnd"/>
-      <w:r>
-        <w:t xml:space="preserve"> </w:t>
-      </w:r>
-      <w:proofErr w:type="spellStart"/>
-      <w:r>
-        <w:t>monitorizarea</w:t>
-      </w:r>
-      <w:proofErr w:type="spellEnd"/>
-      <w:r>
-        <w:t xml:space="preserve"> </w:t>
-      </w:r>
-      <w:proofErr w:type="spellStart"/>
-      <w:r>
-        <w:t>datelor</w:t>
-      </w:r>
-      <w:proofErr w:type="spellEnd"/>
-      <w:r>
-        <w:t xml:space="preserve"> de </w:t>
-      </w:r>
-      <w:proofErr w:type="spellStart"/>
-      <w:r>
-        <w:t>expirare</w:t>
-      </w:r>
-      <w:proofErr w:type="spellEnd"/>
-      <w:r>
-        <w:t xml:space="preserve"> </w:t>
-      </w:r>
-      <w:proofErr w:type="gramStart"/>
-      <w:r>
-        <w:t>a</w:t>
-      </w:r>
-      <w:proofErr w:type="gramEnd"/>
-      <w:r>
-        <w:t xml:space="preserve"> </w:t>
-      </w:r>
-      <w:proofErr w:type="spellStart"/>
-      <w:r>
-        <w:t>inspecțiilor</w:t>
-      </w:r>
-      <w:proofErr w:type="spellEnd"/>
-      <w:r>
+        <w:t>.</w:t>
+      </w:r>
+    </w:p>
+    <w:p>
+      <w:pPr>
+        <w:rPr>
+          <w:lang w:val="ro-RO"/>
+        </w:rPr>
+      </w:pPr>
+    </w:p>
+    <w:p>
+      <w:pPr>
+        <w:pStyle w:val="Heading1"/>
+        <w:rPr>
+          <w:lang w:eastAsia="ko-KR"/>
+        </w:rPr>
+      </w:pPr>
+      <w:r>
+        <w:rPr>
+          <w:lang w:eastAsia="ko-KR"/>
+        </w:rPr>
+        <w:br w:type="page"/>
+      </w:r>
+      <w:r>
+        <w:rPr>
+          <w:lang w:eastAsia="ko-KR"/>
+        </w:rPr>
+        <w:lastRenderedPageBreak/>
+        <w:t xml:space="preserve"> </w:t>
+      </w:r>
+      <w:r>
+        <w:rPr>
+          <w:lang w:eastAsia="ko-KR"/>
+        </w:rPr>
+        <w:t>Proiectare</w:t>
+      </w:r>
+    </w:p>
+    <w:p>
+      <w:pPr>
+        <w:rPr>
+          <w:b/>
+          <w:bCs/>
+          <w:sz w:val="28"/>
+          <w:szCs w:val="28"/>
+          <w:lang w:val="ro-RO" w:eastAsia="ko-KR"/>
+        </w:rPr>
+      </w:pPr>
+      <w:r>
+        <w:rPr>
+          <w:b/>
+          <w:bCs/>
+          <w:sz w:val="28"/>
+          <w:szCs w:val="28"/>
+          <w:lang w:val="ro-RO" w:eastAsia="ko-KR"/>
+        </w:rPr>
+        <w:t>3.1 Analiza cerințelor</w:t>
+      </w:r>
+    </w:p>
+    <w:p>
+      <w:pPr>
+        <w:rPr>
+          <w:lang w:val="ro-RO" w:eastAsia="ko-KR"/>
+        </w:rPr>
+      </w:pPr>
+      <w:r>
+        <w:rPr>
+          <w:b/>
+          <w:bCs/>
+          <w:sz w:val="28"/>
+          <w:szCs w:val="28"/>
+          <w:lang w:val="ro-RO" w:eastAsia="ko-KR"/>
+        </w:rPr>
+        <w:tab/>
+      </w:r>
+      <w:r>
+        <w:rPr>
+          <w:lang w:val="ro-RO" w:eastAsia="ko-KR"/>
+        </w:rPr>
+        <w:t xml:space="preserve">Proiectul urmărește activitatea unui service auto cu stație ITP, în care procesele sunt împărțite între recepție, atelier, magazie și linia de inspecție tehnică.  </w:t>
+      </w:r>
+    </w:p>
+    <w:p>
+      <w:pPr>
+        <w:rPr>
+          <w:b/>
+          <w:bCs/>
+          <w:sz w:val="28"/>
+          <w:szCs w:val="28"/>
+          <w:lang w:val="ro-RO" w:eastAsia="ko-KR"/>
+        </w:rPr>
+      </w:pPr>
+    </w:p>
+    <w:p>
+      <w:pPr>
+        <w:rPr>
+          <w:b/>
+          <w:bCs/>
+          <w:sz w:val="28"/>
+          <w:szCs w:val="28"/>
+          <w:lang w:val="ro-RO" w:eastAsia="ko-KR"/>
+        </w:rPr>
+      </w:pPr>
+      <w:r>
+        <w:rPr>
+          <w:b/>
+          <w:bCs/>
+          <w:sz w:val="28"/>
+          <w:szCs w:val="28"/>
+          <w:lang w:val="ro-RO" w:eastAsia="ko-KR"/>
+        </w:rPr>
+        <w:t>3.2 Modelul conceptual</w:t>
+      </w:r>
+    </w:p>
+    <w:p>
+      <w:pPr>
+        <w:rPr>
+          <w:lang w:val="ro-RO" w:eastAsia="ko-KR"/>
+        </w:rPr>
+      </w:pPr>
+      <w:r>
+        <w:rPr>
+          <w:b/>
+          <w:bCs/>
+          <w:sz w:val="28"/>
+          <w:szCs w:val="28"/>
+          <w:lang w:val="ro-RO" w:eastAsia="ko-KR"/>
+        </w:rPr>
+        <w:tab/>
+      </w:r>
+    </w:p>
+    <w:p>
+      <w:pPr>
+        <w:rPr>
+          <w:lang w:val="ro-RO" w:eastAsia="ko-KR"/>
+        </w:rPr>
+      </w:pPr>
+      <w:r>
+        <w:rPr>
+          <w:lang w:val="ro-RO" w:eastAsia="ko-KR"/>
+        </w:rPr>
+        <w:tab/>
+        <w:t>Modelul conceptual (Figura 3.1) conține 12 entități, grupate pe patru zone funcționale. Zona clienți și programări</w:t>
+      </w:r>
+      <w:r>
+        <w:rPr>
+          <w:lang w:eastAsia="ko-KR"/>
+        </w:rPr>
+        <w:t>:</w:t>
+      </w:r>
+      <w:r>
+        <w:rPr>
+          <w:lang w:val="ro-RO" w:eastAsia="ko-KR"/>
+        </w:rPr>
+        <w:t xml:space="preserve"> CLIENT, VEHICUL, PROGRAMARE.</w:t>
+      </w:r>
+    </w:p>
+    <w:p>
+      <w:pPr>
+        <w:rPr>
+          <w:lang w:eastAsia="ko-KR"/>
+        </w:rPr>
+      </w:pPr>
+      <w:r>
+        <w:rPr>
+          <w:lang w:val="ro-RO" w:eastAsia="ko-KR"/>
+        </w:rPr>
+        <w:t>Zona de atelier</w:t>
+      </w:r>
+      <w:r>
+        <w:rPr>
+          <w:lang w:eastAsia="ko-KR"/>
+        </w:rPr>
+        <w:t xml:space="preserve">: COMANDA_REPARATIE, LUCRARE_EFECTUATA, ANGAJAT, LUCRARE_CATALOG. Zona de </w:t>
+      </w:r>
+      <w:proofErr w:type="spellStart"/>
+      <w:r>
+        <w:rPr>
+          <w:lang w:eastAsia="ko-KR"/>
+        </w:rPr>
+        <w:t>stoc</w:t>
+      </w:r>
+      <w:proofErr w:type="spellEnd"/>
+      <w:r>
+        <w:rPr>
+          <w:lang w:eastAsia="ko-KR"/>
+        </w:rPr>
+        <w:t>: PIESA, FURNIZOR, LINIE_PIESA</w:t>
+      </w:r>
+      <w:r>
+        <w:rPr>
+          <w:lang w:eastAsia="ko-KR"/>
+        </w:rPr>
         <w:t xml:space="preserve">. </w:t>
       </w:r>
-      <w:proofErr w:type="spellStart"/>
-      <w:r>
-        <w:t>Aplica</w:t>
-      </w:r>
-      <w:proofErr w:type="spellEnd"/>
-      <w:r>
-        <w:rPr>
-          <w:lang w:val="ro-RO"/>
-        </w:rPr>
-        <w:t>ția</w:t>
-      </w:r>
-      <w:r>
-        <w:t xml:space="preserve"> include un </w:t>
-      </w:r>
-      <w:proofErr w:type="spellStart"/>
-      <w:r>
-        <w:t>modul</w:t>
-      </w:r>
-      <w:proofErr w:type="spellEnd"/>
-      <w:r>
-        <w:t xml:space="preserve"> de </w:t>
-      </w:r>
-      <w:proofErr w:type="spellStart"/>
-      <w:r>
-        <w:t>asistență</w:t>
-      </w:r>
-      <w:proofErr w:type="spellEnd"/>
-      <w:r>
-        <w:t xml:space="preserve"> la </w:t>
-      </w:r>
-      <w:proofErr w:type="spellStart"/>
-      <w:r>
-        <w:t>diagnoză</w:t>
-      </w:r>
-      <w:proofErr w:type="spellEnd"/>
-      <w:r>
-        <w:t xml:space="preserve"> </w:t>
-      </w:r>
-      <w:r>
-        <w:t xml:space="preserve">care </w:t>
-      </w:r>
-      <w:proofErr w:type="spellStart"/>
-      <w:r>
-        <w:t>analizează</w:t>
-      </w:r>
-      <w:proofErr w:type="spellEnd"/>
-      <w:r>
-        <w:t xml:space="preserve"> </w:t>
-      </w:r>
-      <w:proofErr w:type="spellStart"/>
-      <w:r>
-        <w:t>istoricul</w:t>
-      </w:r>
-      <w:proofErr w:type="spellEnd"/>
-      <w:r>
-        <w:t xml:space="preserve"> </w:t>
-      </w:r>
-      <w:proofErr w:type="spellStart"/>
-      <w:r>
-        <w:t>defecțiunilor</w:t>
-      </w:r>
-      <w:proofErr w:type="spellEnd"/>
-      <w:r>
-        <w:t xml:space="preserve"> </w:t>
-      </w:r>
-      <w:proofErr w:type="spellStart"/>
-      <w:r>
-        <w:t>și</w:t>
-      </w:r>
-      <w:proofErr w:type="spellEnd"/>
-      <w:r>
-        <w:t xml:space="preserve"> </w:t>
-      </w:r>
-      <w:proofErr w:type="spellStart"/>
-      <w:r>
-        <w:t>afișează</w:t>
-      </w:r>
-      <w:proofErr w:type="spellEnd"/>
-      <w:r>
-        <w:t xml:space="preserve"> la </w:t>
-      </w:r>
-      <w:proofErr w:type="spellStart"/>
-      <w:r>
-        <w:t>recepție</w:t>
-      </w:r>
-      <w:proofErr w:type="spellEnd"/>
-      <w:r>
+      <w:r>
+        <w:rPr>
+          <w:lang w:eastAsia="ko-KR"/>
+        </w:rPr>
+        <w:t xml:space="preserve">Zona ITP </w:t>
+      </w:r>
+      <w:r>
+        <w:rPr>
+          <w:lang w:val="ro-RO" w:eastAsia="ko-KR"/>
+        </w:rPr>
+        <w:t>și diagnoză</w:t>
+      </w:r>
+      <w:r>
+        <w:rPr>
+          <w:lang w:eastAsia="ko-KR"/>
+        </w:rPr>
+        <w:t>: INSPECTIE_ITP, RECOMANDARE_DIAGNOZA.</w:t>
+      </w:r>
+    </w:p>
+    <w:p>
+      <w:pPr>
+        <w:ind w:firstLine="0"/>
+        <w:rPr>
+          <w:lang w:val="ro-RO" w:eastAsia="ko-KR"/>
+        </w:rPr>
+      </w:pPr>
+    </w:p>
+    <w:p>
+      <w:pPr>
+        <w:pStyle w:val="NormalWeb"/>
+        <w:rPr>
+          <w:noProof/>
+        </w:rPr>
+      </w:pPr>
+      <w:r>
+        <w:rPr>
+          <w:noProof/>
+        </w:rPr>
+        <w:drawing>
+          <wp:inline distT="0" distB="0" distL="0" distR="0" wp14:anchorId="1C3DE5D3" wp14:editId="5F671D27">
+            <wp:extent cx="5274310" cy="2875915"/>
+            <wp:effectExtent l="0" t="0" r="2540" b="635"/>
+            <wp:docPr id="1076466577" name="Picture 5"/>
+            <wp:cNvGraphicFramePr>
+              <a:graphicFrameLocks xmlns:a="http://schemas.openxmlformats.org/drawingml/2006/main" noChangeAspect="1"/>
+            </wp:cNvGraphicFramePr>
+            <a:graphic xmlns:a="http://schemas.openxmlformats.org/drawingml/2006/main">
+              <a:graphicData uri="http://schemas.openxmlformats.org/drawingml/2006/picture">
+                <pic:pic xmlns:pic="http://schemas.openxmlformats.org/drawingml/2006/picture">
+                  <pic:nvPicPr>
+                    <pic:cNvPr id="0" name="Picture 15"/>
+                    <pic:cNvPicPr>
+                      <a:picLocks noChangeAspect="1" noChangeArrowheads="1"/>
+                    </pic:cNvPicPr>
+                  </pic:nvPicPr>
+                  <pic:blipFill>
+                    <a:blip r:embed="rId18">
+                      <a:extLst>
+                        <a:ext uri="{28A0092B-C50C-407E-A947-70E740481C1C}">
+                          <a14:useLocalDpi xmlns:a14="http://schemas.microsoft.com/office/drawing/2010/main" val="0"/>
+                        </a:ext>
+                      </a:extLst>
+                    </a:blip>
+                    <a:srcRect/>
+                    <a:stretch>
+                      <a:fillRect/>
+                    </a:stretch>
+                  </pic:blipFill>
+                  <pic:spPr bwMode="auto">
+                    <a:xfrm>
+                      <a:off x="0" y="0"/>
+                      <a:ext cx="5274310" cy="2875915"/>
+                    </a:xfrm>
+                    <a:prstGeom prst="rect">
+                      <a:avLst/>
+                    </a:prstGeom>
+                    <a:noFill/>
+                    <a:ln>
+                      <a:noFill/>
+                    </a:ln>
+                  </pic:spPr>
+                </pic:pic>
+              </a:graphicData>
+            </a:graphic>
+          </wp:inline>
+        </w:drawing>
+      </w:r>
+    </w:p>
+    <w:p>
+      <w:pPr>
+        <w:pStyle w:val="Caption"/>
+        <w:rPr>
+          <w:noProof/>
+        </w:rPr>
+      </w:pPr>
+      <w:r>
+        <w:t xml:space="preserve">Figura  </w:t>
+      </w:r>
+      <w:r>
+        <w:t>3</w:t>
+      </w:r>
+      <w:r>
+        <w:t>.</w:t>
+      </w:r>
+      <w:r>
+        <w:fldChar w:fldCharType="begin"/>
+      </w:r>
+      <w:r>
+        <w:instrText xml:space="preserve"> SEQ Figura_ \* ARABIC \s 1 </w:instrText>
+      </w:r>
+      <w:r>
+        <w:fldChar w:fldCharType="separate"/>
+      </w:r>
+      <w:r>
+        <w:rPr>
+          <w:noProof/>
+        </w:rPr>
+        <w:t>1</w:t>
+      </w:r>
+      <w:r>
+        <w:fldChar w:fldCharType="end"/>
+      </w:r>
+      <w:r>
+        <w:rPr>
+          <w:noProof/>
+        </w:rPr>
+        <w:t xml:space="preserve">. </w:t>
+      </w:r>
+      <w:r>
+        <w:rPr>
+          <w:noProof/>
+        </w:rPr>
+        <w:t>Diagrama Entitate-Relație</w:t>
+      </w:r>
+    </w:p>
+    <w:p>
+      <w:pPr>
+        <w:ind w:firstLine="0"/>
+        <w:rPr>
+          <w:lang w:val="ro-RO" w:eastAsia="ko-KR"/>
+        </w:rPr>
+      </w:pPr>
+    </w:p>
+    <w:p>
+      <w:pPr>
+        <w:ind w:firstLine="0"/>
+        <w:rPr>
+          <w:lang w:val="ro-RO" w:eastAsia="ko-KR"/>
+        </w:rPr>
+      </w:pPr>
+      <w:r>
+        <w:rPr>
+          <w:lang w:val="ro-RO" w:eastAsia="ko-KR"/>
+        </w:rPr>
+        <w:tab/>
+      </w:r>
+    </w:p>
+    <w:p>
+      <w:pPr>
+        <w:ind w:firstLine="0"/>
+        <w:rPr>
+          <w:lang w:val="ro-RO" w:eastAsia="ko-KR"/>
+        </w:rPr>
+      </w:pPr>
+      <w:r>
+        <w:rPr>
+          <w:lang w:val="ro-RO" w:eastAsia="ko-KR"/>
+        </w:rPr>
+        <w:tab/>
+        <w:t>Relațiile principale sunt de tip 1</w:t>
+      </w:r>
+      <w:r>
+        <w:rPr>
+          <w:lang w:eastAsia="ko-KR"/>
+        </w:rPr>
+        <w:t>:N:</w:t>
+      </w:r>
+      <w:r>
+        <w:rPr>
+          <w:lang w:val="ro-RO" w:eastAsia="ko-KR"/>
+        </w:rPr>
+        <w:t xml:space="preserve"> un client deține mai multe vehicule iar un vehicul are mai multe comenzi, inspecții, programări și recomandări. Relația dintre comenzi și piese este de tip M:N deoarece o comandă folosește mai multe piese iar aceeași piesă poate fi in mai multe comenzi. Astfel, tabelul LINIE_PIESA păstreaza cantitatea și prețul unitar</w:t>
+      </w:r>
+      <w:r>
+        <w:rPr>
+          <w:lang w:val="ro-RO" w:eastAsia="ko-KR"/>
+        </w:rPr>
+        <w:t xml:space="preserve"> al unei piese</w:t>
+      </w:r>
+      <w:r>
+        <w:rPr>
+          <w:lang w:val="ro-RO" w:eastAsia="ko-KR"/>
+        </w:rPr>
+        <w:t xml:space="preserve"> de la momentul montării.</w:t>
+      </w:r>
+      <w:r>
+        <w:rPr>
+          <w:lang w:val="ro-RO" w:eastAsia="ko-KR"/>
+        </w:rPr>
+        <w:t xml:space="preserve"> Entitatea ANGAJAT apare în trei relații distincte deoarece aceeași persoana poate fi operator care deschide comanda, mecanic care execută lucrarea sau inspector ITP. </w:t>
+      </w:r>
+      <w:r>
+        <w:rPr>
+          <w:lang w:val="ro-RO" w:eastAsia="ko-KR"/>
+        </w:rPr>
+        <w:t xml:space="preserve"> Relația dintre PROGRAMARE și </w:t>
+      </w:r>
+      <w:r>
+        <w:rPr>
+          <w:lang w:eastAsia="ko-KR"/>
+        </w:rPr>
+        <w:t xml:space="preserve">COMANDA_REPARATIE </w:t>
+      </w:r>
+      <w:proofErr w:type="spellStart"/>
+      <w:r>
+        <w:rPr>
+          <w:lang w:eastAsia="ko-KR"/>
+        </w:rPr>
+        <w:t>este</w:t>
+      </w:r>
+      <w:proofErr w:type="spellEnd"/>
+      <w:r>
+        <w:rPr>
+          <w:lang w:eastAsia="ko-KR"/>
+        </w:rPr>
+        <w:t xml:space="preserve"> de tip </w:t>
+      </w:r>
+      <w:proofErr w:type="spellStart"/>
+      <w:r>
+        <w:rPr>
+          <w:lang w:eastAsia="ko-KR"/>
+        </w:rPr>
+        <w:t>unu</w:t>
+      </w:r>
+      <w:proofErr w:type="spellEnd"/>
+      <w:r>
+        <w:rPr>
+          <w:lang w:eastAsia="ko-KR"/>
+        </w:rPr>
+        <w:t>-la-zero-</w:t>
+      </w:r>
+      <w:proofErr w:type="spellStart"/>
+      <w:r>
+        <w:rPr>
+          <w:lang w:eastAsia="ko-KR"/>
+        </w:rPr>
+        <w:t>sau</w:t>
+      </w:r>
+      <w:proofErr w:type="spellEnd"/>
+      <w:r>
+        <w:rPr>
+          <w:lang w:eastAsia="ko-KR"/>
+        </w:rPr>
+        <w:t>-</w:t>
+      </w:r>
+      <w:proofErr w:type="spellStart"/>
+      <w:r>
+        <w:rPr>
+          <w:lang w:eastAsia="ko-KR"/>
+        </w:rPr>
+        <w:t>unu</w:t>
+      </w:r>
+      <w:proofErr w:type="spellEnd"/>
+      <w:r>
+        <w:rPr>
+          <w:lang w:eastAsia="ko-KR"/>
+        </w:rPr>
+        <w:t xml:space="preserve">: o </w:t>
+      </w:r>
+      <w:proofErr w:type="spellStart"/>
+      <w:r>
+        <w:rPr>
+          <w:lang w:eastAsia="ko-KR"/>
+        </w:rPr>
+        <w:t>programare</w:t>
+      </w:r>
+      <w:proofErr w:type="spellEnd"/>
+      <w:r>
+        <w:rPr>
+          <w:lang w:eastAsia="ko-KR"/>
+        </w:rPr>
+        <w:t xml:space="preserve"> duce cel </w:t>
+      </w:r>
+      <w:proofErr w:type="spellStart"/>
+      <w:r>
+        <w:rPr>
+          <w:lang w:eastAsia="ko-KR"/>
+        </w:rPr>
+        <w:t>mult</w:t>
+      </w:r>
+      <w:proofErr w:type="spellEnd"/>
+      <w:r>
+        <w:rPr>
+          <w:lang w:eastAsia="ko-KR"/>
+        </w:rPr>
         <w:t xml:space="preserve"> o </w:t>
       </w:r>
       <w:proofErr w:type="spellStart"/>
       <w:r>
-        <w:t>listă</w:t>
-      </w:r>
-      <w:proofErr w:type="spellEnd"/>
-      <w:r>
-        <w:t xml:space="preserve"> de </w:t>
-      </w:r>
-      <w:proofErr w:type="spellStart"/>
-      <w:r>
-        <w:t>verificări</w:t>
-      </w:r>
-      <w:proofErr w:type="spellEnd"/>
-      <w:r>
-        <w:t xml:space="preserve"> </w:t>
-      </w:r>
-      <w:proofErr w:type="spellStart"/>
-      <w:r>
-        <w:t>recomandate</w:t>
-      </w:r>
-      <w:proofErr w:type="spellEnd"/>
-      <w:r>
-        <w:t xml:space="preserve"> </w:t>
-      </w:r>
-      <w:proofErr w:type="spellStart"/>
-      <w:r>
-        <w:t>pentru</w:t>
-      </w:r>
-      <w:proofErr w:type="spellEnd"/>
-      <w:r>
-        <w:t xml:space="preserve"> </w:t>
-      </w:r>
-      <w:proofErr w:type="spellStart"/>
-      <w:r>
-        <w:t>componentele</w:t>
-      </w:r>
-      <w:proofErr w:type="spellEnd"/>
-      <w:r>
-        <w:t xml:space="preserve"> </w:t>
-      </w:r>
-      <w:proofErr w:type="spellStart"/>
-      <w:r>
-        <w:t>cele</w:t>
-      </w:r>
-      <w:proofErr w:type="spellEnd"/>
-      <w:r>
-        <w:t xml:space="preserve"> </w:t>
-      </w:r>
-      <w:proofErr w:type="spellStart"/>
-      <w:r>
-        <w:t>mai</w:t>
-      </w:r>
-      <w:proofErr w:type="spellEnd"/>
-      <w:r>
-        <w:t xml:space="preserve"> </w:t>
-      </w:r>
-      <w:proofErr w:type="spellStart"/>
-      <w:r>
-        <w:t>predispuse</w:t>
-      </w:r>
-      <w:proofErr w:type="spellEnd"/>
-      <w:r>
-        <w:t xml:space="preserve"> la </w:t>
-      </w:r>
-      <w:proofErr w:type="spellStart"/>
-      <w:r>
-        <w:t>uzură</w:t>
-      </w:r>
-      <w:proofErr w:type="spellEnd"/>
-      <w:r>
-        <w:t>.</w:t>
-      </w:r>
-    </w:p>
-    <w:p>
-      <w:pPr>
-        <w:spacing w:after="160" w:line="278" w:lineRule="auto"/>
-      </w:pPr>
-    </w:p>
-    <w:p>
-      <w:pPr>
-        <w:spacing w:after="160" w:line="278" w:lineRule="auto"/>
-      </w:pPr>
-      <w:r>
-        <w:t xml:space="preserve">Din </w:t>
-      </w:r>
-      <w:proofErr w:type="spellStart"/>
-      <w:r>
-        <w:t>punct</w:t>
-      </w:r>
-      <w:proofErr w:type="spellEnd"/>
-      <w:r>
-        <w:t xml:space="preserve"> de </w:t>
-      </w:r>
-      <w:proofErr w:type="spellStart"/>
-      <w:r>
-        <w:t>vedere</w:t>
-      </w:r>
-      <w:proofErr w:type="spellEnd"/>
-      <w:r>
-        <w:t xml:space="preserve"> al </w:t>
-      </w:r>
-      <w:proofErr w:type="spellStart"/>
-      <w:r>
-        <w:t>operațiilor</w:t>
-      </w:r>
-      <w:proofErr w:type="spellEnd"/>
-      <w:r>
-        <w:t xml:space="preserve"> </w:t>
-      </w:r>
-      <w:proofErr w:type="spellStart"/>
-      <w:r>
-        <w:t>realizate</w:t>
-      </w:r>
-      <w:proofErr w:type="spellEnd"/>
-      <w:r>
-        <w:t xml:space="preserve">, </w:t>
-      </w:r>
-      <w:proofErr w:type="spellStart"/>
-      <w:r>
-        <w:t>aplicația</w:t>
-      </w:r>
-      <w:proofErr w:type="spellEnd"/>
-      <w:r>
-        <w:t xml:space="preserve"> </w:t>
-      </w:r>
-      <w:proofErr w:type="spellStart"/>
-      <w:r>
-        <w:t>asigură</w:t>
-      </w:r>
-      <w:proofErr w:type="spellEnd"/>
-      <w:r>
-        <w:t xml:space="preserve"> </w:t>
-      </w:r>
-      <w:proofErr w:type="spellStart"/>
-      <w:r>
-        <w:t>operații</w:t>
-      </w:r>
-      <w:proofErr w:type="spellEnd"/>
-      <w:r>
-        <w:t xml:space="preserve"> de </w:t>
-      </w:r>
-      <w:proofErr w:type="spellStart"/>
-      <w:r>
-        <w:t>creare</w:t>
-      </w:r>
-      <w:proofErr w:type="spellEnd"/>
-      <w:r>
-        <w:t xml:space="preserve">, </w:t>
-      </w:r>
-      <w:proofErr w:type="spellStart"/>
-      <w:r>
-        <w:t>vizualizare</w:t>
-      </w:r>
-      <w:proofErr w:type="spellEnd"/>
-      <w:r>
-        <w:t xml:space="preserve">, </w:t>
-      </w:r>
-      <w:proofErr w:type="spellStart"/>
-      <w:r>
-        <w:t>modificare</w:t>
-      </w:r>
-      <w:proofErr w:type="spellEnd"/>
-      <w:r>
-        <w:t xml:space="preserve"> </w:t>
-      </w:r>
-      <w:proofErr w:type="spellStart"/>
-      <w:r>
-        <w:t>și</w:t>
-      </w:r>
-      <w:proofErr w:type="spellEnd"/>
-      <w:r>
-        <w:t xml:space="preserve"> </w:t>
-      </w:r>
-      <w:proofErr w:type="spellStart"/>
-      <w:r>
-        <w:t>ștergere</w:t>
-      </w:r>
-      <w:proofErr w:type="spellEnd"/>
-      <w:r>
-        <w:t xml:space="preserve"> </w:t>
-      </w:r>
-      <w:proofErr w:type="spellStart"/>
-      <w:r>
-        <w:t>pentru</w:t>
-      </w:r>
-      <w:proofErr w:type="spellEnd"/>
-      <w:r>
-        <w:t xml:space="preserve"> </w:t>
-      </w:r>
-      <w:proofErr w:type="spellStart"/>
-      <w:r>
-        <w:t>clienți</w:t>
-      </w:r>
-      <w:proofErr w:type="spellEnd"/>
-      <w:r>
-        <w:t xml:space="preserve">, </w:t>
-      </w:r>
-      <w:proofErr w:type="spellStart"/>
-      <w:r>
-        <w:t>vehicule</w:t>
-      </w:r>
-      <w:proofErr w:type="spellEnd"/>
-      <w:r>
-        <w:t xml:space="preserve">, </w:t>
-      </w:r>
-      <w:proofErr w:type="spellStart"/>
-      <w:r>
-        <w:t>comenzi</w:t>
-      </w:r>
-      <w:proofErr w:type="spellEnd"/>
-      <w:r>
-        <w:t xml:space="preserve">, </w:t>
-      </w:r>
-      <w:proofErr w:type="spellStart"/>
-      <w:r>
-        <w:t>piese</w:t>
-      </w:r>
-      <w:proofErr w:type="spellEnd"/>
-      <w:r>
-        <w:t xml:space="preserve"> </w:t>
-      </w:r>
-      <w:proofErr w:type="spellStart"/>
-      <w:r>
-        <w:t>și</w:t>
-      </w:r>
-      <w:proofErr w:type="spellEnd"/>
-      <w:r>
-        <w:t xml:space="preserve"> </w:t>
-      </w:r>
-      <w:proofErr w:type="spellStart"/>
-      <w:r>
-        <w:t>fișe</w:t>
-      </w:r>
-      <w:proofErr w:type="spellEnd"/>
-      <w:r>
-        <w:t xml:space="preserve"> ITP. </w:t>
-      </w:r>
-      <w:proofErr w:type="spellStart"/>
-      <w:r>
-        <w:t>Devizele</w:t>
-      </w:r>
-      <w:proofErr w:type="spellEnd"/>
-      <w:r>
-        <w:t xml:space="preserve"> </w:t>
-      </w:r>
-      <w:proofErr w:type="spellStart"/>
-      <w:r>
-        <w:t>financiare</w:t>
-      </w:r>
-      <w:proofErr w:type="spellEnd"/>
-      <w:r>
-        <w:t xml:space="preserve"> sunt generate automat </w:t>
-      </w:r>
-      <w:proofErr w:type="spellStart"/>
-      <w:r>
-        <w:t>prin</w:t>
-      </w:r>
-      <w:proofErr w:type="spellEnd"/>
-      <w:r>
-        <w:t xml:space="preserve"> </w:t>
-      </w:r>
-      <w:proofErr w:type="spellStart"/>
-      <w:r>
-        <w:t>însumarea</w:t>
-      </w:r>
-      <w:proofErr w:type="spellEnd"/>
-      <w:r>
-        <w:t xml:space="preserve"> </w:t>
-      </w:r>
-      <w:proofErr w:type="spellStart"/>
-      <w:r>
-        <w:t>orelor</w:t>
-      </w:r>
-      <w:proofErr w:type="spellEnd"/>
-      <w:r>
-        <w:t xml:space="preserve"> de </w:t>
-      </w:r>
-      <w:proofErr w:type="spellStart"/>
-      <w:r>
-        <w:t>manoperă</w:t>
-      </w:r>
-      <w:proofErr w:type="spellEnd"/>
-      <w:r>
-        <w:t xml:space="preserve"> cu </w:t>
-      </w:r>
-      <w:proofErr w:type="spellStart"/>
-      <w:r>
-        <w:t>valoarea</w:t>
-      </w:r>
-      <w:proofErr w:type="spellEnd"/>
-      <w:r>
-        <w:t xml:space="preserve"> </w:t>
-      </w:r>
-      <w:proofErr w:type="spellStart"/>
-      <w:r>
-        <w:t>pieselor</w:t>
-      </w:r>
-      <w:proofErr w:type="spellEnd"/>
-      <w:r>
-        <w:t xml:space="preserve"> </w:t>
-      </w:r>
-      <w:proofErr w:type="spellStart"/>
-      <w:r>
-        <w:t>montate</w:t>
-      </w:r>
-      <w:proofErr w:type="spellEnd"/>
-      <w:r>
-        <w:t xml:space="preserve">. </w:t>
-      </w:r>
-      <w:proofErr w:type="spellStart"/>
-      <w:r>
-        <w:t>Sistemul</w:t>
-      </w:r>
-      <w:proofErr w:type="spellEnd"/>
-      <w:r>
-        <w:t xml:space="preserve"> </w:t>
-      </w:r>
-      <w:proofErr w:type="spellStart"/>
-      <w:r>
-        <w:t>permite</w:t>
-      </w:r>
-      <w:proofErr w:type="spellEnd"/>
-      <w:r>
-        <w:t xml:space="preserve"> </w:t>
-      </w:r>
-      <w:proofErr w:type="spellStart"/>
-      <w:r>
-        <w:t>generarea</w:t>
-      </w:r>
-      <w:proofErr w:type="spellEnd"/>
-      <w:r>
-        <w:t xml:space="preserve"> </w:t>
-      </w:r>
-      <w:proofErr w:type="spellStart"/>
-      <w:r>
-        <w:t>rapoartelor</w:t>
-      </w:r>
-      <w:proofErr w:type="spellEnd"/>
-      <w:r>
-        <w:t xml:space="preserve"> de </w:t>
-      </w:r>
-      <w:proofErr w:type="spellStart"/>
-      <w:r>
-        <w:t>profitabilitate</w:t>
-      </w:r>
-      <w:proofErr w:type="spellEnd"/>
-      <w:r>
-        <w:t xml:space="preserve">, </w:t>
-      </w:r>
-      <w:proofErr w:type="spellStart"/>
-      <w:r>
-        <w:t>evaluarea</w:t>
-      </w:r>
-      <w:proofErr w:type="spellEnd"/>
-      <w:r>
-        <w:t xml:space="preserve"> </w:t>
-      </w:r>
-      <w:proofErr w:type="spellStart"/>
-      <w:r>
-        <w:t>productivității</w:t>
-      </w:r>
-      <w:proofErr w:type="spellEnd"/>
-      <w:r>
-        <w:t xml:space="preserve"> </w:t>
-      </w:r>
-      <w:proofErr w:type="spellStart"/>
-      <w:r>
-        <w:t>mecanicilor</w:t>
-      </w:r>
-      <w:proofErr w:type="spellEnd"/>
-      <w:r>
-        <w:t xml:space="preserve">, </w:t>
-      </w:r>
-      <w:proofErr w:type="spellStart"/>
-      <w:r>
-        <w:t>identificarea</w:t>
-      </w:r>
-      <w:proofErr w:type="spellEnd"/>
-      <w:r>
-        <w:t xml:space="preserve"> </w:t>
-      </w:r>
-      <w:proofErr w:type="spellStart"/>
-      <w:r>
-        <w:t>pieselor</w:t>
-      </w:r>
-      <w:proofErr w:type="spellEnd"/>
-      <w:r>
-        <w:t xml:space="preserve"> </w:t>
-      </w:r>
-      <w:proofErr w:type="spellStart"/>
-      <w:r>
-        <w:t>fără</w:t>
-      </w:r>
-      <w:proofErr w:type="spellEnd"/>
-      <w:r>
-        <w:t xml:space="preserve"> </w:t>
-      </w:r>
-      <w:proofErr w:type="spellStart"/>
-      <w:r>
-        <w:t>rulaj</w:t>
-      </w:r>
-      <w:proofErr w:type="spellEnd"/>
-      <w:r>
-        <w:t xml:space="preserve"> </w:t>
-      </w:r>
-      <w:proofErr w:type="spellStart"/>
-      <w:r>
-        <w:t>și</w:t>
-      </w:r>
-      <w:proofErr w:type="spellEnd"/>
-      <w:r>
-        <w:t xml:space="preserve"> </w:t>
-      </w:r>
-      <w:proofErr w:type="spellStart"/>
-      <w:r>
-        <w:t>analiza</w:t>
-      </w:r>
-      <w:proofErr w:type="spellEnd"/>
-      <w:r>
-        <w:t xml:space="preserve"> </w:t>
-      </w:r>
-      <w:proofErr w:type="spellStart"/>
-      <w:r>
-        <w:t>inspecțiilor</w:t>
-      </w:r>
-      <w:proofErr w:type="spellEnd"/>
-      <w:r>
-        <w:t xml:space="preserve"> ITP. </w:t>
-      </w:r>
-      <w:proofErr w:type="spellStart"/>
-      <w:r>
-        <w:t>În</w:t>
-      </w:r>
-      <w:proofErr w:type="spellEnd"/>
-      <w:r>
-        <w:t xml:space="preserve"> fundal, se </w:t>
-      </w:r>
-      <w:proofErr w:type="spellStart"/>
-      <w:r>
-        <w:t>realizează</w:t>
-      </w:r>
-      <w:proofErr w:type="spellEnd"/>
-      <w:r>
-        <w:t xml:space="preserve"> un flux </w:t>
-      </w:r>
-      <w:proofErr w:type="spellStart"/>
-      <w:r>
-        <w:t>continuu</w:t>
-      </w:r>
-      <w:proofErr w:type="spellEnd"/>
-      <w:r>
-        <w:t xml:space="preserve"> de </w:t>
-      </w:r>
-      <w:proofErr w:type="spellStart"/>
-      <w:r>
-        <w:t>preluare</w:t>
-      </w:r>
-      <w:proofErr w:type="spellEnd"/>
-      <w:r>
-        <w:t xml:space="preserve"> a </w:t>
-      </w:r>
-      <w:proofErr w:type="spellStart"/>
-      <w:r>
-        <w:t>datelor</w:t>
-      </w:r>
-      <w:proofErr w:type="spellEnd"/>
-      <w:r>
-        <w:t xml:space="preserve"> din </w:t>
-      </w:r>
-      <w:proofErr w:type="spellStart"/>
-      <w:r>
-        <w:t>baza</w:t>
-      </w:r>
-      <w:proofErr w:type="spellEnd"/>
-      <w:r>
-        <w:t xml:space="preserve"> de date </w:t>
-      </w:r>
-      <w:proofErr w:type="spellStart"/>
-      <w:r>
-        <w:t>în</w:t>
-      </w:r>
-      <w:proofErr w:type="spellEnd"/>
-      <w:r>
-        <w:t xml:space="preserve"> Python, </w:t>
-      </w:r>
-      <w:proofErr w:type="spellStart"/>
-      <w:r>
-        <w:t>antrenarea</w:t>
-      </w:r>
-      <w:proofErr w:type="spellEnd"/>
-      <w:r>
-        <w:t xml:space="preserve"> </w:t>
-      </w:r>
-      <w:proofErr w:type="spellStart"/>
-      <w:r>
-        <w:t>modelului</w:t>
-      </w:r>
-      <w:proofErr w:type="spellEnd"/>
-      <w:r>
-        <w:t xml:space="preserve"> de </w:t>
-      </w:r>
-      <w:proofErr w:type="spellStart"/>
-      <w:r>
-        <w:t>învățare</w:t>
-      </w:r>
-      <w:proofErr w:type="spellEnd"/>
-      <w:r>
-        <w:t xml:space="preserve"> </w:t>
-      </w:r>
-      <w:proofErr w:type="spellStart"/>
-      <w:r>
-        <w:t>automată</w:t>
-      </w:r>
-      <w:proofErr w:type="spellEnd"/>
-      <w:r>
-        <w:t xml:space="preserve"> </w:t>
-      </w:r>
-      <w:proofErr w:type="spellStart"/>
-      <w:r>
-        <w:t>și</w:t>
-      </w:r>
-      <w:proofErr w:type="spellEnd"/>
-      <w:r>
-        <w:t xml:space="preserve"> </w:t>
-      </w:r>
-      <w:proofErr w:type="spellStart"/>
-      <w:r>
-        <w:t>salvarea</w:t>
-      </w:r>
-      <w:proofErr w:type="spellEnd"/>
-      <w:r>
-        <w:t xml:space="preserve"> </w:t>
-      </w:r>
-      <w:proofErr w:type="spellStart"/>
-      <w:r>
-        <w:t>predicțiilor</w:t>
-      </w:r>
-      <w:proofErr w:type="spellEnd"/>
-      <w:r>
-        <w:t xml:space="preserve"> </w:t>
-      </w:r>
-      <w:proofErr w:type="spellStart"/>
-      <w:r>
-        <w:t>rezultate</w:t>
-      </w:r>
-      <w:proofErr w:type="spellEnd"/>
-      <w:r>
-        <w:t>.</w:t>
-      </w:r>
-    </w:p>
-    <w:p>
-      <w:pPr>
-        <w:spacing w:after="160" w:line="278" w:lineRule="auto"/>
-      </w:pPr>
-    </w:p>
-    <w:p>
-      <w:proofErr w:type="spellStart"/>
-      <w:r>
-        <w:t>Aplicația</w:t>
-      </w:r>
-      <w:proofErr w:type="spellEnd"/>
-      <w:r>
-        <w:t xml:space="preserve"> </w:t>
-      </w:r>
-      <w:proofErr w:type="spellStart"/>
-      <w:r>
-        <w:t>este</w:t>
-      </w:r>
-      <w:proofErr w:type="spellEnd"/>
-      <w:r>
-        <w:t xml:space="preserve"> </w:t>
-      </w:r>
-      <w:proofErr w:type="spellStart"/>
-      <w:r>
-        <w:t>structurată</w:t>
-      </w:r>
-      <w:proofErr w:type="spellEnd"/>
-      <w:r>
-        <w:t xml:space="preserve"> </w:t>
-      </w:r>
-      <w:proofErr w:type="spellStart"/>
-      <w:r>
-        <w:t>pentru</w:t>
-      </w:r>
-      <w:proofErr w:type="spellEnd"/>
-      <w:r>
-        <w:t xml:space="preserve"> a </w:t>
-      </w:r>
-      <w:proofErr w:type="spellStart"/>
-      <w:r>
-        <w:t>deservi</w:t>
-      </w:r>
-      <w:proofErr w:type="spellEnd"/>
-      <w:r>
-        <w:t xml:space="preserve"> </w:t>
-      </w:r>
-      <w:proofErr w:type="spellStart"/>
-      <w:r>
-        <w:t>două</w:t>
-      </w:r>
-      <w:proofErr w:type="spellEnd"/>
-      <w:r>
-        <w:t xml:space="preserve"> </w:t>
-      </w:r>
-      <w:proofErr w:type="spellStart"/>
-      <w:r>
-        <w:t>categorii</w:t>
-      </w:r>
-      <w:proofErr w:type="spellEnd"/>
-      <w:r>
-        <w:t xml:space="preserve"> </w:t>
-      </w:r>
-      <w:proofErr w:type="spellStart"/>
-      <w:r>
-        <w:t>principale</w:t>
-      </w:r>
-      <w:proofErr w:type="spellEnd"/>
-      <w:r>
-        <w:t xml:space="preserve"> de </w:t>
-      </w:r>
-      <w:proofErr w:type="spellStart"/>
-      <w:r>
-        <w:t>utilizatori</w:t>
-      </w:r>
-      <w:proofErr w:type="spellEnd"/>
-      <w:r>
-        <w:t xml:space="preserve">. </w:t>
-      </w:r>
-      <w:proofErr w:type="spellStart"/>
-      <w:r>
-        <w:t>Operatorul</w:t>
-      </w:r>
-      <w:proofErr w:type="spellEnd"/>
-      <w:r>
-        <w:t xml:space="preserve"> de service </w:t>
-      </w:r>
-      <w:proofErr w:type="spellStart"/>
-      <w:r>
-        <w:t>administrează</w:t>
-      </w:r>
-      <w:proofErr w:type="spellEnd"/>
-      <w:r>
-        <w:t xml:space="preserve"> </w:t>
-      </w:r>
-      <w:proofErr w:type="spellStart"/>
-      <w:r>
-        <w:t>întregul</w:t>
-      </w:r>
-      <w:proofErr w:type="spellEnd"/>
-      <w:r>
-        <w:t xml:space="preserve"> flux </w:t>
-      </w:r>
-      <w:proofErr w:type="spellStart"/>
-      <w:r>
-        <w:t>operațional</w:t>
-      </w:r>
-      <w:proofErr w:type="spellEnd"/>
-      <w:r>
-        <w:t xml:space="preserve">: </w:t>
-      </w:r>
-      <w:proofErr w:type="spellStart"/>
-      <w:r>
-        <w:t>înregistrează</w:t>
-      </w:r>
-      <w:proofErr w:type="spellEnd"/>
-      <w:r>
-        <w:t xml:space="preserve"> </w:t>
-      </w:r>
-      <w:proofErr w:type="spellStart"/>
-      <w:r>
-        <w:t>clienții</w:t>
-      </w:r>
-      <w:proofErr w:type="spellEnd"/>
-      <w:r>
-        <w:t xml:space="preserve"> </w:t>
-      </w:r>
-      <w:proofErr w:type="spellStart"/>
-      <w:r>
-        <w:t>și</w:t>
-      </w:r>
-      <w:proofErr w:type="spellEnd"/>
-      <w:r>
-        <w:t xml:space="preserve"> </w:t>
-      </w:r>
-      <w:proofErr w:type="spellStart"/>
-      <w:r>
-        <w:t>vehiculele</w:t>
-      </w:r>
-      <w:proofErr w:type="spellEnd"/>
-      <w:r>
-        <w:t xml:space="preserve">, </w:t>
-      </w:r>
-      <w:proofErr w:type="spellStart"/>
-      <w:r>
-        <w:t>deschide</w:t>
-      </w:r>
-      <w:proofErr w:type="spellEnd"/>
-      <w:r>
-        <w:t xml:space="preserve"> </w:t>
-      </w:r>
-      <w:proofErr w:type="spellStart"/>
-      <w:r>
-        <w:t>comenzile</w:t>
-      </w:r>
-      <w:proofErr w:type="spellEnd"/>
-      <w:r>
-        <w:t xml:space="preserve"> de </w:t>
-      </w:r>
-      <w:proofErr w:type="spellStart"/>
-      <w:r>
-        <w:t>reparație</w:t>
-      </w:r>
-      <w:proofErr w:type="spellEnd"/>
-      <w:r>
-        <w:t xml:space="preserve">, </w:t>
-      </w:r>
-      <w:proofErr w:type="spellStart"/>
-      <w:r>
-        <w:t>alocă</w:t>
-      </w:r>
-      <w:proofErr w:type="spellEnd"/>
-      <w:r>
-        <w:t xml:space="preserve"> </w:t>
-      </w:r>
-      <w:proofErr w:type="spellStart"/>
-      <w:r>
-        <w:t>mecanicii</w:t>
-      </w:r>
-      <w:proofErr w:type="spellEnd"/>
-      <w:r>
-        <w:t xml:space="preserve"> </w:t>
-      </w:r>
-      <w:proofErr w:type="spellStart"/>
-      <w:r>
-        <w:t>și</w:t>
-      </w:r>
-      <w:proofErr w:type="spellEnd"/>
-      <w:r>
-        <w:t xml:space="preserve"> </w:t>
-      </w:r>
-      <w:proofErr w:type="spellStart"/>
-      <w:r>
-        <w:t>piesele</w:t>
-      </w:r>
-      <w:proofErr w:type="spellEnd"/>
-      <w:r>
-        <w:t xml:space="preserve"> pe </w:t>
-      </w:r>
-      <w:proofErr w:type="spellStart"/>
-      <w:r>
-        <w:t>fișă</w:t>
-      </w:r>
-      <w:proofErr w:type="spellEnd"/>
-      <w:r>
-        <w:t xml:space="preserve">, </w:t>
-      </w:r>
-      <w:proofErr w:type="spellStart"/>
-      <w:r>
-        <w:t>consultă</w:t>
-      </w:r>
-      <w:proofErr w:type="spellEnd"/>
-      <w:r>
-        <w:t xml:space="preserve"> </w:t>
-      </w:r>
-      <w:proofErr w:type="spellStart"/>
-      <w:r>
-        <w:t>recomandările</w:t>
-      </w:r>
-      <w:proofErr w:type="spellEnd"/>
-      <w:r>
-        <w:t xml:space="preserve"> </w:t>
-      </w:r>
-      <w:proofErr w:type="spellStart"/>
-      <w:r>
-        <w:t>oferite</w:t>
-      </w:r>
-      <w:proofErr w:type="spellEnd"/>
-      <w:r>
-        <w:t xml:space="preserve"> de </w:t>
-      </w:r>
-      <w:proofErr w:type="spellStart"/>
-      <w:r>
-        <w:t>modulul</w:t>
-      </w:r>
-      <w:proofErr w:type="spellEnd"/>
-      <w:r>
-        <w:t xml:space="preserve"> AI </w:t>
-      </w:r>
-      <w:proofErr w:type="spellStart"/>
-      <w:r>
-        <w:t>și</w:t>
-      </w:r>
-      <w:proofErr w:type="spellEnd"/>
-      <w:r>
-        <w:t xml:space="preserve"> </w:t>
-      </w:r>
-      <w:proofErr w:type="spellStart"/>
-      <w:r>
-        <w:t>urmărește</w:t>
-      </w:r>
-      <w:proofErr w:type="spellEnd"/>
-      <w:r>
-        <w:t xml:space="preserve"> </w:t>
-      </w:r>
-      <w:proofErr w:type="spellStart"/>
-      <w:r>
-        <w:t>rapoartele</w:t>
-      </w:r>
-      <w:proofErr w:type="spellEnd"/>
-      <w:r>
-        <w:t xml:space="preserve"> </w:t>
-      </w:r>
-      <w:proofErr w:type="spellStart"/>
-      <w:r>
-        <w:t>financiare</w:t>
-      </w:r>
-      <w:proofErr w:type="spellEnd"/>
-      <w:r>
-        <w:t xml:space="preserve"> </w:t>
-      </w:r>
-      <w:proofErr w:type="spellStart"/>
-      <w:r>
-        <w:t>sau</w:t>
-      </w:r>
-      <w:proofErr w:type="spellEnd"/>
-      <w:r>
-        <w:t xml:space="preserve"> de </w:t>
-      </w:r>
-      <w:proofErr w:type="spellStart"/>
-      <w:r>
-        <w:t>stoc</w:t>
-      </w:r>
-      <w:proofErr w:type="spellEnd"/>
-      <w:r>
-        <w:t xml:space="preserve">. </w:t>
-      </w:r>
-      <w:proofErr w:type="spellStart"/>
-      <w:r>
-        <w:t>Inspectorul</w:t>
-      </w:r>
-      <w:proofErr w:type="spellEnd"/>
-      <w:r>
-        <w:t xml:space="preserve"> ITP se </w:t>
-      </w:r>
-      <w:proofErr w:type="spellStart"/>
-      <w:r>
-        <w:t>ocupă</w:t>
-      </w:r>
-      <w:proofErr w:type="spellEnd"/>
-      <w:r>
-        <w:t xml:space="preserve"> </w:t>
-      </w:r>
-      <w:proofErr w:type="spellStart"/>
-      <w:r>
-        <w:t>exclusiv</w:t>
-      </w:r>
-      <w:proofErr w:type="spellEnd"/>
-      <w:r>
-        <w:t xml:space="preserve"> de </w:t>
-      </w:r>
-      <w:proofErr w:type="spellStart"/>
-      <w:r>
-        <w:t>linia</w:t>
-      </w:r>
-      <w:proofErr w:type="spellEnd"/>
-      <w:r>
-        <w:t xml:space="preserve"> de </w:t>
-      </w:r>
-      <w:proofErr w:type="spellStart"/>
-      <w:r>
-        <w:t>verificare</w:t>
-      </w:r>
-      <w:proofErr w:type="spellEnd"/>
-      <w:r>
-        <w:t xml:space="preserve"> </w:t>
-      </w:r>
-      <w:proofErr w:type="spellStart"/>
-      <w:r>
-        <w:t>tehnică</w:t>
-      </w:r>
-      <w:proofErr w:type="spellEnd"/>
-      <w:r>
-        <w:t xml:space="preserve">, </w:t>
-      </w:r>
-      <w:proofErr w:type="spellStart"/>
-      <w:r>
-        <w:t>având</w:t>
-      </w:r>
-      <w:proofErr w:type="spellEnd"/>
-      <w:r>
-        <w:t xml:space="preserve"> </w:t>
-      </w:r>
-      <w:proofErr w:type="spellStart"/>
-      <w:r>
-        <w:t>rolul</w:t>
-      </w:r>
-      <w:proofErr w:type="spellEnd"/>
-      <w:r>
-        <w:t xml:space="preserve"> de </w:t>
-      </w:r>
-      <w:proofErr w:type="spellStart"/>
-      <w:r>
-        <w:t>a</w:t>
-      </w:r>
-      <w:proofErr w:type="spellEnd"/>
-      <w:r>
-        <w:t xml:space="preserve"> introduce </w:t>
-      </w:r>
-      <w:proofErr w:type="spellStart"/>
-      <w:r>
-        <w:t>valorile</w:t>
-      </w:r>
-      <w:proofErr w:type="spellEnd"/>
-      <w:r>
-        <w:t xml:space="preserve"> </w:t>
-      </w:r>
-      <w:proofErr w:type="spellStart"/>
-      <w:r>
-        <w:t>măsurate</w:t>
-      </w:r>
-      <w:proofErr w:type="spellEnd"/>
-      <w:r>
-        <w:t xml:space="preserve"> pe stand </w:t>
-      </w:r>
-      <w:proofErr w:type="spellStart"/>
-      <w:r>
-        <w:t>și</w:t>
-      </w:r>
-      <w:proofErr w:type="spellEnd"/>
-      <w:r>
-        <w:t xml:space="preserve"> de a </w:t>
-      </w:r>
-      <w:proofErr w:type="spellStart"/>
-      <w:r>
-        <w:t>înregistra</w:t>
-      </w:r>
-      <w:proofErr w:type="spellEnd"/>
-      <w:r>
-        <w:t xml:space="preserve"> </w:t>
-      </w:r>
-      <w:proofErr w:type="spellStart"/>
-      <w:r>
-        <w:t>decizia</w:t>
-      </w:r>
-      <w:proofErr w:type="spellEnd"/>
-      <w:r>
-        <w:t xml:space="preserve"> </w:t>
-      </w:r>
-      <w:proofErr w:type="spellStart"/>
-      <w:r>
-        <w:t>finală</w:t>
-      </w:r>
-      <w:proofErr w:type="spellEnd"/>
-      <w:r>
-        <w:t xml:space="preserve"> de </w:t>
-      </w:r>
-      <w:proofErr w:type="spellStart"/>
-      <w:r>
-        <w:t>admitere</w:t>
-      </w:r>
-      <w:proofErr w:type="spellEnd"/>
-      <w:r>
-        <w:t xml:space="preserve"> </w:t>
-      </w:r>
-      <w:proofErr w:type="spellStart"/>
-      <w:r>
-        <w:t>sau</w:t>
-      </w:r>
-      <w:proofErr w:type="spellEnd"/>
-      <w:r>
-        <w:t xml:space="preserve"> </w:t>
-      </w:r>
-      <w:proofErr w:type="spellStart"/>
-      <w:r>
-        <w:t>respingere</w:t>
-      </w:r>
-      <w:proofErr w:type="spellEnd"/>
-      <w:r>
-        <w:t>.</w:t>
-      </w:r>
-    </w:p>
-    <w:p>
-      <w:pPr>
-        <w:rPr>
-          <w:lang w:val="ro-RO"/>
-        </w:rPr>
-      </w:pPr>
-    </w:p>
-    <w:p>
-      <w:pPr>
-        <w:pStyle w:val="Heading1"/>
         <w:rPr>
           <w:lang w:eastAsia="ko-KR"/>
         </w:rPr>
-      </w:pPr>
-      <w:r>
-        <w:rPr>
-          <w:lang w:eastAsia="ko-KR"/>
-        </w:rPr>
-        <w:br w:type="page"/>
-      </w:r>
-      <w:r>
-        <w:rPr>
-          <w:lang w:eastAsia="ko-KR"/>
+        <w:t>comand</w:t>
+      </w:r>
+      <w:proofErr w:type="spellEnd"/>
+      <w:r>
+        <w:rPr>
+          <w:lang w:val="ro-RO" w:eastAsia="ko-KR"/>
+        </w:rPr>
+        <w:t>ă, iar o comandă poate exista și fără programare (client venit fără să sune).</w:t>
+      </w:r>
+    </w:p>
+    <w:p>
+      <w:pPr>
+        <w:ind w:firstLine="0"/>
+        <w:rPr>
+          <w:lang w:val="ro-RO" w:eastAsia="ko-KR"/>
+        </w:rPr>
+      </w:pPr>
+      <w:r>
+        <w:rPr>
+          <w:lang w:val="ro-RO" w:eastAsia="ko-KR"/>
         </w:rPr>
         <w:lastRenderedPageBreak/>
-        <w:t xml:space="preserve"> </w:t>
-      </w:r>
-      <w:r>
-        <w:rPr>
-          <w:lang w:eastAsia="ko-KR"/>
-        </w:rPr>
-        <w:t>Proiectare</w:t>
-      </w:r>
+        <w:tab/>
+        <w:t>Devizul nu este o entitate. Este calculat printr-un view, pentru a evita stocarea datelor derivate.</w:t>
+      </w:r>
+    </w:p>
+    <w:p>
+      <w:pPr>
+        <w:rPr>
+          <w:lang w:val="ro-RO" w:eastAsia="ko-KR"/>
+        </w:rPr>
+      </w:pPr>
     </w:p>
     <w:p>
       <w:pPr>
@@ -3783,7 +4399,7 @@
           <w:lang w:val="ro-RO" w:eastAsia="ko-KR"/>
         </w:rPr>
         <w:sectPr>
-          <w:headerReference w:type="default" r:id="rId18"/>
+          <w:headerReference w:type="default" r:id="rId19"/>
           <w:pgSz w:w="11906" w:h="16838" w:code="9"/>
           <w:pgMar w:top="1440" w:right="1800" w:bottom="1440" w:left="1800" w:header="709" w:footer="720" w:gutter="0"/>
           <w:cols w:space="720"/>
@@ -5346,7 +5962,7 @@
                     </pic:cNvPicPr>
                   </pic:nvPicPr>
                   <pic:blipFill>
-                    <a:blip r:embed="rId19">
+                    <a:blip r:embed="rId20">
                       <a:extLst>
                         <a:ext uri="{28A0092B-C50C-407E-A947-70E740481C1C}">
                           <a14:useLocalDpi xmlns:a14="http://schemas.microsoft.com/office/drawing/2010/main" val="0"/>
@@ -5516,7 +6132,7 @@
           <w:lang w:val="ro-RO"/>
         </w:rPr>
         <w:sectPr>
-          <w:headerReference w:type="default" r:id="rId20"/>
+          <w:headerReference w:type="default" r:id="rId21"/>
           <w:pgSz w:w="11906" w:h="16838" w:code="9"/>
           <w:pgMar w:top="1440" w:right="1800" w:bottom="1440" w:left="1800" w:header="709" w:footer="720" w:gutter="0"/>
           <w:cols w:space="720"/>
@@ -5912,7 +6528,7 @@
           <w:lang w:val="ro-RO"/>
         </w:rPr>
         <w:sectPr>
-          <w:headerReference w:type="default" r:id="rId21"/>
+          <w:headerReference w:type="default" r:id="rId22"/>
           <w:pgSz w:w="11906" w:h="16838" w:code="9"/>
           <w:pgMar w:top="1440" w:right="1800" w:bottom="1440" w:left="1800" w:header="709" w:footer="720" w:gutter="0"/>
           <w:cols w:space="720"/>
@@ -6105,8 +6721,8 @@
           <w:lang w:val="ro-RO"/>
         </w:rPr>
         <w:sectPr>
-          <w:headerReference w:type="default" r:id="rId22"/>
-          <w:headerReference w:type="first" r:id="rId23"/>
+          <w:headerReference w:type="default" r:id="rId23"/>
+          <w:headerReference w:type="first" r:id="rId24"/>
           <w:pgSz w:w="11906" w:h="16838" w:code="9"/>
           <w:pgMar w:top="1440" w:right="1800" w:bottom="1440" w:left="1800" w:header="709" w:footer="720" w:gutter="0"/>
           <w:cols w:space="720"/>
@@ -6550,7 +7166,7 @@
           <w:lang w:val="ro-RO"/>
         </w:rPr>
         <w:sectPr>
-          <w:headerReference w:type="default" r:id="rId24"/>
+          <w:headerReference w:type="default" r:id="rId25"/>
           <w:pgSz w:w="11906" w:h="16838" w:code="9"/>
           <w:pgMar w:top="1440" w:right="1800" w:bottom="1440" w:left="1800" w:header="709" w:footer="720" w:gutter="0"/>
           <w:cols w:space="720"/>
@@ -6749,7 +7365,7 @@
           <w:lang w:val="ro-RO"/>
         </w:rPr>
         <w:sectPr>
-          <w:headerReference w:type="default" r:id="rId25"/>
+          <w:headerReference w:type="default" r:id="rId26"/>
           <w:pgSz w:w="11906" w:h="16838" w:code="9"/>
           <w:pgMar w:top="1440" w:right="1800" w:bottom="1440" w:left="1800" w:header="709" w:footer="720" w:gutter="0"/>
           <w:cols w:space="720"/>
@@ -7179,7 +7795,7 @@
           <w:lang w:val="ro-RO"/>
         </w:rPr>
         <w:sectPr>
-          <w:headerReference w:type="default" r:id="rId26"/>
+          <w:headerReference w:type="default" r:id="rId27"/>
           <w:pgSz w:w="11906" w:h="16838" w:code="9"/>
           <w:pgMar w:top="1440" w:right="1800" w:bottom="1440" w:left="1800" w:header="709" w:footer="720" w:gutter="0"/>
           <w:cols w:space="720"/>
@@ -7427,7 +8043,7 @@
       </w:pPr>
     </w:p>
     <w:sectPr>
-      <w:headerReference w:type="default" r:id="rId27"/>
+      <w:headerReference w:type="default" r:id="rId28"/>
       <w:pgSz w:w="11906" w:h="16838" w:code="9"/>
       <w:pgMar w:top="1440" w:right="1800" w:bottom="1440" w:left="1800" w:header="709" w:footer="720" w:gutter="0"/>
       <w:cols w:space="720"/>
@@ -10281,7 +10897,6 @@
   <w:style w:type="character" w:default="1" w:styleId="DefaultParagraphFont">
     <w:name w:val="Default Paragraph Font"/>
     <w:uiPriority w:val="1"/>
-    <w:semiHidden/>
     <w:unhideWhenUsed/>
   </w:style>
   <w:style w:type="table" w:default="1" w:styleId="TableNormal">
@@ -10819,6 +11434,24 @@
       <w:u w:val="single"/>
     </w:rPr>
   </w:style>
+  <w:style w:type="paragraph" w:styleId="NormalWeb">
+    <w:name w:val="Normal (Web)"/>
+    <w:basedOn w:val="Normal"/>
+    <w:uiPriority w:val="99"/>
+    <w:semiHidden/>
+    <w:unhideWhenUsed/>
+    <w:rsid w:val="00A758CA"/>
+    <w:pPr>
+      <w:suppressAutoHyphens w:val="0"/>
+      <w:spacing w:before="100" w:beforeAutospacing="1" w:after="100" w:afterAutospacing="1"/>
+      <w:ind w:firstLine="0"/>
+      <w:jc w:val="left"/>
+    </w:pPr>
+    <w:rPr>
+      <w:rFonts w:eastAsia="Times New Roman"/>
+      <w:lang w:eastAsia="en-US"/>
+    </w:rPr>
+  </w:style>
 </w:styles>
 </file>
 
@@ -11118,6 +11751,15 @@
 </file>
 
 <file path=customXml/item1.xml><?xml version="1.0" encoding="utf-8"?>
+<?mso-contentType ?>
+<FormTemplates xmlns="http://schemas.microsoft.com/sharepoint/v3/contenttype/forms">
+  <Display>DocumentLibraryForm</Display>
+  <Edit>DocumentLibraryForm</Edit>
+  <New>DocumentLibraryForm</New>
+</FormTemplates>
+</file>
+
+<file path=customXml/item2.xml><?xml version="1.0" encoding="utf-8"?>
 <p:properties xmlns:p="http://schemas.microsoft.com/office/2006/metadata/properties" xmlns:xsi="http://www.w3.org/2001/XMLSchema-instance" xmlns:pc="http://schemas.microsoft.com/office/infopath/2007/PartnerControls">
   <documentManagement>
     <lcf76f155ced4ddcb4097134ff3c332f xmlns="9557458c-24b5-4c97-84ed-4c402655f54f">
@@ -11128,16 +11770,143 @@
 </p:properties>
 </file>
 
-<file path=customXml/item2.xml><?xml version="1.0" encoding="utf-8"?>
-<?mso-contentType ?>
-<FormTemplates xmlns="http://schemas.microsoft.com/sharepoint/v3/contenttype/forms">
-  <Display>DocumentLibraryForm</Display>
-  <Edit>DocumentLibraryForm</Edit>
-  <New>DocumentLibraryForm</New>
-</FormTemplates>
+<file path=customXml/item3.xml><?xml version="1.0" encoding="utf-8"?>
+<b:Sources xmlns:b="http://schemas.openxmlformats.org/officeDocument/2006/bibliography" xmlns="http://schemas.openxmlformats.org/officeDocument/2006/bibliography" SelectedStyle="\IEEE2006OfficeOnline.xsl" StyleName="IEEE" Version="2006">
+  <b:Source>
+    <b:Year>2005</b:Year>
+    <b:Volume>51</b:Volume>
+    <b:BIBTEX_Entry>article</b:BIBTEX_Entry>
+    <b:SourceType>JournalArticle</b:SourceType>
+    <b:Title>Supply chain coordination with revenue sharing contracts: strengths and limitations</b:Title>
+    <b:Tag>Cachoon00</b:Tag>
+    <b:Author>
+      <b:Author>
+        <b:NameList>
+          <b:Person>
+            <b:Last>Cachon</b:Last>
+            <b:First>Gerard</b:First>
+          </b:Person>
+          <b:Person>
+            <b:Last>Lariviere</b:Last>
+            <b:First>Martin</b:First>
+          </b:Person>
+        </b:NameList>
+      </b:Author>
+    </b:Author>
+    <b:Pages>30-44</b:Pages>
+    <b:JournalName>Management Science</b:JournalName>
+    <b:Number>1</b:Number>
+    <b:RefOrder>3</b:RefOrder>
+  </b:Source>
+  <b:Source>
+    <b:Year>2004</b:Year>
+    <b:BIBTEX_Entry>inproceedings</b:BIBTEX_Entry>
+    <b:SourceType>ConferenceProceedings</b:SourceType>
+    <b:Title>Contracts as Legal Institutions in Organizations of Autonomous Agents</b:Title>
+    <b:Tag>Boella04</b:Tag>
+    <b:BookTitle>Proceedings of the Third International Joint Conference on Autonomous Agents and Multi Agent Systems (AAMAS'04)</b:BookTitle>
+    <b:Author>
+      <b:Author>
+        <b:NameList>
+          <b:Person>
+            <b:Last>Boella</b:Last>
+            <b:First>Guido</b:First>
+          </b:Person>
+          <b:Person>
+            <b:Last>van der Torre</b:Last>
+            <b:First>Leendert</b:First>
+          </b:Person>
+        </b:NameList>
+      </b:Author>
+    </b:Author>
+    <b:Pages>948–955</b:Pages>
+    <b:ConferenceName>Proceedings of the Third International Joint Conference on Autonomous Agents and Multi Agent Systems (AAMAS'04)</b:ConferenceName>
+    <b:City>New</b:City>
+    <b:StateProvince>York</b:StateProvince>
+    <b:CountryRegion>US</b:CountryRegion>
+    <b:RefOrder>1</b:RefOrder>
+  </b:Source>
+  <b:Source>
+    <b:Year>2005</b:Year>
+    <b:BIBTEX_Entry>inproceedings</b:BIBTEX_Entry>
+    <b:SourceType>ConferenceProceedings</b:SourceType>
+    <b:Title>A Synthesis Between Mental Attitudes and Social Commitments in Agent Communication Languages</b:Title>
+    <b:Tag>Boella05iat</b:Tag>
+    <b:BookTitle>Intelligent Agent Technology 05 (IAT 2005)</b:BookTitle>
+    <b:Author>
+      <b:Author>
+        <b:NameList>
+          <b:Person>
+            <b:Last>Boella</b:Last>
+            <b:First>Guido</b:First>
+          </b:Person>
+          <b:Person>
+            <b:Last>Hulstijn</b:Last>
+            <b:First>Joris</b:First>
+          </b:Person>
+          <b:Person>
+            <b:Last>van der Torre</b:Last>
+            <b:First>Leendert</b:First>
+          </b:Person>
+        </b:NameList>
+      </b:Author>
+    </b:Author>
+    <b:Pages>358-364</b:Pages>
+    <b:ConferenceName>Intelligent Agent Technology 05 (IAT 2005)</b:ConferenceName>
+    <b:City>Compiegne</b:City>
+    <b:StateProvince>France</b:StateProvince>
+    <b:CountryRegion/>
+    <b:RefOrder>2</b:RefOrder>
+  </b:Source>
+  <b:Source>
+    <b:Tag>Sof21</b:Tag>
+    <b:SourceType>InternetSite</b:SourceType>
+    <b:Guid>{E95354E4-9338-49B1-BD40-DE9AAD0959CA}</b:Guid>
+    <b:Author>
+      <b:Author>
+        <b:Corporate>Software Freedom Conservancy</b:Corporate>
+      </b:Author>
+    </b:Author>
+    <b:Title>The Selenium Browser Automation Project</b:Title>
+    <b:YearAccessed>2021</b:YearAccessed>
+    <b:MonthAccessed>martie</b:MonthAccessed>
+    <b:DayAccessed>17</b:DayAccessed>
+    <b:URL>https://www.selenium.dev/</b:URL>
+    <b:RefOrder>5</b:RefOrder>
+  </b:Source>
+  <b:Source>
+    <b:BIBTEX_Entry>book</b:BIBTEX_Entry>
+    <b:SourceType>Book</b:SourceType>
+    <b:Title>Security in Computing, 5th Edition</b:Title>
+    <b:Tag>Pfleeger2015</b:Tag>
+    <b:Publisher>Pearson</b:Publisher>
+    <b:Author>
+      <b:Author>
+        <b:NameList>
+          <b:Person>
+            <b:Last>Pfleeger</b:Last>
+            <b:Middle>P.</b:Middle>
+            <b:First>Charles</b:First>
+          </b:Person>
+          <b:Person>
+            <b:Last>Pfleeger</b:Last>
+            <b:Middle>Lawrence</b:Middle>
+            <b:First>Shari</b:First>
+          </b:Person>
+          <b:Person>
+            <b:Last>Margulies</b:Last>
+            <b:First>Jonathan</b:First>
+          </b:Person>
+        </b:NameList>
+      </b:Author>
+    </b:Author>
+    <b:Year>2015</b:Year>
+    <b:RefOrder>4</b:RefOrder>
+  </b:Source>
+</b:Sources>
 </file>
 
-<file path=customXml/item3.xml><?xml version="1.0" encoding="utf-8"?>
+<file path=customXml/item4.xml><?xml version="1.0" encoding="utf-8"?>
 <ct:contentTypeSchema xmlns:ct="http://schemas.microsoft.com/office/2006/metadata/contentType" xmlns:ma="http://schemas.microsoft.com/office/2006/metadata/properties/metaAttributes" ct:_="" ma:_="" ma:contentTypeName="Document" ma:contentTypeID="0x0101009342B7EAA7728A4FA80A5CCAFE8D7EAF" ma:contentTypeVersion="15" ma:contentTypeDescription="Create a new document." ma:contentTypeScope="" ma:versionID="5f8399bd5f88643a622d92173d86c0d3">
   <xsd:schema xmlns:xsd="http://www.w3.org/2001/XMLSchema" xmlns:xs="http://www.w3.org/2001/XMLSchema" xmlns:p="http://schemas.microsoft.com/office/2006/metadata/properties" xmlns:ns2="9557458c-24b5-4c97-84ed-4c402655f54f" xmlns:ns3="72e3c584-9879-4b35-b9d8-6a248c93e240" targetNamespace="http://schemas.microsoft.com/office/2006/metadata/properties" ma:root="true" ma:fieldsID="913c309b0b106aed8b6b265f3f508752" ns2:_="" ns3:_="">
     <xsd:import namespace="9557458c-24b5-4c97-84ed-4c402655f54f"/>
@@ -11374,143 +12143,15 @@
 </ct:contentTypeSchema>
 </file>
 
-<file path=customXml/item4.xml><?xml version="1.0" encoding="utf-8"?>
-<b:Sources xmlns:b="http://schemas.openxmlformats.org/officeDocument/2006/bibliography" xmlns="http://schemas.openxmlformats.org/officeDocument/2006/bibliography" SelectedStyle="\IEEE2006OfficeOnline.xsl" StyleName="IEEE" Version="2006">
-  <b:Source>
-    <b:Year>2005</b:Year>
-    <b:Volume>51</b:Volume>
-    <b:BIBTEX_Entry>article</b:BIBTEX_Entry>
-    <b:SourceType>JournalArticle</b:SourceType>
-    <b:Title>Supply chain coordination with revenue sharing contracts: strengths and limitations</b:Title>
-    <b:Tag>Cachoon00</b:Tag>
-    <b:Author>
-      <b:Author>
-        <b:NameList>
-          <b:Person>
-            <b:Last>Cachon</b:Last>
-            <b:First>Gerard</b:First>
-          </b:Person>
-          <b:Person>
-            <b:Last>Lariviere</b:Last>
-            <b:First>Martin</b:First>
-          </b:Person>
-        </b:NameList>
-      </b:Author>
-    </b:Author>
-    <b:Pages>30-44</b:Pages>
-    <b:JournalName>Management Science</b:JournalName>
-    <b:Number>1</b:Number>
-    <b:RefOrder>3</b:RefOrder>
-  </b:Source>
-  <b:Source>
-    <b:Year>2004</b:Year>
-    <b:BIBTEX_Entry>inproceedings</b:BIBTEX_Entry>
-    <b:SourceType>ConferenceProceedings</b:SourceType>
-    <b:Title>Contracts as Legal Institutions in Organizations of Autonomous Agents</b:Title>
-    <b:Tag>Boella04</b:Tag>
-    <b:BookTitle>Proceedings of the Third International Joint Conference on Autonomous Agents and Multi Agent Systems (AAMAS'04)</b:BookTitle>
-    <b:Author>
-      <b:Author>
-        <b:NameList>
-          <b:Person>
-            <b:Last>Boella</b:Last>
-            <b:First>Guido</b:First>
-          </b:Person>
-          <b:Person>
-            <b:Last>van der Torre</b:Last>
-            <b:First>Leendert</b:First>
-          </b:Person>
-        </b:NameList>
-      </b:Author>
-    </b:Author>
-    <b:Pages>948–955</b:Pages>
-    <b:ConferenceName>Proceedings of the Third International Joint Conference on Autonomous Agents and Multi Agent Systems (AAMAS'04)</b:ConferenceName>
-    <b:City>New</b:City>
-    <b:StateProvince>York</b:StateProvince>
-    <b:CountryRegion>US</b:CountryRegion>
-    <b:RefOrder>1</b:RefOrder>
-  </b:Source>
-  <b:Source>
-    <b:Year>2005</b:Year>
-    <b:BIBTEX_Entry>inproceedings</b:BIBTEX_Entry>
-    <b:SourceType>ConferenceProceedings</b:SourceType>
-    <b:Title>A Synthesis Between Mental Attitudes and Social Commitments in Agent Communication Languages</b:Title>
-    <b:Tag>Boella05iat</b:Tag>
-    <b:BookTitle>Intelligent Agent Technology 05 (IAT 2005)</b:BookTitle>
-    <b:Author>
-      <b:Author>
-        <b:NameList>
-          <b:Person>
-            <b:Last>Boella</b:Last>
-            <b:First>Guido</b:First>
-          </b:Person>
-          <b:Person>
-            <b:Last>Hulstijn</b:Last>
-            <b:First>Joris</b:First>
-          </b:Person>
-          <b:Person>
-            <b:Last>van der Torre</b:Last>
-            <b:First>Leendert</b:First>
-          </b:Person>
-        </b:NameList>
-      </b:Author>
-    </b:Author>
-    <b:Pages>358-364</b:Pages>
-    <b:ConferenceName>Intelligent Agent Technology 05 (IAT 2005)</b:ConferenceName>
-    <b:City>Compiegne</b:City>
-    <b:StateProvince>France</b:StateProvince>
-    <b:CountryRegion/>
-    <b:RefOrder>2</b:RefOrder>
-  </b:Source>
-  <b:Source>
-    <b:Tag>Sof21</b:Tag>
-    <b:SourceType>InternetSite</b:SourceType>
-    <b:Guid>{E95354E4-9338-49B1-BD40-DE9AAD0959CA}</b:Guid>
-    <b:Author>
-      <b:Author>
-        <b:Corporate>Software Freedom Conservancy</b:Corporate>
-      </b:Author>
-    </b:Author>
-    <b:Title>The Selenium Browser Automation Project</b:Title>
-    <b:YearAccessed>2021</b:YearAccessed>
-    <b:MonthAccessed>martie</b:MonthAccessed>
-    <b:DayAccessed>17</b:DayAccessed>
-    <b:URL>https://www.selenium.dev/</b:URL>
-    <b:RefOrder>5</b:RefOrder>
-  </b:Source>
-  <b:Source>
-    <b:BIBTEX_Entry>book</b:BIBTEX_Entry>
-    <b:SourceType>Book</b:SourceType>
-    <b:Title>Security in Computing, 5th Edition</b:Title>
-    <b:Tag>Pfleeger2015</b:Tag>
-    <b:Publisher>Pearson</b:Publisher>
-    <b:Author>
-      <b:Author>
-        <b:NameList>
-          <b:Person>
-            <b:Last>Pfleeger</b:Last>
-            <b:Middle>P.</b:Middle>
-            <b:First>Charles</b:First>
-          </b:Person>
-          <b:Person>
-            <b:Last>Pfleeger</b:Last>
-            <b:Middle>Lawrence</b:Middle>
-            <b:First>Shari</b:First>
-          </b:Person>
-          <b:Person>
-            <b:Last>Margulies</b:Last>
-            <b:First>Jonathan</b:First>
-          </b:Person>
-        </b:NameList>
-      </b:Author>
-    </b:Author>
-    <b:Year>2015</b:Year>
-    <b:RefOrder>4</b:RefOrder>
-  </b:Source>
-</b:Sources>
+<file path=customXml/itemProps1.xml><?xml version="1.0" encoding="utf-8"?>
+<ds:datastoreItem xmlns:ds="http://schemas.openxmlformats.org/officeDocument/2006/customXml" ds:itemID="{A37C655A-15E6-4B85-9DB4-D12129DE330D}">
+  <ds:schemaRefs>
+    <ds:schemaRef ds:uri="http://schemas.microsoft.com/sharepoint/v3/contenttype/forms"/>
+  </ds:schemaRefs>
+</ds:datastoreItem>
 </file>
 
-<file path=customXml/itemProps1.xml><?xml version="1.0" encoding="utf-8"?>
+<file path=customXml/itemProps2.xml><?xml version="1.0" encoding="utf-8"?>
 <ds:datastoreItem xmlns:ds="http://schemas.openxmlformats.org/officeDocument/2006/customXml" ds:itemID="{58120E3D-2A15-45A3-8248-FD76866DA717}">
   <ds:schemaRefs>
     <ds:schemaRef ds:uri="http://schemas.microsoft.com/office/2006/metadata/properties"/>
@@ -11521,15 +12162,15 @@
 </ds:datastoreItem>
 </file>
 
-<file path=customXml/itemProps2.xml><?xml version="1.0" encoding="utf-8"?>
-<ds:datastoreItem xmlns:ds="http://schemas.openxmlformats.org/officeDocument/2006/customXml" ds:itemID="{A37C655A-15E6-4B85-9DB4-D12129DE330D}">
+<file path=customXml/itemProps3.xml><?xml version="1.0" encoding="utf-8"?>
+<ds:datastoreItem xmlns:ds="http://schemas.openxmlformats.org/officeDocument/2006/customXml" ds:itemID="{1CFEE48A-98A9-43B4-93D2-4553CAEAEF41}">
   <ds:schemaRefs>
-    <ds:schemaRef ds:uri="http://schemas.microsoft.com/sharepoint/v3/contenttype/forms"/>
+    <ds:schemaRef ds:uri="http://schemas.openxmlformats.org/officeDocument/2006/bibliography"/>
   </ds:schemaRefs>
 </ds:datastoreItem>
 </file>
 
-<file path=customXml/itemProps3.xml><?xml version="1.0" encoding="utf-8"?>
+<file path=customXml/itemProps4.xml><?xml version="1.0" encoding="utf-8"?>
 <ds:datastoreItem xmlns:ds="http://schemas.openxmlformats.org/officeDocument/2006/customXml" ds:itemID="{4F4FE861-2032-4188-881B-313D51BBB077}">
   <ds:schemaRefs>
     <ds:schemaRef ds:uri="http://schemas.microsoft.com/office/2006/metadata/contentType"/>
@@ -11546,12 +12187,4 @@
     <ds:schemaRef ds:uri="http://schemas.microsoft.com/internal/obd"/>
   </ds:schemaRefs>
 </ds:datastoreItem>
-</file>
-
-<file path=customXml/itemProps4.xml><?xml version="1.0" encoding="utf-8"?>
-<ds:datastoreItem xmlns:ds="http://schemas.openxmlformats.org/officeDocument/2006/customXml" ds:itemID="{1CFEE48A-98A9-43B4-93D2-4553CAEAEF41}">
-  <ds:schemaRefs>
-    <ds:schemaRef ds:uri="http://schemas.openxmlformats.org/officeDocument/2006/bibliography"/>
-  </ds:schemaRefs>
-</ds:datastoreItem>
 </file>
--- a/docs/documentatie.docx
+++ b/docs/documentatie.docx
@@ -4,6 +4,7 @@
   <w:body>
     <w:p>
       <w:pPr>
+        <w:ind w:firstLine="0"/>
         <w:jc w:val="center"/>
         <w:rPr>
           <w:b/>
@@ -12,6 +13,50 @@
           <w:lang w:val="ro-RO"/>
         </w:rPr>
       </w:pPr>
+      <w:r>
+        <w:rPr>
+          <w:b/>
+          <w:noProof/>
+          <w:sz w:val="32"/>
+          <w:szCs w:val="32"/>
+          <w:lang w:val="ro-RO"/>
+        </w:rPr>
+        <w:drawing>
+          <wp:inline distT="0" distB="0" distL="0" distR="0" wp14:anchorId="19F8D500" wp14:editId="1746908F">
+            <wp:extent cx="4821354" cy="1047750"/>
+            <wp:effectExtent l="0" t="0" r="0" b="0"/>
+            <wp:docPr id="408349445" name="Picture 1"/>
+            <wp:cNvGraphicFramePr>
+              <a:graphicFrameLocks xmlns:a="http://schemas.openxmlformats.org/drawingml/2006/main" noChangeAspect="1"/>
+            </wp:cNvGraphicFramePr>
+            <a:graphic xmlns:a="http://schemas.openxmlformats.org/drawingml/2006/main">
+              <a:graphicData uri="http://schemas.openxmlformats.org/drawingml/2006/picture">
+                <pic:pic xmlns:pic="http://schemas.openxmlformats.org/drawingml/2006/picture">
+                  <pic:nvPicPr>
+                    <pic:cNvPr id="408349445" name=""/>
+                    <pic:cNvPicPr/>
+                  </pic:nvPicPr>
+                  <pic:blipFill>
+                    <a:blip r:embed="rId11"/>
+                    <a:stretch>
+                      <a:fillRect/>
+                    </a:stretch>
+                  </pic:blipFill>
+                  <pic:spPr>
+                    <a:xfrm>
+                      <a:off x="0" y="0"/>
+                      <a:ext cx="4837595" cy="1051280"/>
+                    </a:xfrm>
+                    <a:prstGeom prst="rect">
+                      <a:avLst/>
+                    </a:prstGeom>
+                  </pic:spPr>
+                </pic:pic>
+              </a:graphicData>
+            </a:graphic>
+          </wp:inline>
+        </w:drawing>
+      </w:r>
     </w:p>
     <w:p>
       <w:pPr>
@@ -559,8 +604,8 @@
           <w:lang w:val="ro-RO" w:eastAsia="ko-KR"/>
         </w:rPr>
         <w:sectPr>
-          <w:headerReference w:type="default" r:id="rId11"/>
-          <w:footerReference w:type="first" r:id="rId12"/>
+          <w:headerReference w:type="default" r:id="rId12"/>
+          <w:footerReference w:type="first" r:id="rId13"/>
           <w:pgSz w:w="11906" w:h="16838" w:code="9"/>
           <w:pgMar w:top="1440" w:right="1800" w:bottom="1440" w:left="1800" w:header="142" w:footer="720" w:gutter="0"/>
           <w:cols w:space="720"/>
@@ -1022,9 +1067,9 @@
           <w:lang w:val="ro-RO"/>
         </w:rPr>
         <w:sectPr>
-          <w:headerReference w:type="default" r:id="rId13"/>
-          <w:footerReference w:type="default" r:id="rId14"/>
-          <w:footerReference w:type="first" r:id="rId15"/>
+          <w:headerReference w:type="default" r:id="rId14"/>
+          <w:footerReference w:type="default" r:id="rId15"/>
+          <w:footerReference w:type="first" r:id="rId16"/>
           <w:type w:val="oddPage"/>
           <w:pgSz w:w="11906" w:h="16838" w:code="9"/>
           <w:pgMar w:top="1440" w:right="1800" w:bottom="1440" w:left="1800" w:header="709" w:footer="720" w:gutter="0"/>
@@ -1055,829 +1100,42 @@
       <w:pPr>
         <w:spacing w:after="160" w:line="278" w:lineRule="auto"/>
       </w:pPr>
-      <w:proofErr w:type="spellStart"/>
-      <w:r>
-        <w:t>Proiectul</w:t>
-      </w:r>
-      <w:proofErr w:type="spellEnd"/>
-      <w:r>
-        <w:t xml:space="preserve"> </w:t>
-      </w:r>
-      <w:proofErr w:type="spellStart"/>
-      <w:r>
-        <w:t>vizează</w:t>
-      </w:r>
-      <w:proofErr w:type="spellEnd"/>
-      <w:r>
-        <w:t xml:space="preserve"> </w:t>
-      </w:r>
-      <w:proofErr w:type="spellStart"/>
-      <w:r>
-        <w:t>digitalizarea</w:t>
-      </w:r>
-      <w:proofErr w:type="spellEnd"/>
-      <w:r>
-        <w:t xml:space="preserve"> </w:t>
-      </w:r>
-      <w:proofErr w:type="spellStart"/>
-      <w:r>
-        <w:t>și</w:t>
-      </w:r>
-      <w:proofErr w:type="spellEnd"/>
-      <w:r>
-        <w:t xml:space="preserve"> </w:t>
-      </w:r>
-      <w:proofErr w:type="spellStart"/>
-      <w:r>
-        <w:t>gestionarea</w:t>
-      </w:r>
-      <w:proofErr w:type="spellEnd"/>
-      <w:r>
-        <w:t xml:space="preserve"> </w:t>
-      </w:r>
-      <w:proofErr w:type="spellStart"/>
-      <w:r>
-        <w:t>activității</w:t>
-      </w:r>
-      <w:proofErr w:type="spellEnd"/>
-      <w:r>
-        <w:t xml:space="preserve"> </w:t>
-      </w:r>
-      <w:proofErr w:type="spellStart"/>
-      <w:r>
-        <w:t>unui</w:t>
-      </w:r>
-      <w:proofErr w:type="spellEnd"/>
-      <w:r>
-        <w:t xml:space="preserve"> service auto </w:t>
-      </w:r>
-      <w:proofErr w:type="spellStart"/>
-      <w:r>
-        <w:t>ce</w:t>
-      </w:r>
-      <w:proofErr w:type="spellEnd"/>
-      <w:r>
-        <w:t xml:space="preserve"> include </w:t>
-      </w:r>
-      <w:proofErr w:type="spellStart"/>
-      <w:r>
-        <w:t>și</w:t>
-      </w:r>
-      <w:proofErr w:type="spellEnd"/>
-      <w:r>
-        <w:t xml:space="preserve"> o </w:t>
-      </w:r>
-      <w:proofErr w:type="spellStart"/>
-      <w:r>
-        <w:t>stație</w:t>
-      </w:r>
-      <w:proofErr w:type="spellEnd"/>
-      <w:r>
-        <w:t xml:space="preserve"> de </w:t>
-      </w:r>
-      <w:proofErr w:type="spellStart"/>
-      <w:r>
-        <w:t>Inspecție</w:t>
-      </w:r>
-      <w:proofErr w:type="spellEnd"/>
-      <w:r>
-        <w:t xml:space="preserve"> </w:t>
-      </w:r>
-      <w:proofErr w:type="spellStart"/>
-      <w:r>
-        <w:t>Tehnică</w:t>
-      </w:r>
-      <w:proofErr w:type="spellEnd"/>
-      <w:r>
-        <w:t xml:space="preserve"> </w:t>
-      </w:r>
-      <w:proofErr w:type="spellStart"/>
-      <w:r>
-        <w:t>Periodică</w:t>
-      </w:r>
-      <w:proofErr w:type="spellEnd"/>
-      <w:r>
-        <w:t xml:space="preserve">. </w:t>
-      </w:r>
-      <w:proofErr w:type="spellStart"/>
-      <w:r>
-        <w:t>Această</w:t>
-      </w:r>
-      <w:proofErr w:type="spellEnd"/>
-      <w:r>
-        <w:t xml:space="preserve"> </w:t>
-      </w:r>
-      <w:proofErr w:type="spellStart"/>
-      <w:r>
-        <w:t>aplicație</w:t>
-      </w:r>
-      <w:proofErr w:type="spellEnd"/>
-      <w:r>
-        <w:t xml:space="preserve"> </w:t>
-      </w:r>
-      <w:proofErr w:type="spellStart"/>
-      <w:r>
-        <w:t>acoperă</w:t>
-      </w:r>
-      <w:proofErr w:type="spellEnd"/>
-      <w:r>
-        <w:t xml:space="preserve"> </w:t>
-      </w:r>
-      <w:proofErr w:type="spellStart"/>
-      <w:r>
-        <w:t>atât</w:t>
-      </w:r>
-      <w:proofErr w:type="spellEnd"/>
-      <w:r>
-        <w:t xml:space="preserve"> </w:t>
-      </w:r>
-      <w:proofErr w:type="spellStart"/>
-      <w:r>
-        <w:t>partea</w:t>
-      </w:r>
-      <w:proofErr w:type="spellEnd"/>
-      <w:r>
-        <w:t xml:space="preserve"> de </w:t>
-      </w:r>
-      <w:proofErr w:type="spellStart"/>
-      <w:r>
-        <w:t>recepție</w:t>
-      </w:r>
-      <w:proofErr w:type="spellEnd"/>
-      <w:r>
-        <w:t xml:space="preserve">, </w:t>
-      </w:r>
-      <w:proofErr w:type="spellStart"/>
-      <w:r>
-        <w:t>programări</w:t>
-      </w:r>
-      <w:proofErr w:type="spellEnd"/>
-      <w:r>
-        <w:t xml:space="preserve"> </w:t>
-      </w:r>
-      <w:proofErr w:type="spellStart"/>
-      <w:r>
-        <w:t>și</w:t>
-      </w:r>
-      <w:proofErr w:type="spellEnd"/>
-      <w:r>
-        <w:t xml:space="preserve"> </w:t>
-      </w:r>
-      <w:proofErr w:type="spellStart"/>
-      <w:r>
-        <w:t>reparații</w:t>
-      </w:r>
-      <w:proofErr w:type="spellEnd"/>
-      <w:r>
-        <w:t xml:space="preserve">, </w:t>
-      </w:r>
-      <w:proofErr w:type="spellStart"/>
-      <w:r>
-        <w:t>cât</w:t>
-      </w:r>
-      <w:proofErr w:type="spellEnd"/>
-      <w:r>
-        <w:t xml:space="preserve"> </w:t>
-      </w:r>
-      <w:proofErr w:type="spellStart"/>
-      <w:r>
-        <w:t>și</w:t>
-      </w:r>
-      <w:proofErr w:type="spellEnd"/>
-      <w:r>
-        <w:t xml:space="preserve"> </w:t>
-      </w:r>
-      <w:proofErr w:type="spellStart"/>
-      <w:r>
-        <w:t>gestiunea</w:t>
-      </w:r>
-      <w:proofErr w:type="spellEnd"/>
-      <w:r>
-        <w:t xml:space="preserve"> </w:t>
-      </w:r>
-      <w:proofErr w:type="spellStart"/>
-      <w:r>
-        <w:t>stocurilor</w:t>
-      </w:r>
-      <w:proofErr w:type="spellEnd"/>
-      <w:r>
-        <w:t xml:space="preserve"> de </w:t>
-      </w:r>
-      <w:proofErr w:type="spellStart"/>
-      <w:r>
-        <w:t>piese</w:t>
-      </w:r>
-      <w:proofErr w:type="spellEnd"/>
-      <w:r>
-        <w:t xml:space="preserve"> </w:t>
-      </w:r>
-      <w:proofErr w:type="spellStart"/>
-      <w:r>
-        <w:t>și</w:t>
-      </w:r>
-      <w:proofErr w:type="spellEnd"/>
-      <w:r>
-        <w:t xml:space="preserve"> </w:t>
-      </w:r>
-      <w:proofErr w:type="spellStart"/>
-      <w:r>
-        <w:t>calculul</w:t>
-      </w:r>
-      <w:proofErr w:type="spellEnd"/>
-      <w:r>
-        <w:t xml:space="preserve"> </w:t>
-      </w:r>
-      <w:proofErr w:type="spellStart"/>
-      <w:r>
-        <w:t>încasărilor</w:t>
-      </w:r>
-      <w:proofErr w:type="spellEnd"/>
-      <w:r>
-        <w:t>.</w:t>
+      <w:r>
+        <w:t>Proiectul vizează digitalizarea și gestionarea activității unui service auto ce include și o stație de Inspecție Tehnică Periodică. Această aplicație acoperă atât partea de recepție</w:t>
+      </w:r>
+      <w:r>
+        <w:t>, programări</w:t>
+      </w:r>
+      <w:r>
+        <w:t xml:space="preserve"> și reparații, cât și gestiunea stocurilor de piese și calculul încasărilor.</w:t>
       </w:r>
     </w:p>
     <w:p>
       <w:pPr>
         <w:spacing w:after="160" w:line="278" w:lineRule="auto"/>
       </w:pPr>
-      <w:proofErr w:type="spellStart"/>
-      <w:r>
-        <w:t>În</w:t>
-      </w:r>
-      <w:proofErr w:type="spellEnd"/>
-      <w:r>
-        <w:t xml:space="preserve"> mod </w:t>
-      </w:r>
-      <w:proofErr w:type="spellStart"/>
-      <w:r>
-        <w:t>obișnuit</w:t>
-      </w:r>
-      <w:proofErr w:type="spellEnd"/>
-      <w:r>
-        <w:t xml:space="preserve">, </w:t>
-      </w:r>
-      <w:proofErr w:type="spellStart"/>
-      <w:r>
-        <w:t>procesele</w:t>
-      </w:r>
-      <w:proofErr w:type="spellEnd"/>
-      <w:r>
-        <w:t xml:space="preserve"> din service-</w:t>
-      </w:r>
-      <w:proofErr w:type="spellStart"/>
-      <w:r>
-        <w:t>uri</w:t>
-      </w:r>
-      <w:proofErr w:type="spellEnd"/>
-      <w:r>
-        <w:t xml:space="preserve"> sunt fragmentate, </w:t>
-      </w:r>
-      <w:proofErr w:type="spellStart"/>
-      <w:r>
-        <w:t>iar</w:t>
-      </w:r>
-      <w:proofErr w:type="spellEnd"/>
-      <w:r>
-        <w:t xml:space="preserve"> </w:t>
-      </w:r>
-      <w:proofErr w:type="spellStart"/>
-      <w:r>
-        <w:t>evidențele</w:t>
-      </w:r>
-      <w:proofErr w:type="spellEnd"/>
-      <w:r>
-        <w:t xml:space="preserve"> sunt </w:t>
-      </w:r>
-      <w:proofErr w:type="spellStart"/>
-      <w:r>
-        <w:t>ținute</w:t>
-      </w:r>
-      <w:proofErr w:type="spellEnd"/>
-      <w:r>
-        <w:t xml:space="preserve"> pe </w:t>
-      </w:r>
-      <w:proofErr w:type="spellStart"/>
-      <w:r>
-        <w:t>hârtie</w:t>
-      </w:r>
-      <w:proofErr w:type="spellEnd"/>
-      <w:r>
-        <w:t xml:space="preserve"> </w:t>
-      </w:r>
-      <w:proofErr w:type="spellStart"/>
-      <w:r>
-        <w:t>sau</w:t>
-      </w:r>
-      <w:proofErr w:type="spellEnd"/>
-      <w:r>
-        <w:t xml:space="preserve"> </w:t>
-      </w:r>
-      <w:proofErr w:type="spellStart"/>
-      <w:r>
-        <w:t>în</w:t>
-      </w:r>
-      <w:proofErr w:type="spellEnd"/>
-      <w:r>
-        <w:t xml:space="preserve"> </w:t>
-      </w:r>
-      <w:proofErr w:type="spellStart"/>
-      <w:r>
-        <w:t>aplicații</w:t>
-      </w:r>
-      <w:proofErr w:type="spellEnd"/>
-      <w:r>
-        <w:t xml:space="preserve"> separate. Din </w:t>
-      </w:r>
-      <w:proofErr w:type="spellStart"/>
-      <w:r>
-        <w:t>această</w:t>
-      </w:r>
-      <w:proofErr w:type="spellEnd"/>
-      <w:r>
-        <w:t xml:space="preserve"> </w:t>
-      </w:r>
-      <w:proofErr w:type="spellStart"/>
-      <w:r>
-        <w:t>cauză</w:t>
-      </w:r>
-      <w:proofErr w:type="spellEnd"/>
-      <w:r>
-        <w:t xml:space="preserve"> apar </w:t>
-      </w:r>
-      <w:proofErr w:type="spellStart"/>
-      <w:r>
-        <w:t>frecvent</w:t>
-      </w:r>
-      <w:proofErr w:type="spellEnd"/>
-      <w:r>
-        <w:t xml:space="preserve"> </w:t>
-      </w:r>
-      <w:proofErr w:type="spellStart"/>
-      <w:r>
-        <w:t>neconcordanțe</w:t>
-      </w:r>
-      <w:proofErr w:type="spellEnd"/>
-      <w:r>
-        <w:t xml:space="preserve"> </w:t>
-      </w:r>
-      <w:proofErr w:type="spellStart"/>
-      <w:r>
-        <w:t>în</w:t>
-      </w:r>
-      <w:proofErr w:type="spellEnd"/>
-      <w:r>
-        <w:t xml:space="preserve"> </w:t>
-      </w:r>
-      <w:proofErr w:type="spellStart"/>
-      <w:r>
-        <w:t>stocurile</w:t>
-      </w:r>
-      <w:proofErr w:type="spellEnd"/>
-      <w:r>
-        <w:t xml:space="preserve"> de </w:t>
-      </w:r>
-      <w:proofErr w:type="spellStart"/>
-      <w:r>
-        <w:t>piese</w:t>
-      </w:r>
-      <w:proofErr w:type="spellEnd"/>
-      <w:r>
-        <w:t>,</w:t>
-      </w:r>
-      <w:r>
-        <w:t xml:space="preserve"> </w:t>
-      </w:r>
-      <w:proofErr w:type="spellStart"/>
-      <w:r>
-        <w:t>suprapuneri</w:t>
-      </w:r>
-      <w:proofErr w:type="spellEnd"/>
-      <w:r>
-        <w:t xml:space="preserve"> </w:t>
-      </w:r>
-      <w:proofErr w:type="spellStart"/>
-      <w:r>
-        <w:t>în</w:t>
-      </w:r>
-      <w:proofErr w:type="spellEnd"/>
-      <w:r>
-        <w:t xml:space="preserve"> </w:t>
-      </w:r>
-      <w:proofErr w:type="spellStart"/>
-      <w:r>
-        <w:t>calendarul</w:t>
-      </w:r>
-      <w:proofErr w:type="spellEnd"/>
-      <w:r>
-        <w:t xml:space="preserve"> de </w:t>
-      </w:r>
-      <w:proofErr w:type="spellStart"/>
-      <w:r>
-        <w:t>programări</w:t>
-      </w:r>
-      <w:proofErr w:type="spellEnd"/>
-      <w:r>
-        <w:t>,</w:t>
-      </w:r>
-      <w:r>
-        <w:t xml:space="preserve"> se </w:t>
-      </w:r>
-      <w:proofErr w:type="spellStart"/>
-      <w:r>
-        <w:t>întârzie</w:t>
-      </w:r>
-      <w:proofErr w:type="spellEnd"/>
-      <w:r>
-        <w:t xml:space="preserve"> </w:t>
-      </w:r>
-      <w:proofErr w:type="spellStart"/>
-      <w:r>
-        <w:t>predarea</w:t>
-      </w:r>
-      <w:proofErr w:type="spellEnd"/>
-      <w:r>
-        <w:t xml:space="preserve"> </w:t>
-      </w:r>
-      <w:proofErr w:type="spellStart"/>
-      <w:r>
-        <w:t>mașinilor</w:t>
-      </w:r>
-      <w:proofErr w:type="spellEnd"/>
-      <w:r>
-        <w:t xml:space="preserve"> </w:t>
-      </w:r>
-      <w:proofErr w:type="spellStart"/>
-      <w:r>
-        <w:t>către</w:t>
-      </w:r>
-      <w:proofErr w:type="spellEnd"/>
-      <w:r>
-        <w:t xml:space="preserve"> </w:t>
-      </w:r>
-      <w:proofErr w:type="spellStart"/>
-      <w:r>
-        <w:t>clienți</w:t>
-      </w:r>
-      <w:proofErr w:type="spellEnd"/>
-      <w:r>
-        <w:t xml:space="preserve">, </w:t>
-      </w:r>
-      <w:proofErr w:type="spellStart"/>
-      <w:r>
-        <w:t>iar</w:t>
-      </w:r>
-      <w:proofErr w:type="spellEnd"/>
-      <w:r>
-        <w:t xml:space="preserve"> </w:t>
-      </w:r>
-      <w:proofErr w:type="spellStart"/>
-      <w:r>
-        <w:t>mecanicii</w:t>
-      </w:r>
-      <w:proofErr w:type="spellEnd"/>
-      <w:r>
-        <w:t xml:space="preserve"> </w:t>
-      </w:r>
-      <w:proofErr w:type="spellStart"/>
-      <w:r>
-        <w:t>pierd</w:t>
-      </w:r>
-      <w:proofErr w:type="spellEnd"/>
-      <w:r>
-        <w:t xml:space="preserve"> </w:t>
-      </w:r>
-      <w:proofErr w:type="spellStart"/>
-      <w:r>
-        <w:t>timp</w:t>
-      </w:r>
-      <w:proofErr w:type="spellEnd"/>
-      <w:r>
-        <w:t xml:space="preserve"> la </w:t>
-      </w:r>
-      <w:proofErr w:type="spellStart"/>
-      <w:r>
-        <w:t>diagnoză</w:t>
-      </w:r>
-      <w:proofErr w:type="spellEnd"/>
-      <w:r>
-        <w:t xml:space="preserve"> </w:t>
-      </w:r>
-      <w:proofErr w:type="spellStart"/>
-      <w:r>
-        <w:t>fără</w:t>
-      </w:r>
-      <w:proofErr w:type="spellEnd"/>
-      <w:r>
-        <w:t xml:space="preserve"> un </w:t>
-      </w:r>
-      <w:proofErr w:type="spellStart"/>
-      <w:r>
-        <w:t>acces</w:t>
-      </w:r>
-      <w:proofErr w:type="spellEnd"/>
-      <w:r>
-        <w:t xml:space="preserve"> rapid la </w:t>
-      </w:r>
-      <w:proofErr w:type="spellStart"/>
-      <w:r>
-        <w:t>istoricul</w:t>
-      </w:r>
-      <w:proofErr w:type="spellEnd"/>
-      <w:r>
-        <w:t xml:space="preserve"> </w:t>
-      </w:r>
-      <w:proofErr w:type="spellStart"/>
-      <w:r>
-        <w:t>defecțiunilor</w:t>
-      </w:r>
-      <w:proofErr w:type="spellEnd"/>
-      <w:r>
-        <w:t>.</w:t>
+      <w:r>
+        <w:t>În mod obișnuit, procesele din service-uri sunt fragmentate, iar evidențele sunt ținute pe hârtie sau în aplicații separate. Din această cauză apar frecvent neconcordanțe în stocurile de piese,</w:t>
+      </w:r>
+      <w:r>
+        <w:t xml:space="preserve"> suprapuneri în calendarul de programări,</w:t>
+      </w:r>
+      <w:r>
+        <w:t xml:space="preserve"> se întârzie predarea mașinilor către clienți, </w:t>
+      </w:r>
+      <w:r>
+        <w:t xml:space="preserve">sau </w:t>
+      </w:r>
+      <w:r>
+        <w:t>mecanicii pierd timp la diagnoză fără un acces rapid la istoricul defecțiunilor.</w:t>
       </w:r>
     </w:p>
     <w:p>
       <w:pPr>
         <w:spacing w:after="160" w:line="278" w:lineRule="auto"/>
       </w:pPr>
-      <w:proofErr w:type="spellStart"/>
-      <w:r>
-        <w:t>Sistemul</w:t>
-      </w:r>
-      <w:proofErr w:type="spellEnd"/>
-      <w:r>
-        <w:t xml:space="preserve"> </w:t>
-      </w:r>
-      <w:proofErr w:type="spellStart"/>
-      <w:r>
-        <w:t>unifică</w:t>
-      </w:r>
-      <w:proofErr w:type="spellEnd"/>
-      <w:r>
-        <w:t xml:space="preserve"> </w:t>
-      </w:r>
-      <w:proofErr w:type="spellStart"/>
-      <w:r>
-        <w:t>toate</w:t>
-      </w:r>
-      <w:proofErr w:type="spellEnd"/>
-      <w:r>
-        <w:t xml:space="preserve"> </w:t>
-      </w:r>
-      <w:proofErr w:type="spellStart"/>
-      <w:r>
-        <w:t>aceste</w:t>
-      </w:r>
-      <w:proofErr w:type="spellEnd"/>
-      <w:r>
-        <w:t xml:space="preserve"> date </w:t>
-      </w:r>
-      <w:proofErr w:type="spellStart"/>
-      <w:r>
-        <w:t>într</w:t>
-      </w:r>
-      <w:proofErr w:type="spellEnd"/>
-      <w:r>
-        <w:t xml:space="preserve">-o </w:t>
-      </w:r>
-      <w:proofErr w:type="spellStart"/>
-      <w:r>
-        <w:t>bază</w:t>
-      </w:r>
-      <w:proofErr w:type="spellEnd"/>
-      <w:r>
-        <w:t xml:space="preserve"> de date </w:t>
-      </w:r>
-      <w:proofErr w:type="spellStart"/>
-      <w:r>
-        <w:t>relațională</w:t>
-      </w:r>
-      <w:proofErr w:type="spellEnd"/>
-      <w:r>
-        <w:t xml:space="preserve"> </w:t>
-      </w:r>
-      <w:proofErr w:type="spellStart"/>
-      <w:r>
-        <w:t>normalizată</w:t>
-      </w:r>
-      <w:proofErr w:type="spellEnd"/>
-      <w:r>
-        <w:t xml:space="preserve">, </w:t>
-      </w:r>
-      <w:proofErr w:type="spellStart"/>
-      <w:r>
-        <w:t>calculând</w:t>
-      </w:r>
-      <w:proofErr w:type="spellEnd"/>
-      <w:r>
-        <w:t xml:space="preserve"> automat </w:t>
-      </w:r>
-      <w:proofErr w:type="spellStart"/>
-      <w:r>
-        <w:t>devizele</w:t>
-      </w:r>
-      <w:proofErr w:type="spellEnd"/>
-      <w:r>
-        <w:t xml:space="preserve"> de </w:t>
-      </w:r>
-      <w:proofErr w:type="spellStart"/>
-      <w:r>
-        <w:t>manoperă</w:t>
-      </w:r>
-      <w:proofErr w:type="spellEnd"/>
-      <w:r>
-        <w:t xml:space="preserve"> </w:t>
-      </w:r>
-      <w:proofErr w:type="spellStart"/>
-      <w:r>
-        <w:t>și</w:t>
-      </w:r>
-      <w:proofErr w:type="spellEnd"/>
-      <w:r>
-        <w:t xml:space="preserve"> </w:t>
-      </w:r>
-      <w:proofErr w:type="spellStart"/>
-      <w:r>
-        <w:t>piese</w:t>
-      </w:r>
-      <w:proofErr w:type="spellEnd"/>
-      <w:r>
-        <w:t xml:space="preserve">, </w:t>
-      </w:r>
-      <w:proofErr w:type="spellStart"/>
-      <w:r>
-        <w:t>scăzând</w:t>
-      </w:r>
-      <w:proofErr w:type="spellEnd"/>
-      <w:r>
-        <w:t xml:space="preserve"> </w:t>
-      </w:r>
-      <w:proofErr w:type="spellStart"/>
-      <w:r>
-        <w:t>produsele</w:t>
-      </w:r>
-      <w:proofErr w:type="spellEnd"/>
-      <w:r>
-        <w:t xml:space="preserve"> din </w:t>
-      </w:r>
-      <w:proofErr w:type="spellStart"/>
-      <w:r>
-        <w:t>magazie</w:t>
-      </w:r>
-      <w:proofErr w:type="spellEnd"/>
-      <w:r>
-        <w:t xml:space="preserve"> </w:t>
-      </w:r>
-      <w:proofErr w:type="spellStart"/>
-      <w:r>
-        <w:t>și</w:t>
-      </w:r>
-      <w:proofErr w:type="spellEnd"/>
-      <w:r>
-        <w:t xml:space="preserve"> </w:t>
-      </w:r>
-      <w:proofErr w:type="spellStart"/>
-      <w:r>
-        <w:t>urmărind</w:t>
-      </w:r>
-      <w:proofErr w:type="spellEnd"/>
-      <w:r>
-        <w:t xml:space="preserve"> </w:t>
-      </w:r>
-      <w:proofErr w:type="spellStart"/>
-      <w:r>
-        <w:t>expirarea</w:t>
-      </w:r>
-      <w:proofErr w:type="spellEnd"/>
-      <w:r>
-        <w:t xml:space="preserve"> </w:t>
-      </w:r>
-      <w:proofErr w:type="spellStart"/>
-      <w:r>
-        <w:t>inspecțiilor</w:t>
-      </w:r>
-      <w:proofErr w:type="spellEnd"/>
-      <w:r>
-        <w:t xml:space="preserve"> ITP. </w:t>
-      </w:r>
-      <w:proofErr w:type="spellStart"/>
-      <w:r>
-        <w:t>În</w:t>
-      </w:r>
-      <w:proofErr w:type="spellEnd"/>
-      <w:r>
-        <w:t xml:space="preserve"> plus, un script </w:t>
-      </w:r>
-      <w:proofErr w:type="spellStart"/>
-      <w:r>
-        <w:t>analizează</w:t>
-      </w:r>
-      <w:proofErr w:type="spellEnd"/>
-      <w:r>
-        <w:t xml:space="preserve"> </w:t>
-      </w:r>
-      <w:proofErr w:type="spellStart"/>
-      <w:r>
-        <w:t>datele</w:t>
-      </w:r>
-      <w:proofErr w:type="spellEnd"/>
-      <w:r>
-        <w:t xml:space="preserve"> </w:t>
-      </w:r>
-      <w:proofErr w:type="spellStart"/>
-      <w:r>
-        <w:t>istorice</w:t>
-      </w:r>
-      <w:proofErr w:type="spellEnd"/>
-      <w:r>
-        <w:t xml:space="preserve"> ale </w:t>
-      </w:r>
-      <w:proofErr w:type="spellStart"/>
-      <w:r>
-        <w:t>vehiculului</w:t>
-      </w:r>
-      <w:proofErr w:type="spellEnd"/>
-      <w:r>
-        <w:t xml:space="preserve"> </w:t>
-      </w:r>
-      <w:proofErr w:type="spellStart"/>
-      <w:r>
-        <w:t>și</w:t>
-      </w:r>
-      <w:proofErr w:type="spellEnd"/>
-      <w:r>
-        <w:t xml:space="preserve"> </w:t>
-      </w:r>
-      <w:proofErr w:type="spellStart"/>
-      <w:r>
-        <w:t>îi</w:t>
-      </w:r>
-      <w:proofErr w:type="spellEnd"/>
-      <w:r>
-        <w:t xml:space="preserve"> </w:t>
-      </w:r>
-      <w:proofErr w:type="spellStart"/>
-      <w:r>
-        <w:t>sugerează</w:t>
-      </w:r>
-      <w:proofErr w:type="spellEnd"/>
-      <w:r>
-        <w:t xml:space="preserve"> </w:t>
-      </w:r>
-      <w:proofErr w:type="spellStart"/>
-      <w:r>
-        <w:t>mecanicului</w:t>
-      </w:r>
-      <w:proofErr w:type="spellEnd"/>
-      <w:r>
-        <w:t xml:space="preserve"> o </w:t>
-      </w:r>
-      <w:proofErr w:type="spellStart"/>
-      <w:r>
-        <w:t>listă</w:t>
-      </w:r>
-      <w:proofErr w:type="spellEnd"/>
-      <w:r>
-        <w:t xml:space="preserve"> de </w:t>
-      </w:r>
-      <w:proofErr w:type="spellStart"/>
-      <w:r>
-        <w:t>verificări</w:t>
-      </w:r>
-      <w:proofErr w:type="spellEnd"/>
-      <w:r>
-        <w:t xml:space="preserve"> </w:t>
-      </w:r>
-      <w:proofErr w:type="spellStart"/>
-      <w:r>
-        <w:t>pentru</w:t>
-      </w:r>
-      <w:proofErr w:type="spellEnd"/>
-      <w:r>
-        <w:t xml:space="preserve"> </w:t>
-      </w:r>
-      <w:proofErr w:type="spellStart"/>
-      <w:r>
-        <w:t>componentele</w:t>
-      </w:r>
-      <w:proofErr w:type="spellEnd"/>
-      <w:r>
-        <w:t xml:space="preserve"> care se </w:t>
-      </w:r>
-      <w:proofErr w:type="spellStart"/>
-      <w:r>
-        <w:t>uzează</w:t>
-      </w:r>
-      <w:proofErr w:type="spellEnd"/>
-      <w:r>
-        <w:t xml:space="preserve"> cel </w:t>
-      </w:r>
-      <w:proofErr w:type="spellStart"/>
-      <w:r>
-        <w:t>mai</w:t>
-      </w:r>
-      <w:proofErr w:type="spellEnd"/>
-      <w:r>
-        <w:t xml:space="preserve"> des.</w:t>
+      <w:r>
+        <w:t>Sistemul unifică toate aceste date într-o bază de date relațională normalizată, calculând automat devizele de manoperă și piese, scăzând produsele din magazie și urmărind expirarea inspecțiilor ITP. În plus, un script analizează datele istorice ale vehiculului și îi sugerează mecanicului o listă de verificări pentru componentele care se uzează cel mai des.</w:t>
       </w:r>
     </w:p>
     <w:p>
@@ -1904,8 +1162,8 @@
           <w:lang w:val="ro-RO"/>
         </w:rPr>
         <w:sectPr>
-          <w:headerReference w:type="default" r:id="rId16"/>
-          <w:footerReference w:type="first" r:id="rId17"/>
+          <w:headerReference w:type="default" r:id="rId17"/>
+          <w:footerReference w:type="first" r:id="rId18"/>
           <w:pgSz w:w="11906" w:h="16838" w:code="9"/>
           <w:pgMar w:top="1440" w:right="1800" w:bottom="1440" w:left="1800" w:header="709" w:footer="720" w:gutter="0"/>
           <w:pgNumType w:start="1"/>
@@ -1928,1002 +1186,53 @@
       <w:pPr>
         <w:spacing w:after="160" w:line="278" w:lineRule="auto"/>
       </w:pPr>
-      <w:proofErr w:type="spellStart"/>
-      <w:r>
-        <w:t>Sistemul</w:t>
-      </w:r>
-      <w:proofErr w:type="spellEnd"/>
+      <w:r>
+        <w:t xml:space="preserve">Sistemul oferă o evidență clară a clienților și a mașinilor acestora, salvând datele de contact ale proprietarilor și înregistrând vehiculele cu toate detaliile tehnice necesare, cum ar fi seria de șasiu unic, numărul de înmatriculare, marca, modelul, anul de fabricație, motorizarea și norma de poluare. </w:t>
+      </w:r>
+      <w:r>
+        <w:t xml:space="preserve">Aplicația permite planificarea intervențiilor unde se înregistrează data, durata estimată și tipul de lucrare solicitat. Ulterior, programările se transformă în comenzi de reparație la sosirea mașinii în atelier, </w:t>
+      </w:r>
+      <w:r>
+        <w:t xml:space="preserve">unde se face </w:t>
+      </w:r>
+      <w:r>
+        <w:t>aloca</w:t>
+      </w:r>
+      <w:r>
+        <w:t>rea</w:t>
+      </w:r>
+      <w:r>
+        <w:t xml:space="preserve"> mecanici</w:t>
+      </w:r>
+      <w:r>
+        <w:t>lor</w:t>
+      </w:r>
+      <w:r>
+        <w:t xml:space="preserve"> și repartizarea lucrărilor pe elevatoare sau posturi de lucru.</w:t>
+      </w:r>
       <w:r>
         <w:t xml:space="preserve"> </w:t>
       </w:r>
-      <w:proofErr w:type="spellStart"/>
-      <w:r>
-        <w:t>oferă</w:t>
-      </w:r>
-      <w:proofErr w:type="spellEnd"/>
-      <w:r>
-        <w:t xml:space="preserve"> o </w:t>
-      </w:r>
-      <w:proofErr w:type="spellStart"/>
-      <w:r>
-        <w:t>evidență</w:t>
-      </w:r>
-      <w:proofErr w:type="spellEnd"/>
+      <w:r>
+        <w:t xml:space="preserve">De asemenea, modulul de gestiune a stocurilor și furnizorilor menține evidența catalogului de piese de schimb, scăzând automat produsele din magazie în momentul adăugării pe o comandă și generând alerte pentru reperele care scad sub pragul minim. Pentru stația ITP, sistemul permite înregistrarea valorilor tehnice măsurate pe stand, emiterea deciziei de admitere sau respingere și monitorizarea datelor de expirare a inspecțiilor. </w:t>
+      </w:r>
+      <w:r>
+        <w:t>Aplica</w:t>
+      </w:r>
+      <w:r>
+        <w:rPr>
+          <w:lang w:val="ro-RO"/>
+        </w:rPr>
+        <w:t>ția</w:t>
+      </w:r>
+      <w:r>
+        <w:t xml:space="preserve"> include un modul de asistență la diagnoză</w:t>
+      </w:r>
       <w:r>
         <w:t xml:space="preserve"> </w:t>
       </w:r>
-      <w:proofErr w:type="spellStart"/>
-      <w:r>
-        <w:t>clară</w:t>
-      </w:r>
-      <w:proofErr w:type="spellEnd"/>
-      <w:r>
-        <w:t xml:space="preserve"> a </w:t>
-      </w:r>
-      <w:proofErr w:type="spellStart"/>
-      <w:r>
-        <w:t>clienților</w:t>
-      </w:r>
-      <w:proofErr w:type="spellEnd"/>
-      <w:r>
-        <w:t xml:space="preserve"> </w:t>
-      </w:r>
-      <w:proofErr w:type="spellStart"/>
-      <w:r>
-        <w:t>și</w:t>
-      </w:r>
-      <w:proofErr w:type="spellEnd"/>
-      <w:r>
-        <w:t xml:space="preserve"> a </w:t>
-      </w:r>
-      <w:proofErr w:type="spellStart"/>
-      <w:r>
-        <w:t>mașinilor</w:t>
-      </w:r>
-      <w:proofErr w:type="spellEnd"/>
-      <w:r>
-        <w:t xml:space="preserve"> </w:t>
-      </w:r>
-      <w:proofErr w:type="spellStart"/>
-      <w:r>
-        <w:t>acestora</w:t>
-      </w:r>
-      <w:proofErr w:type="spellEnd"/>
-      <w:r>
-        <w:t xml:space="preserve">, </w:t>
-      </w:r>
-      <w:proofErr w:type="spellStart"/>
-      <w:r>
-        <w:t>salvând</w:t>
-      </w:r>
-      <w:proofErr w:type="spellEnd"/>
-      <w:r>
-        <w:t xml:space="preserve"> </w:t>
-      </w:r>
-      <w:proofErr w:type="spellStart"/>
-      <w:r>
-        <w:t>datele</w:t>
-      </w:r>
-      <w:proofErr w:type="spellEnd"/>
-      <w:r>
-        <w:t xml:space="preserve"> de contact ale </w:t>
-      </w:r>
-      <w:proofErr w:type="spellStart"/>
-      <w:r>
-        <w:t>proprietarilor</w:t>
-      </w:r>
-      <w:proofErr w:type="spellEnd"/>
-      <w:r>
-        <w:t xml:space="preserve"> </w:t>
-      </w:r>
-      <w:proofErr w:type="spellStart"/>
-      <w:r>
-        <w:t>și</w:t>
-      </w:r>
-      <w:proofErr w:type="spellEnd"/>
-      <w:r>
-        <w:t xml:space="preserve"> </w:t>
-      </w:r>
-      <w:proofErr w:type="spellStart"/>
-      <w:r>
-        <w:t>înregistrând</w:t>
-      </w:r>
-      <w:proofErr w:type="spellEnd"/>
-      <w:r>
-        <w:t xml:space="preserve"> </w:t>
-      </w:r>
-      <w:proofErr w:type="spellStart"/>
-      <w:r>
-        <w:t>vehiculele</w:t>
-      </w:r>
-      <w:proofErr w:type="spellEnd"/>
-      <w:r>
-        <w:t xml:space="preserve"> cu </w:t>
-      </w:r>
-      <w:proofErr w:type="spellStart"/>
-      <w:r>
-        <w:t>toate</w:t>
-      </w:r>
-      <w:proofErr w:type="spellEnd"/>
-      <w:r>
-        <w:t xml:space="preserve"> </w:t>
-      </w:r>
-      <w:proofErr w:type="spellStart"/>
-      <w:r>
-        <w:t>detaliile</w:t>
-      </w:r>
-      <w:proofErr w:type="spellEnd"/>
-      <w:r>
-        <w:t xml:space="preserve"> </w:t>
-      </w:r>
-      <w:proofErr w:type="spellStart"/>
-      <w:r>
-        <w:t>tehnice</w:t>
-      </w:r>
-      <w:proofErr w:type="spellEnd"/>
-      <w:r>
-        <w:t xml:space="preserve"> </w:t>
-      </w:r>
-      <w:proofErr w:type="spellStart"/>
-      <w:r>
-        <w:t>necesare</w:t>
-      </w:r>
-      <w:proofErr w:type="spellEnd"/>
-      <w:r>
-        <w:t xml:space="preserve">, cum </w:t>
-      </w:r>
-      <w:proofErr w:type="spellStart"/>
-      <w:r>
-        <w:t>ar</w:t>
-      </w:r>
-      <w:proofErr w:type="spellEnd"/>
-      <w:r>
-        <w:t xml:space="preserve"> fi seria de </w:t>
-      </w:r>
-      <w:proofErr w:type="spellStart"/>
-      <w:r>
-        <w:t>șasiu</w:t>
-      </w:r>
-      <w:proofErr w:type="spellEnd"/>
-      <w:r>
-        <w:t xml:space="preserve"> </w:t>
-      </w:r>
-      <w:proofErr w:type="spellStart"/>
-      <w:r>
-        <w:t>unic</w:t>
-      </w:r>
-      <w:proofErr w:type="spellEnd"/>
-      <w:r>
-        <w:t xml:space="preserve">, </w:t>
-      </w:r>
-      <w:proofErr w:type="spellStart"/>
-      <w:r>
-        <w:t>numărul</w:t>
-      </w:r>
-      <w:proofErr w:type="spellEnd"/>
-      <w:r>
-        <w:t xml:space="preserve"> de </w:t>
-      </w:r>
-      <w:proofErr w:type="spellStart"/>
-      <w:r>
-        <w:t>înmatriculare</w:t>
-      </w:r>
-      <w:proofErr w:type="spellEnd"/>
-      <w:r>
-        <w:t xml:space="preserve">, </w:t>
-      </w:r>
-      <w:proofErr w:type="spellStart"/>
-      <w:r>
-        <w:t>marca</w:t>
-      </w:r>
-      <w:proofErr w:type="spellEnd"/>
-      <w:r>
-        <w:t xml:space="preserve">, </w:t>
-      </w:r>
-      <w:proofErr w:type="spellStart"/>
-      <w:r>
-        <w:t>modelul</w:t>
-      </w:r>
-      <w:proofErr w:type="spellEnd"/>
-      <w:r>
-        <w:t xml:space="preserve">, </w:t>
-      </w:r>
-      <w:proofErr w:type="spellStart"/>
-      <w:r>
-        <w:t>anul</w:t>
-      </w:r>
-      <w:proofErr w:type="spellEnd"/>
-      <w:r>
-        <w:t xml:space="preserve"> de </w:t>
-      </w:r>
-      <w:proofErr w:type="spellStart"/>
-      <w:r>
-        <w:t>fabricație</w:t>
-      </w:r>
-      <w:proofErr w:type="spellEnd"/>
-      <w:r>
-        <w:t xml:space="preserve">, </w:t>
-      </w:r>
-      <w:proofErr w:type="spellStart"/>
-      <w:r>
-        <w:t>motorizarea</w:t>
-      </w:r>
-      <w:proofErr w:type="spellEnd"/>
-      <w:r>
-        <w:t xml:space="preserve"> </w:t>
-      </w:r>
-      <w:proofErr w:type="spellStart"/>
-      <w:r>
-        <w:t>și</w:t>
-      </w:r>
-      <w:proofErr w:type="spellEnd"/>
-      <w:r>
-        <w:t xml:space="preserve"> norma de </w:t>
-      </w:r>
-      <w:proofErr w:type="spellStart"/>
-      <w:r>
-        <w:t>poluare</w:t>
-      </w:r>
-      <w:proofErr w:type="spellEnd"/>
-      <w:r>
-        <w:t xml:space="preserve">. </w:t>
-      </w:r>
-      <w:proofErr w:type="spellStart"/>
-      <w:r>
-        <w:t>Aplicația</w:t>
-      </w:r>
-      <w:proofErr w:type="spellEnd"/>
-      <w:r>
-        <w:t xml:space="preserve"> </w:t>
-      </w:r>
-      <w:proofErr w:type="spellStart"/>
-      <w:r>
-        <w:t>permite</w:t>
-      </w:r>
-      <w:proofErr w:type="spellEnd"/>
-      <w:r>
-        <w:t xml:space="preserve"> </w:t>
-      </w:r>
-      <w:proofErr w:type="spellStart"/>
-      <w:r>
-        <w:t>planificarea</w:t>
-      </w:r>
-      <w:proofErr w:type="spellEnd"/>
-      <w:r>
-        <w:t xml:space="preserve"> </w:t>
-      </w:r>
-      <w:proofErr w:type="spellStart"/>
-      <w:r>
-        <w:t>intervențiilor</w:t>
-      </w:r>
-      <w:proofErr w:type="spellEnd"/>
-      <w:r>
-        <w:t xml:space="preserve"> </w:t>
-      </w:r>
-      <w:proofErr w:type="spellStart"/>
-      <w:r>
-        <w:t>unde</w:t>
-      </w:r>
-      <w:proofErr w:type="spellEnd"/>
-      <w:r>
-        <w:t xml:space="preserve"> se </w:t>
-      </w:r>
-      <w:proofErr w:type="spellStart"/>
-      <w:r>
-        <w:t>înregistrează</w:t>
-      </w:r>
-      <w:proofErr w:type="spellEnd"/>
-      <w:r>
-        <w:t xml:space="preserve"> data, </w:t>
-      </w:r>
-      <w:proofErr w:type="spellStart"/>
-      <w:r>
-        <w:t>durata</w:t>
-      </w:r>
-      <w:proofErr w:type="spellEnd"/>
-      <w:r>
-        <w:t xml:space="preserve"> </w:t>
-      </w:r>
-      <w:proofErr w:type="spellStart"/>
-      <w:r>
-        <w:t>estimată</w:t>
-      </w:r>
-      <w:proofErr w:type="spellEnd"/>
-      <w:r>
-        <w:t xml:space="preserve"> </w:t>
-      </w:r>
-      <w:proofErr w:type="spellStart"/>
-      <w:r>
-        <w:t>și</w:t>
-      </w:r>
-      <w:proofErr w:type="spellEnd"/>
-      <w:r>
-        <w:t xml:space="preserve"> </w:t>
-      </w:r>
-      <w:proofErr w:type="spellStart"/>
-      <w:r>
-        <w:t>tipul</w:t>
-      </w:r>
-      <w:proofErr w:type="spellEnd"/>
-      <w:r>
-        <w:t xml:space="preserve"> de </w:t>
-      </w:r>
-      <w:proofErr w:type="spellStart"/>
-      <w:r>
-        <w:t>lucrare</w:t>
-      </w:r>
-      <w:proofErr w:type="spellEnd"/>
-      <w:r>
-        <w:t xml:space="preserve"> </w:t>
-      </w:r>
-      <w:proofErr w:type="spellStart"/>
-      <w:r>
-        <w:t>solicitat</w:t>
-      </w:r>
-      <w:proofErr w:type="spellEnd"/>
-      <w:r>
-        <w:t xml:space="preserve">. Ulterior, </w:t>
-      </w:r>
-      <w:proofErr w:type="spellStart"/>
-      <w:r>
-        <w:t>programările</w:t>
-      </w:r>
-      <w:proofErr w:type="spellEnd"/>
-      <w:r>
-        <w:t xml:space="preserve"> se </w:t>
-      </w:r>
-      <w:proofErr w:type="spellStart"/>
-      <w:r>
-        <w:t>transformă</w:t>
-      </w:r>
-      <w:proofErr w:type="spellEnd"/>
-      <w:r>
-        <w:t xml:space="preserve"> </w:t>
-      </w:r>
-      <w:proofErr w:type="spellStart"/>
-      <w:r>
-        <w:t>în</w:t>
-      </w:r>
-      <w:proofErr w:type="spellEnd"/>
-      <w:r>
-        <w:t xml:space="preserve"> </w:t>
-      </w:r>
-      <w:proofErr w:type="spellStart"/>
-      <w:r>
-        <w:t>comenzi</w:t>
-      </w:r>
-      <w:proofErr w:type="spellEnd"/>
-      <w:r>
-        <w:t xml:space="preserve"> de </w:t>
-      </w:r>
-      <w:proofErr w:type="spellStart"/>
-      <w:r>
-        <w:t>reparație</w:t>
-      </w:r>
-      <w:proofErr w:type="spellEnd"/>
-      <w:r>
-        <w:t xml:space="preserve"> la </w:t>
-      </w:r>
-      <w:proofErr w:type="spellStart"/>
-      <w:r>
-        <w:t>sosirea</w:t>
-      </w:r>
-      <w:proofErr w:type="spellEnd"/>
-      <w:r>
-        <w:t xml:space="preserve"> </w:t>
-      </w:r>
-      <w:proofErr w:type="spellStart"/>
-      <w:r>
-        <w:t>mașinii</w:t>
-      </w:r>
-      <w:proofErr w:type="spellEnd"/>
-      <w:r>
-        <w:t xml:space="preserve"> </w:t>
-      </w:r>
-      <w:proofErr w:type="spellStart"/>
-      <w:r>
-        <w:t>în</w:t>
-      </w:r>
-      <w:proofErr w:type="spellEnd"/>
-      <w:r>
-        <w:t xml:space="preserve"> atelier, </w:t>
-      </w:r>
-      <w:proofErr w:type="spellStart"/>
-      <w:r>
-        <w:t>unde</w:t>
-      </w:r>
-      <w:proofErr w:type="spellEnd"/>
-      <w:r>
-        <w:t xml:space="preserve"> se face </w:t>
-      </w:r>
-      <w:proofErr w:type="spellStart"/>
-      <w:r>
-        <w:t>aloca</w:t>
-      </w:r>
-      <w:r>
-        <w:t>rea</w:t>
-      </w:r>
-      <w:proofErr w:type="spellEnd"/>
-      <w:r>
-        <w:t xml:space="preserve"> </w:t>
-      </w:r>
-      <w:proofErr w:type="spellStart"/>
-      <w:r>
-        <w:t>mecanici</w:t>
-      </w:r>
-      <w:r>
-        <w:t>lor</w:t>
-      </w:r>
-      <w:proofErr w:type="spellEnd"/>
-      <w:r>
-        <w:t xml:space="preserve"> </w:t>
-      </w:r>
-      <w:proofErr w:type="spellStart"/>
-      <w:r>
-        <w:t>și</w:t>
-      </w:r>
-      <w:proofErr w:type="spellEnd"/>
-      <w:r>
-        <w:t xml:space="preserve"> </w:t>
-      </w:r>
-      <w:proofErr w:type="spellStart"/>
-      <w:r>
-        <w:t>repartizarea</w:t>
-      </w:r>
-      <w:proofErr w:type="spellEnd"/>
-      <w:r>
-        <w:t xml:space="preserve"> </w:t>
-      </w:r>
-      <w:proofErr w:type="spellStart"/>
-      <w:r>
-        <w:t>lucrărilor</w:t>
-      </w:r>
-      <w:proofErr w:type="spellEnd"/>
-      <w:r>
-        <w:t xml:space="preserve"> pe </w:t>
-      </w:r>
-      <w:proofErr w:type="spellStart"/>
-      <w:r>
-        <w:t>elevatoare</w:t>
-      </w:r>
-      <w:proofErr w:type="spellEnd"/>
-      <w:r>
-        <w:t xml:space="preserve"> </w:t>
-      </w:r>
-      <w:proofErr w:type="spellStart"/>
-      <w:r>
-        <w:t>sau</w:t>
-      </w:r>
-      <w:proofErr w:type="spellEnd"/>
-      <w:r>
-        <w:t xml:space="preserve"> </w:t>
-      </w:r>
-      <w:proofErr w:type="spellStart"/>
-      <w:r>
-        <w:t>posturi</w:t>
-      </w:r>
-      <w:proofErr w:type="spellEnd"/>
-      <w:r>
-        <w:t xml:space="preserve"> de </w:t>
-      </w:r>
-      <w:proofErr w:type="spellStart"/>
-      <w:r>
-        <w:t>lucru</w:t>
-      </w:r>
-      <w:proofErr w:type="spellEnd"/>
-      <w:r>
-        <w:t>.</w:t>
-      </w:r>
-      <w:r>
-        <w:t xml:space="preserve"> </w:t>
-      </w:r>
-      <w:r>
-        <w:t xml:space="preserve">De </w:t>
-      </w:r>
-      <w:proofErr w:type="spellStart"/>
-      <w:r>
-        <w:t>asemenea</w:t>
-      </w:r>
-      <w:proofErr w:type="spellEnd"/>
-      <w:r>
-        <w:t xml:space="preserve">, </w:t>
-      </w:r>
-      <w:proofErr w:type="spellStart"/>
-      <w:r>
-        <w:t>modulul</w:t>
-      </w:r>
-      <w:proofErr w:type="spellEnd"/>
-      <w:r>
-        <w:t xml:space="preserve"> de </w:t>
-      </w:r>
-      <w:proofErr w:type="spellStart"/>
-      <w:r>
-        <w:t>gestiune</w:t>
-      </w:r>
-      <w:proofErr w:type="spellEnd"/>
-      <w:r>
-        <w:t xml:space="preserve"> a </w:t>
-      </w:r>
-      <w:proofErr w:type="spellStart"/>
-      <w:r>
-        <w:t>stocurilor</w:t>
-      </w:r>
-      <w:proofErr w:type="spellEnd"/>
-      <w:r>
-        <w:t xml:space="preserve"> </w:t>
-      </w:r>
-      <w:proofErr w:type="spellStart"/>
-      <w:r>
-        <w:t>și</w:t>
-      </w:r>
-      <w:proofErr w:type="spellEnd"/>
-      <w:r>
-        <w:t xml:space="preserve"> </w:t>
-      </w:r>
-      <w:proofErr w:type="spellStart"/>
-      <w:r>
-        <w:t>furnizorilor</w:t>
-      </w:r>
-      <w:proofErr w:type="spellEnd"/>
-      <w:r>
-        <w:t xml:space="preserve"> </w:t>
-      </w:r>
-      <w:proofErr w:type="spellStart"/>
-      <w:r>
-        <w:t>menține</w:t>
-      </w:r>
-      <w:proofErr w:type="spellEnd"/>
-      <w:r>
-        <w:t xml:space="preserve"> </w:t>
-      </w:r>
-      <w:proofErr w:type="spellStart"/>
-      <w:r>
-        <w:t>evidența</w:t>
-      </w:r>
-      <w:proofErr w:type="spellEnd"/>
-      <w:r>
-        <w:t xml:space="preserve"> </w:t>
-      </w:r>
-      <w:proofErr w:type="spellStart"/>
-      <w:r>
-        <w:t>catalogului</w:t>
-      </w:r>
-      <w:proofErr w:type="spellEnd"/>
-      <w:r>
-        <w:t xml:space="preserve"> de </w:t>
-      </w:r>
-      <w:proofErr w:type="spellStart"/>
-      <w:r>
-        <w:t>piese</w:t>
-      </w:r>
-      <w:proofErr w:type="spellEnd"/>
-      <w:r>
-        <w:t xml:space="preserve"> de </w:t>
-      </w:r>
-      <w:proofErr w:type="spellStart"/>
-      <w:r>
-        <w:t>schimb</w:t>
-      </w:r>
-      <w:proofErr w:type="spellEnd"/>
-      <w:r>
-        <w:t xml:space="preserve">, </w:t>
-      </w:r>
-      <w:proofErr w:type="spellStart"/>
-      <w:r>
-        <w:t>scăzând</w:t>
-      </w:r>
-      <w:proofErr w:type="spellEnd"/>
-      <w:r>
-        <w:t xml:space="preserve"> automat </w:t>
-      </w:r>
-      <w:proofErr w:type="spellStart"/>
-      <w:r>
-        <w:t>produsele</w:t>
-      </w:r>
-      <w:proofErr w:type="spellEnd"/>
-      <w:r>
-        <w:t xml:space="preserve"> din </w:t>
-      </w:r>
-      <w:proofErr w:type="spellStart"/>
-      <w:r>
-        <w:t>magazie</w:t>
-      </w:r>
-      <w:proofErr w:type="spellEnd"/>
-      <w:r>
-        <w:t xml:space="preserve"> </w:t>
-      </w:r>
-      <w:proofErr w:type="spellStart"/>
-      <w:r>
-        <w:t>în</w:t>
-      </w:r>
-      <w:proofErr w:type="spellEnd"/>
-      <w:r>
-        <w:t xml:space="preserve"> </w:t>
-      </w:r>
-      <w:proofErr w:type="spellStart"/>
-      <w:r>
-        <w:t>momentul</w:t>
-      </w:r>
-      <w:proofErr w:type="spellEnd"/>
-      <w:r>
-        <w:t xml:space="preserve"> </w:t>
-      </w:r>
-      <w:proofErr w:type="spellStart"/>
-      <w:r>
-        <w:t>adăugării</w:t>
-      </w:r>
-      <w:proofErr w:type="spellEnd"/>
-      <w:r>
-        <w:t xml:space="preserve"> pe o </w:t>
-      </w:r>
-      <w:proofErr w:type="spellStart"/>
-      <w:r>
-        <w:t>comandă</w:t>
-      </w:r>
-      <w:proofErr w:type="spellEnd"/>
-      <w:r>
-        <w:t xml:space="preserve"> </w:t>
-      </w:r>
-      <w:proofErr w:type="spellStart"/>
-      <w:r>
-        <w:t>și</w:t>
-      </w:r>
-      <w:proofErr w:type="spellEnd"/>
-      <w:r>
-        <w:t xml:space="preserve"> </w:t>
-      </w:r>
-      <w:proofErr w:type="spellStart"/>
-      <w:r>
-        <w:t>generând</w:t>
-      </w:r>
-      <w:proofErr w:type="spellEnd"/>
-      <w:r>
-        <w:t xml:space="preserve"> </w:t>
-      </w:r>
-      <w:proofErr w:type="spellStart"/>
-      <w:r>
-        <w:t>alerte</w:t>
-      </w:r>
-      <w:proofErr w:type="spellEnd"/>
-      <w:r>
-        <w:t xml:space="preserve"> </w:t>
-      </w:r>
-      <w:proofErr w:type="spellStart"/>
-      <w:r>
-        <w:t>pentru</w:t>
-      </w:r>
-      <w:proofErr w:type="spellEnd"/>
-      <w:r>
-        <w:t xml:space="preserve"> </w:t>
-      </w:r>
-      <w:proofErr w:type="spellStart"/>
-      <w:r>
-        <w:t>reperele</w:t>
-      </w:r>
-      <w:proofErr w:type="spellEnd"/>
-      <w:r>
-        <w:t xml:space="preserve"> care scad sub </w:t>
-      </w:r>
-      <w:proofErr w:type="spellStart"/>
-      <w:r>
-        <w:t>pragul</w:t>
-      </w:r>
-      <w:proofErr w:type="spellEnd"/>
-      <w:r>
-        <w:t xml:space="preserve"> minim. </w:t>
-      </w:r>
-      <w:proofErr w:type="spellStart"/>
-      <w:r>
-        <w:t>Pentru</w:t>
-      </w:r>
-      <w:proofErr w:type="spellEnd"/>
-      <w:r>
-        <w:t xml:space="preserve"> </w:t>
-      </w:r>
-      <w:proofErr w:type="spellStart"/>
-      <w:r>
-        <w:t>stația</w:t>
-      </w:r>
-      <w:proofErr w:type="spellEnd"/>
-      <w:r>
-        <w:t xml:space="preserve"> ITP, </w:t>
-      </w:r>
-      <w:proofErr w:type="spellStart"/>
-      <w:r>
-        <w:t>sistemul</w:t>
-      </w:r>
-      <w:proofErr w:type="spellEnd"/>
-      <w:r>
-        <w:t xml:space="preserve"> </w:t>
-      </w:r>
-      <w:proofErr w:type="spellStart"/>
-      <w:r>
-        <w:t>permite</w:t>
-      </w:r>
-      <w:proofErr w:type="spellEnd"/>
-      <w:r>
-        <w:t xml:space="preserve"> </w:t>
-      </w:r>
-      <w:proofErr w:type="spellStart"/>
-      <w:r>
-        <w:t>înregistrarea</w:t>
-      </w:r>
-      <w:proofErr w:type="spellEnd"/>
-      <w:r>
-        <w:t xml:space="preserve"> </w:t>
-      </w:r>
-      <w:proofErr w:type="spellStart"/>
-      <w:r>
-        <w:t>valorilor</w:t>
-      </w:r>
-      <w:proofErr w:type="spellEnd"/>
-      <w:r>
-        <w:t xml:space="preserve"> </w:t>
-      </w:r>
-      <w:proofErr w:type="spellStart"/>
-      <w:r>
-        <w:t>tehnice</w:t>
-      </w:r>
-      <w:proofErr w:type="spellEnd"/>
-      <w:r>
-        <w:t xml:space="preserve"> </w:t>
-      </w:r>
-      <w:proofErr w:type="spellStart"/>
-      <w:r>
-        <w:t>măsurate</w:t>
-      </w:r>
-      <w:proofErr w:type="spellEnd"/>
-      <w:r>
-        <w:t xml:space="preserve"> pe stand, </w:t>
-      </w:r>
-      <w:proofErr w:type="spellStart"/>
-      <w:r>
-        <w:t>emiterea</w:t>
-      </w:r>
-      <w:proofErr w:type="spellEnd"/>
-      <w:r>
-        <w:t xml:space="preserve"> </w:t>
-      </w:r>
-      <w:proofErr w:type="spellStart"/>
-      <w:r>
-        <w:t>deciziei</w:t>
-      </w:r>
-      <w:proofErr w:type="spellEnd"/>
-      <w:r>
-        <w:t xml:space="preserve"> de </w:t>
-      </w:r>
-      <w:proofErr w:type="spellStart"/>
-      <w:r>
-        <w:t>admitere</w:t>
-      </w:r>
-      <w:proofErr w:type="spellEnd"/>
-      <w:r>
-        <w:t xml:space="preserve"> </w:t>
-      </w:r>
-      <w:proofErr w:type="spellStart"/>
-      <w:r>
-        <w:t>sau</w:t>
-      </w:r>
-      <w:proofErr w:type="spellEnd"/>
-      <w:r>
-        <w:t xml:space="preserve"> </w:t>
-      </w:r>
-      <w:proofErr w:type="spellStart"/>
-      <w:r>
-        <w:t>respingere</w:t>
-      </w:r>
-      <w:proofErr w:type="spellEnd"/>
-      <w:r>
-        <w:t xml:space="preserve"> </w:t>
-      </w:r>
-      <w:proofErr w:type="spellStart"/>
-      <w:r>
-        <w:t>și</w:t>
-      </w:r>
-      <w:proofErr w:type="spellEnd"/>
-      <w:r>
-        <w:t xml:space="preserve"> </w:t>
-      </w:r>
-      <w:proofErr w:type="spellStart"/>
-      <w:r>
-        <w:t>monitorizarea</w:t>
-      </w:r>
-      <w:proofErr w:type="spellEnd"/>
-      <w:r>
-        <w:t xml:space="preserve"> </w:t>
-      </w:r>
-      <w:proofErr w:type="spellStart"/>
-      <w:r>
-        <w:t>datelor</w:t>
-      </w:r>
-      <w:proofErr w:type="spellEnd"/>
-      <w:r>
-        <w:t xml:space="preserve"> de </w:t>
-      </w:r>
-      <w:proofErr w:type="spellStart"/>
-      <w:r>
-        <w:t>expirare</w:t>
-      </w:r>
-      <w:proofErr w:type="spellEnd"/>
-      <w:r>
-        <w:t xml:space="preserve"> </w:t>
-      </w:r>
-      <w:proofErr w:type="gramStart"/>
-      <w:r>
-        <w:t>a</w:t>
-      </w:r>
-      <w:proofErr w:type="gramEnd"/>
-      <w:r>
-        <w:t xml:space="preserve"> </w:t>
-      </w:r>
-      <w:proofErr w:type="spellStart"/>
-      <w:r>
-        <w:t>inspecțiilor</w:t>
-      </w:r>
-      <w:proofErr w:type="spellEnd"/>
-      <w:r>
-        <w:t xml:space="preserve">. </w:t>
-      </w:r>
-      <w:proofErr w:type="spellStart"/>
-      <w:r>
-        <w:t>Aplica</w:t>
-      </w:r>
-      <w:proofErr w:type="spellEnd"/>
-      <w:r>
-        <w:rPr>
-          <w:lang w:val="ro-RO"/>
-        </w:rPr>
-        <w:t>ția</w:t>
-      </w:r>
-      <w:r>
-        <w:t xml:space="preserve"> include un </w:t>
-      </w:r>
-      <w:proofErr w:type="spellStart"/>
-      <w:r>
-        <w:t>modul</w:t>
-      </w:r>
-      <w:proofErr w:type="spellEnd"/>
-      <w:r>
-        <w:t xml:space="preserve"> de </w:t>
-      </w:r>
-      <w:proofErr w:type="spellStart"/>
-      <w:r>
-        <w:t>asistență</w:t>
-      </w:r>
-      <w:proofErr w:type="spellEnd"/>
-      <w:r>
-        <w:t xml:space="preserve"> la </w:t>
-      </w:r>
-      <w:proofErr w:type="spellStart"/>
-      <w:r>
-        <w:t>diagnoză</w:t>
-      </w:r>
-      <w:proofErr w:type="spellEnd"/>
-      <w:r>
-        <w:t xml:space="preserve"> </w:t>
-      </w:r>
-      <w:r>
-        <w:t xml:space="preserve">care </w:t>
-      </w:r>
-      <w:proofErr w:type="spellStart"/>
-      <w:r>
-        <w:t>analizează</w:t>
-      </w:r>
-      <w:proofErr w:type="spellEnd"/>
-      <w:r>
-        <w:t xml:space="preserve"> </w:t>
-      </w:r>
-      <w:proofErr w:type="spellStart"/>
-      <w:r>
-        <w:t>istoricul</w:t>
-      </w:r>
-      <w:proofErr w:type="spellEnd"/>
-      <w:r>
-        <w:t xml:space="preserve"> </w:t>
-      </w:r>
-      <w:proofErr w:type="spellStart"/>
-      <w:r>
-        <w:t>defecțiunilor</w:t>
-      </w:r>
-      <w:proofErr w:type="spellEnd"/>
-      <w:r>
-        <w:t xml:space="preserve"> </w:t>
-      </w:r>
-      <w:proofErr w:type="spellStart"/>
-      <w:r>
-        <w:t>și</w:t>
-      </w:r>
-      <w:proofErr w:type="spellEnd"/>
-      <w:r>
-        <w:t xml:space="preserve"> </w:t>
-      </w:r>
-      <w:proofErr w:type="spellStart"/>
-      <w:r>
-        <w:t>afișează</w:t>
-      </w:r>
-      <w:proofErr w:type="spellEnd"/>
-      <w:r>
-        <w:t xml:space="preserve"> la </w:t>
-      </w:r>
-      <w:proofErr w:type="spellStart"/>
-      <w:r>
-        <w:t>recepție</w:t>
-      </w:r>
-      <w:proofErr w:type="spellEnd"/>
-      <w:r>
-        <w:t xml:space="preserve"> o </w:t>
-      </w:r>
-      <w:proofErr w:type="spellStart"/>
-      <w:r>
-        <w:t>listă</w:t>
-      </w:r>
-      <w:proofErr w:type="spellEnd"/>
-      <w:r>
-        <w:t xml:space="preserve"> de </w:t>
-      </w:r>
-      <w:proofErr w:type="spellStart"/>
-      <w:r>
-        <w:t>verificări</w:t>
-      </w:r>
-      <w:proofErr w:type="spellEnd"/>
-      <w:r>
-        <w:t xml:space="preserve"> </w:t>
-      </w:r>
-      <w:proofErr w:type="spellStart"/>
-      <w:r>
-        <w:t>recomandate</w:t>
-      </w:r>
-      <w:proofErr w:type="spellEnd"/>
-      <w:r>
-        <w:t xml:space="preserve"> </w:t>
-      </w:r>
-      <w:proofErr w:type="spellStart"/>
-      <w:r>
-        <w:t>pentru</w:t>
-      </w:r>
-      <w:proofErr w:type="spellEnd"/>
-      <w:r>
-        <w:t xml:space="preserve"> </w:t>
-      </w:r>
-      <w:proofErr w:type="spellStart"/>
-      <w:r>
-        <w:t>componentele</w:t>
-      </w:r>
-      <w:proofErr w:type="spellEnd"/>
-      <w:r>
-        <w:t xml:space="preserve"> </w:t>
-      </w:r>
-      <w:proofErr w:type="spellStart"/>
-      <w:r>
-        <w:t>cele</w:t>
-      </w:r>
-      <w:proofErr w:type="spellEnd"/>
-      <w:r>
-        <w:t xml:space="preserve"> </w:t>
-      </w:r>
-      <w:proofErr w:type="spellStart"/>
-      <w:r>
-        <w:t>mai</w:t>
-      </w:r>
-      <w:proofErr w:type="spellEnd"/>
-      <w:r>
-        <w:t xml:space="preserve"> </w:t>
-      </w:r>
-      <w:proofErr w:type="spellStart"/>
-      <w:r>
-        <w:t>predispuse</w:t>
-      </w:r>
-      <w:proofErr w:type="spellEnd"/>
-      <w:r>
-        <w:t xml:space="preserve"> la </w:t>
-      </w:r>
-      <w:proofErr w:type="spellStart"/>
-      <w:r>
-        <w:t>uzură</w:t>
-      </w:r>
-      <w:proofErr w:type="spellEnd"/>
-      <w:r>
-        <w:t>.</w:t>
+      <w:r>
+        <w:t>care analizează istoricul defecțiunilor și afișează la recepție o listă de verificări recomandate pentru componentele cele mai predispuse la uzură.</w:t>
       </w:r>
     </w:p>
     <w:p>
@@ -2931,628 +1240,15 @@
         <w:spacing w:after="160" w:line="278" w:lineRule="auto"/>
       </w:pPr>
       <w:r>
-        <w:t xml:space="preserve">Din </w:t>
-      </w:r>
-      <w:proofErr w:type="spellStart"/>
-      <w:r>
-        <w:t>punct</w:t>
-      </w:r>
-      <w:proofErr w:type="spellEnd"/>
-      <w:r>
-        <w:t xml:space="preserve"> de </w:t>
-      </w:r>
-      <w:proofErr w:type="spellStart"/>
-      <w:r>
-        <w:t>vedere</w:t>
-      </w:r>
-      <w:proofErr w:type="spellEnd"/>
-      <w:r>
-        <w:t xml:space="preserve"> al </w:t>
-      </w:r>
-      <w:proofErr w:type="spellStart"/>
-      <w:r>
-        <w:t>operațiilor</w:t>
-      </w:r>
-      <w:proofErr w:type="spellEnd"/>
-      <w:r>
-        <w:t xml:space="preserve"> </w:t>
-      </w:r>
-      <w:proofErr w:type="spellStart"/>
-      <w:r>
-        <w:t>realizate</w:t>
-      </w:r>
-      <w:proofErr w:type="spellEnd"/>
-      <w:r>
-        <w:t xml:space="preserve">, </w:t>
-      </w:r>
-      <w:proofErr w:type="spellStart"/>
-      <w:r>
-        <w:t>aplicația</w:t>
-      </w:r>
-      <w:proofErr w:type="spellEnd"/>
-      <w:r>
-        <w:t xml:space="preserve"> </w:t>
-      </w:r>
-      <w:proofErr w:type="spellStart"/>
-      <w:r>
-        <w:t>asigură</w:t>
-      </w:r>
-      <w:proofErr w:type="spellEnd"/>
-      <w:r>
-        <w:t xml:space="preserve"> </w:t>
-      </w:r>
-      <w:proofErr w:type="spellStart"/>
-      <w:r>
-        <w:t>operații</w:t>
-      </w:r>
-      <w:proofErr w:type="spellEnd"/>
-      <w:r>
-        <w:t xml:space="preserve"> de </w:t>
-      </w:r>
-      <w:proofErr w:type="spellStart"/>
-      <w:r>
-        <w:t>creare</w:t>
-      </w:r>
-      <w:proofErr w:type="spellEnd"/>
-      <w:r>
-        <w:t xml:space="preserve">, </w:t>
-      </w:r>
-      <w:proofErr w:type="spellStart"/>
-      <w:r>
-        <w:t>vizualizare</w:t>
-      </w:r>
-      <w:proofErr w:type="spellEnd"/>
-      <w:r>
-        <w:t xml:space="preserve">, </w:t>
-      </w:r>
-      <w:proofErr w:type="spellStart"/>
-      <w:r>
-        <w:t>modificare</w:t>
-      </w:r>
-      <w:proofErr w:type="spellEnd"/>
-      <w:r>
-        <w:t xml:space="preserve"> </w:t>
-      </w:r>
-      <w:proofErr w:type="spellStart"/>
-      <w:r>
-        <w:t>și</w:t>
-      </w:r>
-      <w:proofErr w:type="spellEnd"/>
-      <w:r>
-        <w:t xml:space="preserve"> </w:t>
-      </w:r>
-      <w:proofErr w:type="spellStart"/>
-      <w:r>
-        <w:t>ștergere</w:t>
-      </w:r>
-      <w:proofErr w:type="spellEnd"/>
-      <w:r>
-        <w:t xml:space="preserve"> </w:t>
-      </w:r>
-      <w:proofErr w:type="spellStart"/>
-      <w:r>
-        <w:t>pentru</w:t>
-      </w:r>
-      <w:proofErr w:type="spellEnd"/>
-      <w:r>
-        <w:t xml:space="preserve"> </w:t>
-      </w:r>
-      <w:proofErr w:type="spellStart"/>
-      <w:r>
-        <w:t>clienți</w:t>
-      </w:r>
-      <w:proofErr w:type="spellEnd"/>
-      <w:r>
-        <w:t xml:space="preserve">, </w:t>
-      </w:r>
-      <w:proofErr w:type="spellStart"/>
-      <w:r>
-        <w:t>vehicule</w:t>
-      </w:r>
-      <w:proofErr w:type="spellEnd"/>
-      <w:r>
-        <w:t xml:space="preserve">, </w:t>
-      </w:r>
-      <w:proofErr w:type="spellStart"/>
-      <w:r>
-        <w:t>comenzi</w:t>
-      </w:r>
-      <w:proofErr w:type="spellEnd"/>
-      <w:r>
-        <w:t xml:space="preserve">, </w:t>
-      </w:r>
-      <w:proofErr w:type="spellStart"/>
-      <w:r>
-        <w:t>piese</w:t>
-      </w:r>
-      <w:proofErr w:type="spellEnd"/>
-      <w:r>
-        <w:t xml:space="preserve"> </w:t>
-      </w:r>
-      <w:proofErr w:type="spellStart"/>
-      <w:r>
-        <w:t>și</w:t>
-      </w:r>
-      <w:proofErr w:type="spellEnd"/>
-      <w:r>
-        <w:t xml:space="preserve"> </w:t>
-      </w:r>
-      <w:proofErr w:type="spellStart"/>
-      <w:r>
-        <w:t>fișe</w:t>
-      </w:r>
-      <w:proofErr w:type="spellEnd"/>
-      <w:r>
-        <w:t xml:space="preserve"> ITP. </w:t>
-      </w:r>
-      <w:proofErr w:type="spellStart"/>
-      <w:r>
-        <w:t>Devizele</w:t>
-      </w:r>
-      <w:proofErr w:type="spellEnd"/>
-      <w:r>
-        <w:t xml:space="preserve"> </w:t>
-      </w:r>
-      <w:proofErr w:type="spellStart"/>
-      <w:r>
-        <w:t>financiare</w:t>
-      </w:r>
-      <w:proofErr w:type="spellEnd"/>
-      <w:r>
-        <w:t xml:space="preserve"> sunt generate automat </w:t>
-      </w:r>
-      <w:proofErr w:type="spellStart"/>
-      <w:r>
-        <w:t>prin</w:t>
-      </w:r>
-      <w:proofErr w:type="spellEnd"/>
-      <w:r>
-        <w:t xml:space="preserve"> </w:t>
-      </w:r>
-      <w:proofErr w:type="spellStart"/>
-      <w:r>
-        <w:t>însumarea</w:t>
-      </w:r>
-      <w:proofErr w:type="spellEnd"/>
-      <w:r>
-        <w:t xml:space="preserve"> </w:t>
-      </w:r>
-      <w:proofErr w:type="spellStart"/>
-      <w:r>
-        <w:t>orelor</w:t>
-      </w:r>
-      <w:proofErr w:type="spellEnd"/>
-      <w:r>
-        <w:t xml:space="preserve"> de </w:t>
-      </w:r>
-      <w:proofErr w:type="spellStart"/>
-      <w:r>
-        <w:t>manoperă</w:t>
-      </w:r>
-      <w:proofErr w:type="spellEnd"/>
-      <w:r>
-        <w:t xml:space="preserve"> cu </w:t>
-      </w:r>
-      <w:proofErr w:type="spellStart"/>
-      <w:r>
-        <w:t>valoarea</w:t>
-      </w:r>
-      <w:proofErr w:type="spellEnd"/>
-      <w:r>
-        <w:t xml:space="preserve"> </w:t>
-      </w:r>
-      <w:proofErr w:type="spellStart"/>
-      <w:r>
-        <w:t>pieselor</w:t>
-      </w:r>
-      <w:proofErr w:type="spellEnd"/>
-      <w:r>
-        <w:t xml:space="preserve"> </w:t>
-      </w:r>
-      <w:proofErr w:type="spellStart"/>
-      <w:r>
-        <w:t>montate</w:t>
-      </w:r>
-      <w:proofErr w:type="spellEnd"/>
-      <w:r>
-        <w:t xml:space="preserve">. </w:t>
-      </w:r>
-      <w:proofErr w:type="spellStart"/>
-      <w:r>
-        <w:t>Sistemul</w:t>
-      </w:r>
-      <w:proofErr w:type="spellEnd"/>
-      <w:r>
-        <w:t xml:space="preserve"> </w:t>
-      </w:r>
-      <w:proofErr w:type="spellStart"/>
-      <w:r>
-        <w:t>permite</w:t>
-      </w:r>
-      <w:proofErr w:type="spellEnd"/>
-      <w:r>
-        <w:t xml:space="preserve"> </w:t>
-      </w:r>
-      <w:proofErr w:type="spellStart"/>
-      <w:r>
-        <w:t>generarea</w:t>
-      </w:r>
-      <w:proofErr w:type="spellEnd"/>
-      <w:r>
-        <w:t xml:space="preserve"> </w:t>
-      </w:r>
-      <w:proofErr w:type="spellStart"/>
-      <w:r>
-        <w:t>rapoartelor</w:t>
-      </w:r>
-      <w:proofErr w:type="spellEnd"/>
-      <w:r>
-        <w:t xml:space="preserve"> de </w:t>
-      </w:r>
-      <w:proofErr w:type="spellStart"/>
-      <w:r>
-        <w:t>profitabilitate</w:t>
-      </w:r>
-      <w:proofErr w:type="spellEnd"/>
-      <w:r>
-        <w:t xml:space="preserve">, </w:t>
-      </w:r>
-      <w:proofErr w:type="spellStart"/>
-      <w:r>
-        <w:t>evaluarea</w:t>
-      </w:r>
-      <w:proofErr w:type="spellEnd"/>
-      <w:r>
-        <w:t xml:space="preserve"> </w:t>
-      </w:r>
-      <w:proofErr w:type="spellStart"/>
-      <w:r>
-        <w:t>productivității</w:t>
-      </w:r>
-      <w:proofErr w:type="spellEnd"/>
-      <w:r>
-        <w:t xml:space="preserve"> </w:t>
-      </w:r>
-      <w:proofErr w:type="spellStart"/>
-      <w:r>
-        <w:t>mecanicilor</w:t>
-      </w:r>
-      <w:proofErr w:type="spellEnd"/>
-      <w:r>
-        <w:t xml:space="preserve">, </w:t>
-      </w:r>
-      <w:proofErr w:type="spellStart"/>
-      <w:r>
-        <w:t>identificarea</w:t>
-      </w:r>
-      <w:proofErr w:type="spellEnd"/>
-      <w:r>
-        <w:t xml:space="preserve"> </w:t>
-      </w:r>
-      <w:proofErr w:type="spellStart"/>
-      <w:r>
-        <w:t>pieselor</w:t>
-      </w:r>
-      <w:proofErr w:type="spellEnd"/>
-      <w:r>
-        <w:t xml:space="preserve"> </w:t>
-      </w:r>
-      <w:proofErr w:type="spellStart"/>
-      <w:r>
-        <w:t>fără</w:t>
-      </w:r>
-      <w:proofErr w:type="spellEnd"/>
-      <w:r>
-        <w:t xml:space="preserve"> </w:t>
-      </w:r>
-      <w:proofErr w:type="spellStart"/>
-      <w:r>
-        <w:t>rulaj</w:t>
-      </w:r>
-      <w:proofErr w:type="spellEnd"/>
-      <w:r>
-        <w:t xml:space="preserve"> </w:t>
-      </w:r>
-      <w:proofErr w:type="spellStart"/>
-      <w:r>
-        <w:t>și</w:t>
-      </w:r>
-      <w:proofErr w:type="spellEnd"/>
-      <w:r>
-        <w:t xml:space="preserve"> </w:t>
-      </w:r>
-      <w:proofErr w:type="spellStart"/>
-      <w:r>
-        <w:t>analiza</w:t>
-      </w:r>
-      <w:proofErr w:type="spellEnd"/>
-      <w:r>
-        <w:t xml:space="preserve"> </w:t>
-      </w:r>
-      <w:proofErr w:type="spellStart"/>
-      <w:r>
-        <w:t>inspecțiilor</w:t>
-      </w:r>
-      <w:proofErr w:type="spellEnd"/>
-      <w:r>
-        <w:t xml:space="preserve"> ITP. </w:t>
-      </w:r>
-      <w:proofErr w:type="spellStart"/>
-      <w:r>
-        <w:t>În</w:t>
-      </w:r>
-      <w:proofErr w:type="spellEnd"/>
-      <w:r>
-        <w:t xml:space="preserve"> fundal, se </w:t>
-      </w:r>
-      <w:proofErr w:type="spellStart"/>
-      <w:r>
-        <w:t>realizează</w:t>
-      </w:r>
-      <w:proofErr w:type="spellEnd"/>
-      <w:r>
-        <w:t xml:space="preserve"> un flux </w:t>
-      </w:r>
-      <w:proofErr w:type="spellStart"/>
-      <w:r>
-        <w:t>continuu</w:t>
-      </w:r>
-      <w:proofErr w:type="spellEnd"/>
-      <w:r>
-        <w:t xml:space="preserve"> de </w:t>
-      </w:r>
-      <w:proofErr w:type="spellStart"/>
-      <w:r>
-        <w:t>preluare</w:t>
-      </w:r>
-      <w:proofErr w:type="spellEnd"/>
-      <w:r>
-        <w:t xml:space="preserve"> a </w:t>
-      </w:r>
-      <w:proofErr w:type="spellStart"/>
-      <w:r>
-        <w:t>datelor</w:t>
-      </w:r>
-      <w:proofErr w:type="spellEnd"/>
-      <w:r>
-        <w:t xml:space="preserve"> din </w:t>
-      </w:r>
-      <w:proofErr w:type="spellStart"/>
-      <w:r>
-        <w:t>baza</w:t>
-      </w:r>
-      <w:proofErr w:type="spellEnd"/>
-      <w:r>
-        <w:t xml:space="preserve"> de date </w:t>
-      </w:r>
-      <w:proofErr w:type="spellStart"/>
-      <w:r>
-        <w:t>în</w:t>
-      </w:r>
-      <w:proofErr w:type="spellEnd"/>
-      <w:r>
-        <w:t xml:space="preserve"> Python, </w:t>
-      </w:r>
-      <w:proofErr w:type="spellStart"/>
-      <w:r>
-        <w:t>antrenarea</w:t>
-      </w:r>
-      <w:proofErr w:type="spellEnd"/>
-      <w:r>
-        <w:t xml:space="preserve"> </w:t>
-      </w:r>
-      <w:proofErr w:type="spellStart"/>
-      <w:r>
-        <w:t>modelului</w:t>
-      </w:r>
-      <w:proofErr w:type="spellEnd"/>
-      <w:r>
-        <w:t xml:space="preserve"> de </w:t>
-      </w:r>
-      <w:proofErr w:type="spellStart"/>
-      <w:r>
-        <w:t>învățare</w:t>
-      </w:r>
-      <w:proofErr w:type="spellEnd"/>
-      <w:r>
-        <w:t xml:space="preserve"> </w:t>
-      </w:r>
-      <w:proofErr w:type="spellStart"/>
-      <w:r>
-        <w:t>automată</w:t>
-      </w:r>
-      <w:proofErr w:type="spellEnd"/>
-      <w:r>
-        <w:t xml:space="preserve"> </w:t>
-      </w:r>
-      <w:proofErr w:type="spellStart"/>
-      <w:r>
-        <w:t>și</w:t>
-      </w:r>
-      <w:proofErr w:type="spellEnd"/>
-      <w:r>
-        <w:t xml:space="preserve"> </w:t>
-      </w:r>
-      <w:proofErr w:type="spellStart"/>
-      <w:r>
-        <w:t>salvarea</w:t>
-      </w:r>
-      <w:proofErr w:type="spellEnd"/>
-      <w:r>
-        <w:t xml:space="preserve"> </w:t>
-      </w:r>
-      <w:proofErr w:type="spellStart"/>
-      <w:r>
-        <w:t>predicțiilor</w:t>
-      </w:r>
-      <w:proofErr w:type="spellEnd"/>
-      <w:r>
-        <w:t xml:space="preserve"> </w:t>
-      </w:r>
-      <w:proofErr w:type="spellStart"/>
-      <w:r>
-        <w:t>rezultate</w:t>
-      </w:r>
-      <w:proofErr w:type="spellEnd"/>
-      <w:r>
-        <w:t>.</w:t>
-      </w:r>
-    </w:p>
-    <w:p>
-      <w:proofErr w:type="spellStart"/>
-      <w:r>
-        <w:t>Aplicația</w:t>
-      </w:r>
-      <w:proofErr w:type="spellEnd"/>
-      <w:r>
-        <w:t xml:space="preserve"> </w:t>
-      </w:r>
-      <w:proofErr w:type="spellStart"/>
-      <w:r>
-        <w:t>este</w:t>
-      </w:r>
-      <w:proofErr w:type="spellEnd"/>
-      <w:r>
-        <w:t xml:space="preserve"> </w:t>
-      </w:r>
-      <w:proofErr w:type="spellStart"/>
-      <w:r>
-        <w:t>structurată</w:t>
-      </w:r>
-      <w:proofErr w:type="spellEnd"/>
-      <w:r>
-        <w:t xml:space="preserve"> </w:t>
-      </w:r>
-      <w:proofErr w:type="spellStart"/>
-      <w:r>
-        <w:t>pentru</w:t>
-      </w:r>
-      <w:proofErr w:type="spellEnd"/>
-      <w:r>
-        <w:t xml:space="preserve"> a </w:t>
-      </w:r>
-      <w:proofErr w:type="spellStart"/>
-      <w:r>
-        <w:t>deservi</w:t>
-      </w:r>
-      <w:proofErr w:type="spellEnd"/>
-      <w:r>
-        <w:t xml:space="preserve"> </w:t>
-      </w:r>
-      <w:proofErr w:type="spellStart"/>
-      <w:r>
-        <w:t>două</w:t>
-      </w:r>
-      <w:proofErr w:type="spellEnd"/>
-      <w:r>
-        <w:t xml:space="preserve"> </w:t>
-      </w:r>
-      <w:proofErr w:type="spellStart"/>
-      <w:r>
-        <w:t>categorii</w:t>
-      </w:r>
-      <w:proofErr w:type="spellEnd"/>
-      <w:r>
-        <w:t xml:space="preserve"> </w:t>
-      </w:r>
-      <w:proofErr w:type="spellStart"/>
-      <w:r>
-        <w:t>principale</w:t>
-      </w:r>
-      <w:proofErr w:type="spellEnd"/>
-      <w:r>
-        <w:t xml:space="preserve"> de </w:t>
-      </w:r>
-      <w:proofErr w:type="spellStart"/>
-      <w:r>
-        <w:t>utilizatori</w:t>
-      </w:r>
-      <w:proofErr w:type="spellEnd"/>
-      <w:r>
-        <w:t xml:space="preserve">. </w:t>
-      </w:r>
-      <w:proofErr w:type="spellStart"/>
-      <w:r>
-        <w:t>Operatorul</w:t>
-      </w:r>
-      <w:proofErr w:type="spellEnd"/>
-      <w:r>
-        <w:t xml:space="preserve"> de service </w:t>
-      </w:r>
-      <w:proofErr w:type="spellStart"/>
-      <w:r>
-        <w:t>administrează</w:t>
-      </w:r>
-      <w:proofErr w:type="spellEnd"/>
-      <w:r>
-        <w:t xml:space="preserve"> </w:t>
-      </w:r>
-      <w:proofErr w:type="spellStart"/>
-      <w:r>
-        <w:t>întregul</w:t>
-      </w:r>
-      <w:proofErr w:type="spellEnd"/>
-      <w:r>
-        <w:t xml:space="preserve"> flux </w:t>
-      </w:r>
-      <w:proofErr w:type="spellStart"/>
-      <w:r>
-        <w:t>operațional</w:t>
-      </w:r>
-      <w:proofErr w:type="spellEnd"/>
-      <w:r>
-        <w:t xml:space="preserve">: </w:t>
-      </w:r>
-      <w:proofErr w:type="spellStart"/>
-      <w:r>
-        <w:t>înregistrează</w:t>
-      </w:r>
-      <w:proofErr w:type="spellEnd"/>
-      <w:r>
-        <w:t xml:space="preserve"> </w:t>
-      </w:r>
-      <w:proofErr w:type="spellStart"/>
-      <w:r>
-        <w:t>clienții</w:t>
-      </w:r>
-      <w:proofErr w:type="spellEnd"/>
-      <w:r>
-        <w:t xml:space="preserve"> </w:t>
-      </w:r>
-      <w:proofErr w:type="spellStart"/>
-      <w:r>
-        <w:t>și</w:t>
-      </w:r>
-      <w:proofErr w:type="spellEnd"/>
-      <w:r>
-        <w:t xml:space="preserve"> </w:t>
-      </w:r>
-      <w:proofErr w:type="spellStart"/>
-      <w:r>
-        <w:t>vehiculele</w:t>
-      </w:r>
-      <w:proofErr w:type="spellEnd"/>
-      <w:r>
-        <w:t>,</w:t>
-      </w:r>
-      <w:r>
-        <w:t xml:space="preserve"> </w:t>
-      </w:r>
-      <w:proofErr w:type="spellStart"/>
-      <w:r>
-        <w:t>gestioneaza</w:t>
-      </w:r>
-      <w:proofErr w:type="spellEnd"/>
-      <w:r>
-        <w:t xml:space="preserve"> </w:t>
-      </w:r>
-      <w:proofErr w:type="spellStart"/>
-      <w:r>
-        <w:t>calendarul</w:t>
-      </w:r>
-      <w:proofErr w:type="spellEnd"/>
-      <w:r>
-        <w:t xml:space="preserve"> de program</w:t>
+        <w:t>Din punct de vedere al operațiilor realizate, aplicația asigură operații de creare, vizualizare, modificare și ștergere pentru clienți, vehicule, comenzi, piese și fișe ITP. Devizele financiare sunt generate automat prin însumarea orelor de manoperă cu valoarea pieselor montate. Sistemul permite generarea rapoartelor de profitabilitate, evaluarea productivității mecanicilor, identificarea pieselor fără rulaj și analiza inspecțiilor ITP. În fundal, se realizează un flux de preluare a datelor din baza de date, antrenarea modelului de învățare automată și salvarea predicțiilor rezultate.</w:t>
+      </w:r>
+    </w:p>
+    <w:p>
+      <w:r>
+        <w:t>Aplicația este structurată pentru a deservi două categorii principale de utilizatori. Operatorul de service administrează întregul flux operațional: înregistrează clienții și vehiculele,</w:t>
+      </w:r>
+      <w:r>
+        <w:t xml:space="preserve"> gestioneaza calendarul de program</w:t>
       </w:r>
       <w:r>
         <w:rPr>
@@ -3561,295 +1257,7 @@
         <w:t>ări,</w:t>
       </w:r>
       <w:r>
-        <w:t xml:space="preserve"> </w:t>
-      </w:r>
-      <w:proofErr w:type="spellStart"/>
-      <w:r>
-        <w:t>deschide</w:t>
-      </w:r>
-      <w:proofErr w:type="spellEnd"/>
-      <w:r>
-        <w:t xml:space="preserve"> </w:t>
-      </w:r>
-      <w:proofErr w:type="spellStart"/>
-      <w:r>
-        <w:t>comenzile</w:t>
-      </w:r>
-      <w:proofErr w:type="spellEnd"/>
-      <w:r>
-        <w:t xml:space="preserve"> de </w:t>
-      </w:r>
-      <w:proofErr w:type="spellStart"/>
-      <w:r>
-        <w:t>reparație</w:t>
-      </w:r>
-      <w:proofErr w:type="spellEnd"/>
-      <w:r>
-        <w:t xml:space="preserve">, </w:t>
-      </w:r>
-      <w:proofErr w:type="spellStart"/>
-      <w:r>
-        <w:t>alocă</w:t>
-      </w:r>
-      <w:proofErr w:type="spellEnd"/>
-      <w:r>
-        <w:t xml:space="preserve"> </w:t>
-      </w:r>
-      <w:proofErr w:type="spellStart"/>
-      <w:r>
-        <w:t>mecanicii</w:t>
-      </w:r>
-      <w:proofErr w:type="spellEnd"/>
-      <w:r>
-        <w:t xml:space="preserve"> </w:t>
-      </w:r>
-      <w:proofErr w:type="spellStart"/>
-      <w:r>
-        <w:t>și</w:t>
-      </w:r>
-      <w:proofErr w:type="spellEnd"/>
-      <w:r>
-        <w:t xml:space="preserve"> </w:t>
-      </w:r>
-      <w:proofErr w:type="spellStart"/>
-      <w:r>
-        <w:t>piesele</w:t>
-      </w:r>
-      <w:proofErr w:type="spellEnd"/>
-      <w:r>
-        <w:t xml:space="preserve"> pe </w:t>
-      </w:r>
-      <w:proofErr w:type="spellStart"/>
-      <w:r>
-        <w:t>fișă</w:t>
-      </w:r>
-      <w:proofErr w:type="spellEnd"/>
-      <w:r>
-        <w:t xml:space="preserve">, </w:t>
-      </w:r>
-      <w:proofErr w:type="spellStart"/>
-      <w:r>
-        <w:t>consultă</w:t>
-      </w:r>
-      <w:proofErr w:type="spellEnd"/>
-      <w:r>
-        <w:t xml:space="preserve"> </w:t>
-      </w:r>
-      <w:proofErr w:type="spellStart"/>
-      <w:r>
-        <w:t>recomandările</w:t>
-      </w:r>
-      <w:proofErr w:type="spellEnd"/>
-      <w:r>
-        <w:t xml:space="preserve"> </w:t>
-      </w:r>
-      <w:proofErr w:type="spellStart"/>
-      <w:r>
-        <w:t>oferite</w:t>
-      </w:r>
-      <w:proofErr w:type="spellEnd"/>
-      <w:r>
-        <w:t xml:space="preserve"> de </w:t>
-      </w:r>
-      <w:proofErr w:type="spellStart"/>
-      <w:r>
-        <w:t>modulul</w:t>
-      </w:r>
-      <w:proofErr w:type="spellEnd"/>
-      <w:r>
-        <w:t xml:space="preserve"> AI </w:t>
-      </w:r>
-      <w:proofErr w:type="spellStart"/>
-      <w:r>
-        <w:t>și</w:t>
-      </w:r>
-      <w:proofErr w:type="spellEnd"/>
-      <w:r>
-        <w:t xml:space="preserve"> </w:t>
-      </w:r>
-      <w:proofErr w:type="spellStart"/>
-      <w:r>
-        <w:t>urmărește</w:t>
-      </w:r>
-      <w:proofErr w:type="spellEnd"/>
-      <w:r>
-        <w:t xml:space="preserve"> </w:t>
-      </w:r>
-      <w:proofErr w:type="spellStart"/>
-      <w:r>
-        <w:t>rapoartele</w:t>
-      </w:r>
-      <w:proofErr w:type="spellEnd"/>
-      <w:r>
-        <w:t xml:space="preserve"> </w:t>
-      </w:r>
-      <w:proofErr w:type="spellStart"/>
-      <w:r>
-        <w:t>financiare</w:t>
-      </w:r>
-      <w:proofErr w:type="spellEnd"/>
-      <w:r>
-        <w:t xml:space="preserve"> </w:t>
-      </w:r>
-      <w:proofErr w:type="spellStart"/>
-      <w:r>
-        <w:t>sau</w:t>
-      </w:r>
-      <w:proofErr w:type="spellEnd"/>
-      <w:r>
-        <w:t xml:space="preserve"> de </w:t>
-      </w:r>
-      <w:proofErr w:type="spellStart"/>
-      <w:r>
-        <w:t>stoc</w:t>
-      </w:r>
-      <w:proofErr w:type="spellEnd"/>
-      <w:r>
-        <w:t xml:space="preserve">. </w:t>
-      </w:r>
-      <w:proofErr w:type="spellStart"/>
-      <w:r>
-        <w:t>Inspectorul</w:t>
-      </w:r>
-      <w:proofErr w:type="spellEnd"/>
-      <w:r>
-        <w:t xml:space="preserve"> ITP se </w:t>
-      </w:r>
-      <w:proofErr w:type="spellStart"/>
-      <w:r>
-        <w:t>ocupă</w:t>
-      </w:r>
-      <w:proofErr w:type="spellEnd"/>
-      <w:r>
-        <w:t xml:space="preserve"> </w:t>
-      </w:r>
-      <w:proofErr w:type="spellStart"/>
-      <w:r>
-        <w:t>exclusiv</w:t>
-      </w:r>
-      <w:proofErr w:type="spellEnd"/>
-      <w:r>
-        <w:t xml:space="preserve"> de </w:t>
-      </w:r>
-      <w:proofErr w:type="spellStart"/>
-      <w:r>
-        <w:t>linia</w:t>
-      </w:r>
-      <w:proofErr w:type="spellEnd"/>
-      <w:r>
-        <w:t xml:space="preserve"> de </w:t>
-      </w:r>
-      <w:proofErr w:type="spellStart"/>
-      <w:r>
-        <w:t>verificare</w:t>
-      </w:r>
-      <w:proofErr w:type="spellEnd"/>
-      <w:r>
-        <w:t xml:space="preserve"> </w:t>
-      </w:r>
-      <w:proofErr w:type="spellStart"/>
-      <w:r>
-        <w:t>tehnică</w:t>
-      </w:r>
-      <w:proofErr w:type="spellEnd"/>
-      <w:r>
-        <w:t xml:space="preserve">, </w:t>
-      </w:r>
-      <w:proofErr w:type="spellStart"/>
-      <w:r>
-        <w:t>având</w:t>
-      </w:r>
-      <w:proofErr w:type="spellEnd"/>
-      <w:r>
-        <w:t xml:space="preserve"> </w:t>
-      </w:r>
-      <w:proofErr w:type="spellStart"/>
-      <w:r>
-        <w:t>rolul</w:t>
-      </w:r>
-      <w:proofErr w:type="spellEnd"/>
-      <w:r>
-        <w:t xml:space="preserve"> de </w:t>
-      </w:r>
-      <w:proofErr w:type="spellStart"/>
-      <w:r>
-        <w:t>a</w:t>
-      </w:r>
-      <w:proofErr w:type="spellEnd"/>
-      <w:r>
-        <w:t xml:space="preserve"> introduce </w:t>
-      </w:r>
-      <w:proofErr w:type="spellStart"/>
-      <w:r>
-        <w:t>valorile</w:t>
-      </w:r>
-      <w:proofErr w:type="spellEnd"/>
-      <w:r>
-        <w:t xml:space="preserve"> </w:t>
-      </w:r>
-      <w:proofErr w:type="spellStart"/>
-      <w:r>
-        <w:t>măsurate</w:t>
-      </w:r>
-      <w:proofErr w:type="spellEnd"/>
-      <w:r>
-        <w:t xml:space="preserve"> pe stand </w:t>
-      </w:r>
-      <w:proofErr w:type="spellStart"/>
-      <w:r>
-        <w:t>și</w:t>
-      </w:r>
-      <w:proofErr w:type="spellEnd"/>
-      <w:r>
-        <w:t xml:space="preserve"> de a </w:t>
-      </w:r>
-      <w:proofErr w:type="spellStart"/>
-      <w:r>
-        <w:t>înregistra</w:t>
-      </w:r>
-      <w:proofErr w:type="spellEnd"/>
-      <w:r>
-        <w:t xml:space="preserve"> </w:t>
-      </w:r>
-      <w:proofErr w:type="spellStart"/>
-      <w:r>
-        <w:t>decizia</w:t>
-      </w:r>
-      <w:proofErr w:type="spellEnd"/>
-      <w:r>
-        <w:t xml:space="preserve"> </w:t>
-      </w:r>
-      <w:proofErr w:type="spellStart"/>
-      <w:r>
-        <w:t>finală</w:t>
-      </w:r>
-      <w:proofErr w:type="spellEnd"/>
-      <w:r>
-        <w:t xml:space="preserve"> de </w:t>
-      </w:r>
-      <w:proofErr w:type="spellStart"/>
-      <w:r>
-        <w:t>admitere</w:t>
-      </w:r>
-      <w:proofErr w:type="spellEnd"/>
-      <w:r>
-        <w:t xml:space="preserve"> </w:t>
-      </w:r>
-      <w:proofErr w:type="spellStart"/>
-      <w:r>
-        <w:t>sau</w:t>
-      </w:r>
-      <w:proofErr w:type="spellEnd"/>
-      <w:r>
-        <w:t xml:space="preserve"> </w:t>
-      </w:r>
-      <w:proofErr w:type="spellStart"/>
-      <w:r>
-        <w:t>respingere</w:t>
-      </w:r>
-      <w:proofErr w:type="spellEnd"/>
-      <w:r>
-        <w:t>.</w:t>
+        <w:t xml:space="preserve"> deschide comenzile de reparație, alocă mecanicii și piesele pe fișă, consultă recomandările oferite de modulul AI și urmărește rapoartele financiare sau de stoc. Inspectorul ITP se ocupă exclusiv de linia de verificare tehnică, având rolul de a introduce valorile măsurate pe stand și de a înregistra decizia finală de admitere sau respingere.</w:t>
       </w:r>
     </w:p>
     <w:p>
@@ -3910,28 +1318,14 @@
     <w:p>
       <w:pPr>
         <w:rPr>
-          <w:lang w:val="ro-RO" w:eastAsia="ko-KR"/>
-        </w:rPr>
-      </w:pPr>
-      <w:r>
-        <w:rPr>
           <w:b/>
           <w:bCs/>
           <w:sz w:val="28"/>
           <w:szCs w:val="28"/>
           <w:lang w:val="ro-RO" w:eastAsia="ko-KR"/>
         </w:rPr>
-        <w:tab/>
-      </w:r>
-      <w:r>
-        <w:rPr>
-          <w:lang w:val="ro-RO" w:eastAsia="ko-KR"/>
-        </w:rPr>
-        <w:t xml:space="preserve">Proiectul urmărește activitatea unui service auto cu stație ITP, în care procesele sunt împărțite între recepție, atelier, magazie și linia de inspecție tehnică.  </w:t>
-      </w:r>
-    </w:p>
-    <w:p>
-      <w:pPr>
+      </w:pPr>
+      <w:r>
         <w:rPr>
           <w:b/>
           <w:bCs/>
@@ -3939,6 +1333,116 @@
           <w:szCs w:val="28"/>
           <w:lang w:val="ro-RO" w:eastAsia="ko-KR"/>
         </w:rPr>
+        <w:tab/>
+      </w:r>
+    </w:p>
+    <w:p>
+      <w:pPr>
+        <w:rPr>
+          <w:lang w:eastAsia="ko-KR"/>
+        </w:rPr>
+      </w:pPr>
+      <w:r>
+        <w:rPr>
+          <w:lang w:val="ro-RO" w:eastAsia="ko-KR"/>
+        </w:rPr>
+        <w:t>Proiectul urmărește</w:t>
+      </w:r>
+      <w:r>
+        <w:rPr>
+          <w:lang w:val="ro-RO" w:eastAsia="ko-KR"/>
+        </w:rPr>
+        <w:t xml:space="preserve"> </w:t>
+      </w:r>
+      <w:r>
+        <w:rPr>
+          <w:lang w:val="ro-RO" w:eastAsia="ko-KR"/>
+        </w:rPr>
+        <w:t>procesele împărțite între recepție, atelier, magazie și linia de inspecție tehnică.</w:t>
+      </w:r>
+      <w:r>
+        <w:rPr>
+          <w:lang w:val="ro-RO" w:eastAsia="ko-KR"/>
+        </w:rPr>
+        <w:t xml:space="preserve"> Clientul poate suna, descrie problema iar operatorul o încadrează într-un tip de lucrare din catalog și îi stabilește o programare, cu o durată estimată. La sosirea mașinii, programarea se transformă într-o comandă de recepție.</w:t>
+      </w:r>
+      <w:r>
+        <w:rPr>
+          <w:lang w:val="ro-RO" w:eastAsia="ko-KR"/>
+        </w:rPr>
+        <w:t xml:space="preserve"> </w:t>
+      </w:r>
+      <w:r>
+        <w:rPr>
+          <w:lang w:val="ro-RO" w:eastAsia="ko-KR"/>
+        </w:rPr>
+        <w:t xml:space="preserve">Mecanicul execută lucrarea pe un post de lucru și montează piesele luate din magazie, iar la final se calculează devizul și mașina este predată. Dacă un client vine fără programare, comanda se deschide direct. </w:t>
+      </w:r>
+      <w:r>
+        <w:rPr>
+          <w:lang w:val="ro-RO" w:eastAsia="ko-KR"/>
+        </w:rPr>
+        <w:t>Inspecția ITP urmează un traseu diferit</w:t>
+      </w:r>
+      <w:r>
+        <w:rPr>
+          <w:lang w:eastAsia="ko-KR"/>
+        </w:rPr>
+        <w:t>: mașina intră pe linia de verificare, inspectorul măsoară parametrii tehnici, iar în funcție de rezultat se emite decizia de admitere și data până la care inspecția rămâne valabilă.</w:t>
+      </w:r>
+    </w:p>
+    <w:p>
+      <w:pPr>
+        <w:rPr>
+          <w:lang w:eastAsia="ko-KR"/>
+        </w:rPr>
+      </w:pPr>
+      <w:r>
+        <w:rPr>
+          <w:lang w:eastAsia="ko-KR"/>
+        </w:rPr>
+        <w:t>Din acest proces trebuie păstrate istoricul fiecărui vehicul, costul fiecărei comenzi împărțit între manoperă și piese, stocul rămas în magazine, programările unei anumite zile și inspecțiile care urmează să expire. Din istoric provin și datele pe care modulul de diagnoză le folosește pentru a recomanda verificări.</w:t>
+      </w:r>
+    </w:p>
+    <w:p>
+      <w:pPr>
+        <w:rPr>
+          <w:lang w:val="ro-RO" w:eastAsia="ko-KR"/>
+        </w:rPr>
+      </w:pPr>
+      <w:r>
+        <w:rPr>
+          <w:lang w:eastAsia="ko-KR"/>
+        </w:rPr>
+        <w:t>Am stabilit câteva reguli pentru baza de date. Fiecare vehicul are o serie de șasiu unică și un singur proprietar la un moment dat. O piesă nu poate fi montată dacă stocul nu acoperă cantitatea cerută, iar la montare scade automat. Prețul piesei și tariful orar se copiază pe comandă astfel încât o modificare ulterioară a prețurilor să nu afecteze devizele aferente. Service-ul dispune de 3 posturi de lucru, deci nu pot exista mai mult de 3 programări care se suprapun în timp.</w:t>
+      </w:r>
+    </w:p>
+    <w:p>
+      <w:pPr>
+        <w:ind w:firstLine="0"/>
+        <w:rPr>
+          <w:lang w:val="ro-RO" w:eastAsia="ko-KR"/>
+        </w:rPr>
+      </w:pPr>
+      <w:r>
+        <w:rPr>
+          <w:lang w:eastAsia="ko-KR"/>
+        </w:rPr>
+        <w:tab/>
+      </w:r>
+      <w:r>
+        <w:rPr>
+          <w:lang w:val="ro-RO" w:eastAsia="ko-KR"/>
+        </w:rPr>
+        <w:t>În cazul ITP, o inspecție este declarată admisă doar dacă toate valorile măsurate se încadrează în limitele admise. Valabilitatea depinde de vechimea vehicululuiȘ prima inspecție se face la 3 ani de la fabricație, apoi din 2 în 2 ani până la 12 ani, iar după anual. Data expirării se calculează automat și se păstrează doar pentru inspecțiile admise.</w:t>
+      </w:r>
+    </w:p>
+    <w:p>
+      <w:pPr>
+        <w:ind w:firstLine="0"/>
+        <w:rPr>
+          <w:lang w:val="ro-RO" w:eastAsia="ko-KR"/>
+        </w:rPr>
       </w:pPr>
     </w:p>
     <w:p>
@@ -3989,7 +1493,6 @@
         <w:rPr>
           <w:lang w:val="ro-RO" w:eastAsia="ko-KR"/>
         </w:rPr>
-        <w:tab/>
         <w:t>Modelul conceptual (Figura 3.1) conține 12 entități, grupate pe patru zone funcționale. Zona clienți și programări</w:t>
       </w:r>
       <w:r>
@@ -4004,61 +1507,46 @@
         </w:rPr>
         <w:t xml:space="preserve"> CLIENT, VEHICUL, PROGRAMARE.</w:t>
       </w:r>
-    </w:p>
-    <w:p>
-      <w:pPr>
+      <w:r>
+        <w:rPr>
+          <w:lang w:val="ro-RO" w:eastAsia="ko-KR"/>
+        </w:rPr>
+        <w:t xml:space="preserve"> </w:t>
+      </w:r>
+      <w:r>
+        <w:rPr>
+          <w:lang w:val="ro-RO" w:eastAsia="ko-KR"/>
+        </w:rPr>
+        <w:t>Zona de atelier</w:t>
+      </w:r>
+      <w:r>
         <w:rPr>
           <w:lang w:eastAsia="ko-KR"/>
         </w:rPr>
-      </w:pPr>
-      <w:r>
-        <w:rPr>
-          <w:lang w:val="ro-RO" w:eastAsia="ko-KR"/>
-        </w:rPr>
-        <w:t>Zona de atelier</w:t>
+        <w:t>: COMANDA_REPARATIE, LUCRARE_EFECTUATA, ANGAJAT, LUCRARE_CATALOG. Zona de stoc: PIESA, FURNIZOR, LINIE_PIESA</w:t>
       </w:r>
       <w:r>
         <w:rPr>
           <w:lang w:eastAsia="ko-KR"/>
         </w:rPr>
-        <w:t xml:space="preserve">: COMANDA_REPARATIE, LUCRARE_EFECTUATA, ANGAJAT, LUCRARE_CATALOG. Zona de </w:t>
-      </w:r>
-      <w:proofErr w:type="spellStart"/>
+        <w:t xml:space="preserve">. </w:t>
+      </w:r>
       <w:r>
         <w:rPr>
           <w:lang w:eastAsia="ko-KR"/>
         </w:rPr>
-        <w:t>stoc</w:t>
-      </w:r>
-      <w:proofErr w:type="spellEnd"/>
+        <w:t xml:space="preserve">Zona ITP </w:t>
+      </w:r>
+      <w:r>
+        <w:rPr>
+          <w:lang w:val="ro-RO" w:eastAsia="ko-KR"/>
+        </w:rPr>
+        <w:t>și diagnoză</w:t>
+      </w:r>
       <w:r>
         <w:rPr>
           <w:lang w:eastAsia="ko-KR"/>
         </w:rPr>
-        <w:t>: PIESA, FURNIZOR, LINIE_PIESA</w:t>
-      </w:r>
-      <w:r>
-        <w:rPr>
-          <w:lang w:eastAsia="ko-KR"/>
-        </w:rPr>
-        <w:t xml:space="preserve">. </w:t>
-      </w:r>
-      <w:r>
-        <w:rPr>
-          <w:lang w:eastAsia="ko-KR"/>
-        </w:rPr>
-        <w:t xml:space="preserve">Zona ITP </w:t>
-      </w:r>
-      <w:r>
-        <w:rPr>
-          <w:lang w:val="ro-RO" w:eastAsia="ko-KR"/>
-        </w:rPr>
-        <w:t>și diagnoză</w:t>
-      </w:r>
-      <w:r>
-        <w:rPr>
-          <w:lang w:eastAsia="ko-KR"/>
-        </w:rPr>
         <w:t>: INSPECTIE_ITP, RECOMANDARE_DIAGNOZA.</w:t>
       </w:r>
     </w:p>
@@ -4081,6 +1569,7 @@
         <w:rPr>
           <w:noProof/>
         </w:rPr>
+        <w:lastRenderedPageBreak/>
         <w:drawing>
           <wp:inline distT="0" distB="0" distL="0" distR="0" wp14:anchorId="1C3DE5D3" wp14:editId="5F671D27">
             <wp:extent cx="5274310" cy="2875915"/>
@@ -4099,7 +1588,7 @@
                     </pic:cNvPicPr>
                   </pic:nvPicPr>
                   <pic:blipFill>
-                    <a:blip r:embed="rId18">
+                    <a:blip r:embed="rId19">
                       <a:extLst>
                         <a:ext uri="{28A0092B-C50C-407E-A947-70E740481C1C}">
                           <a14:useLocalDpi xmlns:a14="http://schemas.microsoft.com/office/drawing/2010/main" val="0"/>
@@ -4139,13 +1628,7 @@
         </w:rPr>
       </w:pPr>
       <w:r>
-        <w:t xml:space="preserve">Figura  </w:t>
-      </w:r>
-      <w:r>
-        <w:t>3</w:t>
-      </w:r>
-      <w:r>
-        <w:t>.</w:t>
+        <w:t>Figura  3.</w:t>
       </w:r>
       <w:r>
         <w:fldChar w:fldCharType="begin"/>
@@ -4169,13 +1652,7 @@
         <w:rPr>
           <w:noProof/>
         </w:rPr>
-        <w:t xml:space="preserve">. </w:t>
-      </w:r>
-      <w:r>
-        <w:rPr>
-          <w:noProof/>
-        </w:rPr>
-        <w:t>Diagrama Entitate-Relație</w:t>
+        <w:t>. Diagrama Entitate-Relație</w:t>
       </w:r>
     </w:p>
     <w:p>
@@ -4254,100 +1731,8 @@
         <w:rPr>
           <w:lang w:eastAsia="ko-KR"/>
         </w:rPr>
-        <w:t xml:space="preserve">COMANDA_REPARATIE </w:t>
-      </w:r>
-      <w:proofErr w:type="spellStart"/>
-      <w:r>
-        <w:rPr>
-          <w:lang w:eastAsia="ko-KR"/>
-        </w:rPr>
-        <w:t>este</w:t>
-      </w:r>
-      <w:proofErr w:type="spellEnd"/>
-      <w:r>
-        <w:rPr>
-          <w:lang w:eastAsia="ko-KR"/>
-        </w:rPr>
-        <w:t xml:space="preserve"> de tip </w:t>
-      </w:r>
-      <w:proofErr w:type="spellStart"/>
-      <w:r>
-        <w:rPr>
-          <w:lang w:eastAsia="ko-KR"/>
-        </w:rPr>
-        <w:t>unu</w:t>
-      </w:r>
-      <w:proofErr w:type="spellEnd"/>
-      <w:r>
-        <w:rPr>
-          <w:lang w:eastAsia="ko-KR"/>
-        </w:rPr>
-        <w:t>-la-zero-</w:t>
-      </w:r>
-      <w:proofErr w:type="spellStart"/>
-      <w:r>
-        <w:rPr>
-          <w:lang w:eastAsia="ko-KR"/>
-        </w:rPr>
-        <w:t>sau</w:t>
-      </w:r>
-      <w:proofErr w:type="spellEnd"/>
-      <w:r>
-        <w:rPr>
-          <w:lang w:eastAsia="ko-KR"/>
-        </w:rPr>
-        <w:t>-</w:t>
-      </w:r>
-      <w:proofErr w:type="spellStart"/>
-      <w:r>
-        <w:rPr>
-          <w:lang w:eastAsia="ko-KR"/>
-        </w:rPr>
-        <w:t>unu</w:t>
-      </w:r>
-      <w:proofErr w:type="spellEnd"/>
-      <w:r>
-        <w:rPr>
-          <w:lang w:eastAsia="ko-KR"/>
-        </w:rPr>
-        <w:t xml:space="preserve">: o </w:t>
-      </w:r>
-      <w:proofErr w:type="spellStart"/>
-      <w:r>
-        <w:rPr>
-          <w:lang w:eastAsia="ko-KR"/>
-        </w:rPr>
-        <w:t>programare</w:t>
-      </w:r>
-      <w:proofErr w:type="spellEnd"/>
-      <w:r>
-        <w:rPr>
-          <w:lang w:eastAsia="ko-KR"/>
-        </w:rPr>
-        <w:t xml:space="preserve"> duce cel </w:t>
-      </w:r>
-      <w:proofErr w:type="spellStart"/>
-      <w:r>
-        <w:rPr>
-          <w:lang w:eastAsia="ko-KR"/>
-        </w:rPr>
-        <w:t>mult</w:t>
-      </w:r>
-      <w:proofErr w:type="spellEnd"/>
-      <w:r>
-        <w:rPr>
-          <w:lang w:eastAsia="ko-KR"/>
-        </w:rPr>
-        <w:t xml:space="preserve"> o </w:t>
-      </w:r>
-      <w:proofErr w:type="spellStart"/>
-      <w:r>
-        <w:rPr>
-          <w:lang w:eastAsia="ko-KR"/>
-        </w:rPr>
-        <w:t>comand</w:t>
-      </w:r>
-      <w:proofErr w:type="spellEnd"/>
+        <w:t>COMANDA_REPARATIE este de tip unu-la-zero-sau-unu: o programare duce cel mult o comand</w:t>
+      </w:r>
       <w:r>
         <w:rPr>
           <w:lang w:val="ro-RO" w:eastAsia="ko-KR"/>
@@ -4366,7 +1751,6 @@
         <w:rPr>
           <w:lang w:val="ro-RO" w:eastAsia="ko-KR"/>
         </w:rPr>
-        <w:lastRenderedPageBreak/>
         <w:tab/>
         <w:t>Devizul nu este o entitate. Este calculat printr-un view, pentru a evita stocarea datelor derivate.</w:t>
       </w:r>
@@ -4380,6 +1764,37 @@
     </w:p>
     <w:p>
       <w:pPr>
+        <w:rPr>
+          <w:b/>
+          <w:bCs/>
+          <w:sz w:val="28"/>
+          <w:szCs w:val="28"/>
+          <w:lang w:val="ro-RO" w:eastAsia="ko-KR"/>
+        </w:rPr>
+      </w:pPr>
+      <w:r>
+        <w:rPr>
+          <w:b/>
+          <w:bCs/>
+          <w:sz w:val="28"/>
+          <w:szCs w:val="28"/>
+          <w:lang w:val="ro-RO" w:eastAsia="ko-KR"/>
+        </w:rPr>
+        <w:t xml:space="preserve">3.2 Modelul </w:t>
+      </w:r>
+      <w:r>
+        <w:rPr>
+          <w:b/>
+          <w:bCs/>
+          <w:sz w:val="28"/>
+          <w:szCs w:val="28"/>
+          <w:lang w:val="ro-RO" w:eastAsia="ko-KR"/>
+        </w:rPr>
+        <w:t>logic</w:t>
+      </w:r>
+    </w:p>
+    <w:p>
+      <w:pPr>
         <w:ind w:firstLine="0"/>
         <w:rPr>
           <w:lang w:val="ro-RO" w:eastAsia="ko-KR"/>
@@ -4388,10 +1803,87 @@
     </w:p>
     <w:p>
       <w:pPr>
-        <w:rPr>
-          <w:lang w:val="ro-RO" w:eastAsia="ko-KR"/>
-        </w:rPr>
-      </w:pPr>
+        <w:ind w:firstLine="0"/>
+        <w:rPr>
+          <w:lang w:eastAsia="ko-KR"/>
+        </w:rPr>
+      </w:pPr>
+      <w:r>
+        <w:rPr>
+          <w:lang w:eastAsia="ko-KR"/>
+        </w:rPr>
+        <w:lastRenderedPageBreak/>
+        <w:drawing>
+          <wp:inline distT="0" distB="0" distL="0" distR="0" wp14:anchorId="558B5058" wp14:editId="24E1A9FE">
+            <wp:extent cx="5274310" cy="3920490"/>
+            <wp:effectExtent l="0" t="0" r="2540" b="3810"/>
+            <wp:docPr id="773276029" name="Picture 2"/>
+            <wp:cNvGraphicFramePr>
+              <a:graphicFrameLocks xmlns:a="http://schemas.openxmlformats.org/drawingml/2006/main" noChangeAspect="1"/>
+            </wp:cNvGraphicFramePr>
+            <a:graphic xmlns:a="http://schemas.openxmlformats.org/drawingml/2006/main">
+              <a:graphicData uri="http://schemas.openxmlformats.org/drawingml/2006/picture">
+                <pic:pic xmlns:pic="http://schemas.openxmlformats.org/drawingml/2006/picture">
+                  <pic:nvPicPr>
+                    <pic:cNvPr id="0" name="Picture 6"/>
+                    <pic:cNvPicPr>
+                      <a:picLocks noChangeAspect="1" noChangeArrowheads="1"/>
+                    </pic:cNvPicPr>
+                  </pic:nvPicPr>
+                  <pic:blipFill>
+                    <a:blip r:embed="rId20">
+                      <a:extLst>
+                        <a:ext uri="{28A0092B-C50C-407E-A947-70E740481C1C}">
+                          <a14:useLocalDpi xmlns:a14="http://schemas.microsoft.com/office/drawing/2010/main" val="0"/>
+                        </a:ext>
+                      </a:extLst>
+                    </a:blip>
+                    <a:srcRect/>
+                    <a:stretch>
+                      <a:fillRect/>
+                    </a:stretch>
+                  </pic:blipFill>
+                  <pic:spPr bwMode="auto">
+                    <a:xfrm>
+                      <a:off x="0" y="0"/>
+                      <a:ext cx="5274310" cy="3920490"/>
+                    </a:xfrm>
+                    <a:prstGeom prst="rect">
+                      <a:avLst/>
+                    </a:prstGeom>
+                    <a:noFill/>
+                    <a:ln>
+                      <a:noFill/>
+                    </a:ln>
+                  </pic:spPr>
+                </pic:pic>
+              </a:graphicData>
+            </a:graphic>
+          </wp:inline>
+        </w:drawing>
+      </w:r>
+    </w:p>
+    <w:p>
+      <w:pPr>
+        <w:ind w:firstLine="0"/>
+        <w:rPr>
+          <w:lang w:eastAsia="ko-KR"/>
+        </w:rPr>
+      </w:pPr>
+    </w:p>
+    <w:p>
+      <w:pPr>
+        <w:jc w:val="center"/>
+        <w:rPr>
+          <w:lang w:eastAsia="ko-KR"/>
+        </w:rPr>
+      </w:pPr>
+      <w:r>
+        <w:rPr>
+          <w:lang w:eastAsia="ko-KR"/>
+        </w:rPr>
+        <w:t>Figura 3.2 Diagrama cazurilor de utilizare</w:t>
+      </w:r>
     </w:p>
     <w:p>
       <w:pPr>
@@ -4399,7 +1891,7 @@
           <w:lang w:val="ro-RO" w:eastAsia="ko-KR"/>
         </w:rPr>
         <w:sectPr>
-          <w:headerReference w:type="default" r:id="rId19"/>
+          <w:headerReference w:type="default" r:id="rId21"/>
           <w:pgSz w:w="11906" w:h="16838" w:code="9"/>
           <w:pgMar w:top="1440" w:right="1800" w:bottom="1440" w:left="1800" w:header="709" w:footer="720" w:gutter="0"/>
           <w:cols w:space="720"/>
@@ -5962,7 +3454,7 @@
                     </pic:cNvPicPr>
                   </pic:nvPicPr>
                   <pic:blipFill>
-                    <a:blip r:embed="rId20">
+                    <a:blip r:embed="rId22">
                       <a:extLst>
                         <a:ext uri="{28A0092B-C50C-407E-A947-70E740481C1C}">
                           <a14:useLocalDpi xmlns:a14="http://schemas.microsoft.com/office/drawing/2010/main" val="0"/>
@@ -6132,7 +3624,7 @@
           <w:lang w:val="ro-RO"/>
         </w:rPr>
         <w:sectPr>
-          <w:headerReference w:type="default" r:id="rId21"/>
+          <w:headerReference w:type="default" r:id="rId23"/>
           <w:pgSz w:w="11906" w:h="16838" w:code="9"/>
           <w:pgMar w:top="1440" w:right="1800" w:bottom="1440" w:left="1800" w:header="709" w:footer="720" w:gutter="0"/>
           <w:cols w:space="720"/>
@@ -6528,7 +4020,7 @@
           <w:lang w:val="ro-RO"/>
         </w:rPr>
         <w:sectPr>
-          <w:headerReference w:type="default" r:id="rId22"/>
+          <w:headerReference w:type="default" r:id="rId24"/>
           <w:pgSz w:w="11906" w:h="16838" w:code="9"/>
           <w:pgMar w:top="1440" w:right="1800" w:bottom="1440" w:left="1800" w:header="709" w:footer="720" w:gutter="0"/>
           <w:cols w:space="720"/>
@@ -6721,8 +4213,8 @@
           <w:lang w:val="ro-RO"/>
         </w:rPr>
         <w:sectPr>
-          <w:headerReference w:type="default" r:id="rId23"/>
-          <w:headerReference w:type="first" r:id="rId24"/>
+          <w:headerReference w:type="default" r:id="rId25"/>
+          <w:headerReference w:type="first" r:id="rId26"/>
           <w:pgSz w:w="11906" w:h="16838" w:code="9"/>
           <w:pgMar w:top="1440" w:right="1800" w:bottom="1440" w:left="1800" w:header="709" w:footer="720" w:gutter="0"/>
           <w:cols w:space="720"/>
@@ -7049,62 +4541,38 @@
         <w:rPr>
           <w:color w:val="2F5496" w:themeColor="accent1" w:themeShade="BF"/>
         </w:rPr>
-        <w:t xml:space="preserve">Minimum 1 </w:t>
-      </w:r>
-      <w:proofErr w:type="spellStart"/>
+        <w:t>Minimum 1 pag</w:t>
+      </w:r>
       <w:r>
         <w:rPr>
           <w:color w:val="2F5496" w:themeColor="accent1" w:themeShade="BF"/>
         </w:rPr>
-        <w:t>pag</w:t>
+        <w:t>ină</w:t>
       </w:r>
       <w:r>
         <w:rPr>
           <w:color w:val="2F5496" w:themeColor="accent1" w:themeShade="BF"/>
         </w:rPr>
-        <w:t>ină</w:t>
-      </w:r>
-      <w:proofErr w:type="spellEnd"/>
+        <w:t xml:space="preserve">, </w:t>
+      </w:r>
       <w:r>
         <w:rPr>
           <w:color w:val="2F5496" w:themeColor="accent1" w:themeShade="BF"/>
         </w:rPr>
-        <w:t xml:space="preserve">, </w:t>
-      </w:r>
-      <w:proofErr w:type="spellStart"/>
+        <w:t xml:space="preserve">până la </w:t>
+      </w:r>
       <w:r>
         <w:rPr>
           <w:color w:val="2F5496" w:themeColor="accent1" w:themeShade="BF"/>
         </w:rPr>
-        <w:t>până</w:t>
-      </w:r>
-      <w:proofErr w:type="spellEnd"/>
+        <w:t>5 pag</w:t>
+      </w:r>
       <w:r>
         <w:rPr>
           <w:color w:val="2F5496" w:themeColor="accent1" w:themeShade="BF"/>
         </w:rPr>
-        <w:t xml:space="preserve"> la </w:t>
-      </w:r>
-      <w:r>
-        <w:rPr>
-          <w:color w:val="2F5496" w:themeColor="accent1" w:themeShade="BF"/>
-        </w:rPr>
-        <w:t xml:space="preserve">5 </w:t>
-      </w:r>
-      <w:proofErr w:type="spellStart"/>
-      <w:r>
-        <w:rPr>
-          <w:color w:val="2F5496" w:themeColor="accent1" w:themeShade="BF"/>
-        </w:rPr>
-        <w:t>pag</w:t>
-      </w:r>
-      <w:r>
-        <w:rPr>
-          <w:color w:val="2F5496" w:themeColor="accent1" w:themeShade="BF"/>
-        </w:rPr>
         <w:t>ini</w:t>
       </w:r>
-      <w:proofErr w:type="spellEnd"/>
     </w:p>
     <w:p>
       <w:pPr>
@@ -7166,7 +4634,7 @@
           <w:lang w:val="ro-RO"/>
         </w:rPr>
         <w:sectPr>
-          <w:headerReference w:type="default" r:id="rId25"/>
+          <w:headerReference w:type="default" r:id="rId27"/>
           <w:pgSz w:w="11906" w:h="16838" w:code="9"/>
           <w:pgMar w:top="1440" w:right="1800" w:bottom="1440" w:left="1800" w:header="709" w:footer="720" w:gutter="0"/>
           <w:cols w:space="720"/>
@@ -7365,7 +4833,7 @@
           <w:lang w:val="ro-RO"/>
         </w:rPr>
         <w:sectPr>
-          <w:headerReference w:type="default" r:id="rId26"/>
+          <w:headerReference w:type="default" r:id="rId28"/>
           <w:pgSz w:w="11906" w:h="16838" w:code="9"/>
           <w:pgMar w:top="1440" w:right="1800" w:bottom="1440" w:left="1800" w:header="709" w:footer="720" w:gutter="0"/>
           <w:cols w:space="720"/>
@@ -7795,7 +5263,7 @@
           <w:lang w:val="ro-RO"/>
         </w:rPr>
         <w:sectPr>
-          <w:headerReference w:type="default" r:id="rId27"/>
+          <w:headerReference w:type="default" r:id="rId29"/>
           <w:pgSz w:w="11906" w:h="16838" w:code="9"/>
           <w:pgMar w:top="1440" w:right="1800" w:bottom="1440" w:left="1800" w:header="709" w:footer="720" w:gutter="0"/>
           <w:cols w:space="720"/>
@@ -8043,7 +5511,7 @@
       </w:pPr>
     </w:p>
     <w:sectPr>
-      <w:headerReference w:type="default" r:id="rId28"/>
+      <w:headerReference w:type="default" r:id="rId30"/>
       <w:pgSz w:w="11906" w:h="16838" w:code="9"/>
       <w:pgMar w:top="1440" w:right="1800" w:bottom="1440" w:left="1800" w:header="709" w:footer="720" w:gutter="0"/>
       <w:cols w:space="720"/>
@@ -8468,7 +5936,7 @@
         <w:iCs/>
         <w:noProof/>
       </w:rPr>
-      <w:t>Anexa 3</w:t>
+      <w:t>Anexa 2</w:t>
     </w:r>
     <w:r>
       <w:rPr>
@@ -10658,7 +8126,7 @@
   <w:style w:type="paragraph" w:default="1" w:styleId="Normal">
     <w:name w:val="Normal"/>
     <w:qFormat/>
-    <w:rsid w:val="0080222D"/>
+    <w:rsid w:val="00375576"/>
     <w:pPr>
       <w:suppressAutoHyphens/>
       <w:ind w:firstLine="720"/>

--- a/docs/documentatie.docx
+++ b/docs/documentatie.docx
@@ -1523,7 +1523,13 @@
         <w:rPr>
           <w:lang w:eastAsia="ko-KR"/>
         </w:rPr>
-        <w:t>: COMANDA_REPARATIE, LUCRARE_EFECTUATA, ANGAJAT, LUCRARE_CATALOG. Zona de stoc: PIESA, FURNIZOR, LINIE_PIESA</w:t>
+        <w:t>: COMANDA_REPARATIE, LUCRARE_EFECTUATA, ANGAJAT, LUCRARE_CATALOG. Zona de stoc: PIESA, FURNIZOR, PIESA</w:t>
+      </w:r>
+      <w:r>
+        <w:rPr>
+          <w:lang w:eastAsia="ko-KR"/>
+        </w:rPr>
+        <w:t>_COMANDA</w:t>
       </w:r>
       <w:r>
         <w:rPr>
@@ -1571,10 +1577,10 @@
         </w:rPr>
         <w:lastRenderedPageBreak/>
         <w:drawing>
-          <wp:inline distT="0" distB="0" distL="0" distR="0" wp14:anchorId="1C3DE5D3" wp14:editId="5F671D27">
+          <wp:inline distT="0" distB="0" distL="0" distR="0" wp14:anchorId="11BC1028" wp14:editId="20AFEFCF">
             <wp:extent cx="5274310" cy="2875915"/>
             <wp:effectExtent l="0" t="0" r="2540" b="635"/>
-            <wp:docPr id="1076466577" name="Picture 5"/>
+            <wp:docPr id="1058167181" name="Picture 4"/>
             <wp:cNvGraphicFramePr>
               <a:graphicFrameLocks xmlns:a="http://schemas.openxmlformats.org/drawingml/2006/main" noChangeAspect="1"/>
             </wp:cNvGraphicFramePr>
@@ -1582,7 +1588,7 @@
               <a:graphicData uri="http://schemas.openxmlformats.org/drawingml/2006/picture">
                 <pic:pic xmlns:pic="http://schemas.openxmlformats.org/drawingml/2006/picture">
                   <pic:nvPicPr>
-                    <pic:cNvPr id="0" name="Picture 15"/>
+                    <pic:cNvPr id="0" name="Picture 13"/>
                     <pic:cNvPicPr>
                       <a:picLocks noChangeAspect="1" noChangeArrowheads="1"/>
                     </pic:cNvPicPr>
@@ -1701,7 +1707,19 @@
         <w:rPr>
           <w:lang w:val="ro-RO" w:eastAsia="ko-KR"/>
         </w:rPr>
-        <w:t xml:space="preserve"> un client deține mai multe vehicule iar un vehicul are mai multe comenzi, inspecții, programări și recomandări. Relația dintre comenzi și piese este de tip M:N deoarece o comandă folosește mai multe piese iar aceeași piesă poate fi in mai multe comenzi. Astfel, tabelul LINIE_PIESA păstreaza cantitatea și prețul unitar</w:t>
+        <w:t xml:space="preserve"> un client deține mai multe vehicule iar un vehicul are mai multe comenzi, inspecții, programări și recomandări. Relația dintre comenzi și piese este de tip M:N deoarece o comandă folosește mai multe piese iar aceeași piesă poate fi in mai multe comenzi. Astfel, tabelul </w:t>
+      </w:r>
+      <w:r>
+        <w:rPr>
+          <w:lang w:val="ro-RO" w:eastAsia="ko-KR"/>
+        </w:rPr>
+        <w:t>PIESA_COMANDA</w:t>
+      </w:r>
+      <w:r>
+        <w:rPr>
+          <w:lang w:val="ro-RO" w:eastAsia="ko-KR"/>
+        </w:rPr>
+        <w:t xml:space="preserve"> păstreaza cantitatea și prețul unitar</w:t>
       </w:r>
       <w:r>
         <w:rPr>
@@ -5936,7 +5954,7 @@
         <w:iCs/>
         <w:noProof/>
       </w:rPr>
-      <w:t>Anexa 2</w:t>
+      <w:t>Anexa 1</w:t>
     </w:r>
     <w:r>
       <w:rPr>
